--- a/Sostenibilidad/DAW2V_SOST_UD3_EJs.docx
+++ b/Sostenibilidad/DAW2V_SOST_UD3_EJs.docx
@@ -1,11 +1,122 @@
 
 <file path=word/document.xml><?xml version="1.0" encoding="utf-8"?>
-<w:document xmlns:ve="http://schemas.openxmlformats.org/markup-compatibility/2006" xmlns:o="urn:schemas-microsoft-com:office:office" xmlns:r="http://schemas.openxmlformats.org/officeDocument/2006/relationships" xmlns:m="http://schemas.openxmlformats.org/officeDocument/2006/math" xmlns:v="urn:schemas-microsoft-com:vml" xmlns:wp="http://schemas.openxmlformats.org/drawingml/2006/wordprocessingDrawing" xmlns:w10="urn:schemas-microsoft-com:office:word" xmlns:w="http://schemas.openxmlformats.org/wordprocessingml/2006/main" xmlns:wne="http://schemas.microsoft.com/office/word/2006/wordml">
+<w:document xmlns:wpc="http://schemas.microsoft.com/office/word/2010/wordprocessingCanvas" xmlns:cx="http://schemas.microsoft.com/office/drawing/2014/chartex" xmlns:mc="http://schemas.openxmlformats.org/markup-compatibility/2006" xmlns:o="urn:schemas-microsoft-com:office:office" xmlns:r="http://schemas.openxmlformats.org/officeDocument/2006/relationships" xmlns:m="http://schemas.openxmlformats.org/officeDocument/2006/math" xmlns:v="urn:schemas-microsoft-com:vml" xmlns:wp14="http://schemas.microsoft.com/office/word/2010/wordprocessingDrawing" xmlns:wp="http://schemas.openxmlformats.org/drawingml/2006/wordprocessingDrawing" xmlns:w10="urn:schemas-microsoft-com:office:word" xmlns:w="http://schemas.openxmlformats.org/wordprocessingml/2006/main" xmlns:w14="http://schemas.microsoft.com/office/word/2010/wordml" xmlns:w15="http://schemas.microsoft.com/office/word/2012/wordml" xmlns:w16se="http://schemas.microsoft.com/office/word/2015/wordml/symex" xmlns:wpg="http://schemas.microsoft.com/office/word/2010/wordprocessingGroup" xmlns:wpi="http://schemas.microsoft.com/office/word/2010/wordprocessingInk" xmlns:wne="http://schemas.microsoft.com/office/word/2006/wordml" xmlns:wps="http://schemas.microsoft.com/office/word/2010/wordprocessingShape" mc:Ignorable="w14 w15 w16se wp14">
   <w:body>
     <w:p>
       <w:pPr>
         <w:spacing w:before="120" w:after="120"/>
         <w:jc w:val="both"/>
+        <w:rPr>
+          <w:b/>
+        </w:rPr>
+      </w:pPr>
+    </w:p>
+    <w:p>
+      <w:pPr>
+        <w:rPr>
+          <w:b/>
+        </w:rPr>
+      </w:pPr>
+    </w:p>
+    <w:p>
+      <w:pPr>
+        <w:rPr>
+          <w:b/>
+        </w:rPr>
+      </w:pPr>
+      <w:bookmarkStart w:id="0" w:name="_GoBack"/>
+      <w:bookmarkEnd w:id="0"/>
+    </w:p>
+    <w:p>
+      <w:pPr>
+        <w:rPr>
+          <w:b/>
+        </w:rPr>
+      </w:pPr>
+      <w:r>
+        <w:rPr>
+          <w:noProof/>
+        </w:rPr>
+        <w:drawing>
+          <wp:anchor distT="0" distB="0" distL="114300" distR="114300" simplePos="0" relativeHeight="251658240" behindDoc="0" locked="0" layoutInCell="1" allowOverlap="1">
+            <wp:simplePos x="0" y="0"/>
+            <wp:positionH relativeFrom="column">
+              <wp:posOffset>-2047875</wp:posOffset>
+            </wp:positionH>
+            <wp:positionV relativeFrom="paragraph">
+              <wp:posOffset>251460</wp:posOffset>
+            </wp:positionV>
+            <wp:extent cx="8023860" cy="3790315"/>
+            <wp:effectExtent l="0" t="0" r="0" b="0"/>
+            <wp:wrapThrough wrapText="bothSides">
+              <wp:wrapPolygon edited="0">
+                <wp:start x="0" y="0"/>
+                <wp:lineTo x="0" y="21495"/>
+                <wp:lineTo x="21538" y="21495"/>
+                <wp:lineTo x="21538" y="0"/>
+                <wp:lineTo x="0" y="0"/>
+              </wp:wrapPolygon>
+            </wp:wrapThrough>
+            <wp:docPr id="1" name="Imagen 1" descr="ODS y Salud Global: Cómo contribuyen la OMS e ISGlobal ..."/>
+            <wp:cNvGraphicFramePr>
+              <a:graphicFrameLocks xmlns:a="http://schemas.openxmlformats.org/drawingml/2006/main" noChangeAspect="1"/>
+            </wp:cNvGraphicFramePr>
+            <a:graphic xmlns:a="http://schemas.openxmlformats.org/drawingml/2006/main">
+              <a:graphicData uri="http://schemas.openxmlformats.org/drawingml/2006/picture">
+                <pic:pic xmlns:pic="http://schemas.openxmlformats.org/drawingml/2006/picture">
+                  <pic:nvPicPr>
+                    <pic:cNvPr id="0" name="Picture 1" descr="ODS y Salud Global: Cómo contribuyen la OMS e ISGlobal ..."/>
+                    <pic:cNvPicPr>
+                      <a:picLocks noChangeAspect="1" noChangeArrowheads="1"/>
+                    </pic:cNvPicPr>
+                  </pic:nvPicPr>
+                  <pic:blipFill>
+                    <a:blip r:embed="rId8">
+                      <a:extLst>
+                        <a:ext uri="{28A0092B-C50C-407E-A947-70E740481C1C}">
+                          <a14:useLocalDpi xmlns:a14="http://schemas.microsoft.com/office/drawing/2010/main" val="0"/>
+                        </a:ext>
+                      </a:extLst>
+                    </a:blip>
+                    <a:srcRect/>
+                    <a:stretch>
+                      <a:fillRect/>
+                    </a:stretch>
+                  </pic:blipFill>
+                  <pic:spPr bwMode="auto">
+                    <a:xfrm>
+                      <a:off x="0" y="0"/>
+                      <a:ext cx="8023860" cy="3790315"/>
+                    </a:xfrm>
+                    <a:prstGeom prst="rect">
+                      <a:avLst/>
+                    </a:prstGeom>
+                    <a:noFill/>
+                    <a:ln>
+                      <a:noFill/>
+                    </a:ln>
+                  </pic:spPr>
+                </pic:pic>
+              </a:graphicData>
+            </a:graphic>
+            <wp14:sizeRelH relativeFrom="page">
+              <wp14:pctWidth>0</wp14:pctWidth>
+            </wp14:sizeRelH>
+            <wp14:sizeRelV relativeFrom="page">
+              <wp14:pctHeight>0</wp14:pctHeight>
+            </wp14:sizeRelV>
+          </wp:anchor>
+        </w:drawing>
+      </w:r>
+      <w:r>
+        <w:rPr>
+          <w:b/>
+        </w:rPr>
+        <w:br w:type="page"/>
+      </w:r>
+    </w:p>
+    <w:p>
+      <w:pPr>
         <w:rPr>
           <w:b/>
         </w:rPr>
@@ -54,7 +165,6 @@
         <w:rPr>
           <w:b/>
           <w:bCs/>
-          <w:lang w:val="es-ES"/>
         </w:rPr>
       </w:pPr>
     </w:p>
@@ -62,15 +172,11 @@
       <w:pPr>
         <w:spacing w:before="120" w:after="120"/>
         <w:jc w:val="both"/>
-        <w:rPr>
-          <w:lang w:val="es-ES"/>
-        </w:rPr>
       </w:pPr>
       <w:r>
         <w:rPr>
           <w:b/>
           <w:bCs/>
-          <w:lang w:val="es-ES"/>
         </w:rPr>
         <w:t xml:space="preserve">Ejercicio 1. </w:t>
       </w:r>
@@ -78,7 +184,6 @@
         <w:rPr>
           <w:b/>
           <w:bCs/>
-          <w:lang w:val="es-ES"/>
         </w:rPr>
         <w:t>OBJETIVOS DE DESARROLLO SOSTENIBLE</w:t>
       </w:r>
@@ -92,20 +197,11 @@
         </w:numPr>
         <w:spacing w:before="120" w:after="120"/>
         <w:jc w:val="both"/>
-        <w:rPr>
-          <w:lang w:val="es-ES"/>
-        </w:rPr>
-      </w:pPr>
-      <w:r>
-        <w:rPr>
-          <w:lang w:val="es-ES"/>
-        </w:rPr>
+      </w:pPr>
+      <w:r>
         <w:t>Relaciona</w:t>
       </w:r>
       <w:r>
-        <w:rPr>
-          <w:lang w:val="es-ES"/>
-        </w:rPr>
         <w:t xml:space="preserve"> los ODS los unos con los otros y explica el porqué de dicha relación.</w:t>
       </w:r>
     </w:p>
@@ -114,20 +210,11 @@
         <w:spacing w:before="120" w:after="120"/>
         <w:ind w:left="720"/>
         <w:jc w:val="both"/>
-        <w:rPr>
-          <w:lang w:val="es-ES"/>
-        </w:rPr>
-      </w:pPr>
-      <w:r>
-        <w:rPr>
-          <w:lang w:val="es-ES"/>
-        </w:rPr>
+      </w:pPr>
+      <w:r>
         <w:t>Los 17 objetivos están interrelacionados porque no son objetivos aislados, sino que el progresar en uno hace que otro objetivo progrese, y así continuamente. Además, estos objetivos se basan en desafíos globales</w:t>
       </w:r>
       <w:r>
-        <w:rPr>
-          <w:lang w:val="es-ES"/>
-        </w:rPr>
         <w:t>, de los campos sociales, económicos y ambientales.</w:t>
       </w:r>
     </w:p>
@@ -135,15 +222,11 @@
       <w:pPr>
         <w:spacing w:before="120" w:after="120"/>
         <w:jc w:val="both"/>
-        <w:rPr>
-          <w:lang w:val="es-ES"/>
-        </w:rPr>
       </w:pPr>
       <w:r>
         <w:rPr>
           <w:b/>
           <w:bCs/>
-          <w:lang w:val="es-ES"/>
         </w:rPr>
         <w:t xml:space="preserve">Ejercicio 2. </w:t>
       </w:r>
@@ -151,7 +234,6 @@
         <w:rPr>
           <w:b/>
           <w:bCs/>
-          <w:lang w:val="es-ES"/>
         </w:rPr>
         <w:t>SUPERPOBLACIÓN Y DESPOBLACIÓN</w:t>
       </w:r>
@@ -165,14 +247,8 @@
         </w:numPr>
         <w:spacing w:before="120" w:after="120"/>
         <w:jc w:val="both"/>
-        <w:rPr>
-          <w:lang w:val="es-ES"/>
-        </w:rPr>
-      </w:pPr>
-      <w:r>
-        <w:rPr>
-          <w:lang w:val="es-ES"/>
-        </w:rPr>
+      </w:pPr>
+      <w:r>
         <w:t>¿Qué relación existe entre el Reto 1 (Evitar la superpoblación) y el Reto 2 (Frenar el despoblamiento de las áreas rurales)? Propón alguna medida para ambos retos.</w:t>
       </w:r>
     </w:p>
@@ -181,24 +257,15 @@
         <w:pStyle w:val="Prrafodelista"/>
         <w:spacing w:before="120" w:after="120"/>
         <w:jc w:val="both"/>
-        <w:rPr>
-          <w:lang w:val="es-ES"/>
-        </w:rPr>
-      </w:pPr>
-    </w:p>
-    <w:p>
-      <w:pPr>
-        <w:pStyle w:val="Prrafodelista"/>
-        <w:spacing w:before="120" w:after="120"/>
-        <w:jc w:val="both"/>
-        <w:rPr>
-          <w:lang w:val="es-ES"/>
-        </w:rPr>
-      </w:pPr>
-      <w:r>
-        <w:rPr>
-          <w:lang w:val="es-ES"/>
-        </w:rPr>
+      </w:pPr>
+    </w:p>
+    <w:p>
+      <w:pPr>
+        <w:pStyle w:val="Prrafodelista"/>
+        <w:spacing w:before="120" w:after="120"/>
+        <w:jc w:val="both"/>
+      </w:pPr>
+      <w:r>
         <w:t>El despoblamiento de las zonas rurales afecta directamente a la superpoblación de las zonas urbanas, como vemos en el reto 2, la falta de oportunidades, servicios e infraestructuras obliga a la gente a mudarse a zonas urbanas, que cumplan con las condiciones que ocupa la generación de hoy en día.</w:t>
       </w:r>
     </w:p>
@@ -207,29 +274,17 @@
         <w:pStyle w:val="Prrafodelista"/>
         <w:spacing w:before="120" w:after="120"/>
         <w:jc w:val="both"/>
-        <w:rPr>
-          <w:lang w:val="es-ES"/>
-        </w:rPr>
-      </w:pPr>
-      <w:r>
-        <w:rPr>
-          <w:lang w:val="es-ES"/>
-        </w:rPr>
+      </w:pPr>
+      <w:r>
         <w:br/>
         <w:t xml:space="preserve">Alguna medida propuesta para evitar la superpoblación puede ser racionalizar el consumo y promover la tecnología verde, </w:t>
       </w:r>
       <w:proofErr w:type="spellStart"/>
       <w:r>
-        <w:rPr>
-          <w:lang w:val="es-ES"/>
-        </w:rPr>
         <w:t>descarbonizando</w:t>
       </w:r>
       <w:proofErr w:type="spellEnd"/>
       <w:r>
-        <w:rPr>
-          <w:lang w:val="es-ES"/>
-        </w:rPr>
         <w:t xml:space="preserve"> la huella ecológica.</w:t>
       </w:r>
     </w:p>
@@ -238,24 +293,15 @@
         <w:pStyle w:val="Prrafodelista"/>
         <w:spacing w:before="120" w:after="120"/>
         <w:jc w:val="both"/>
-        <w:rPr>
-          <w:lang w:val="es-ES"/>
-        </w:rPr>
-      </w:pPr>
-    </w:p>
-    <w:p>
-      <w:pPr>
-        <w:pStyle w:val="Prrafodelista"/>
-        <w:spacing w:before="120" w:after="120"/>
-        <w:jc w:val="both"/>
-        <w:rPr>
-          <w:lang w:val="es-ES"/>
-        </w:rPr>
-      </w:pPr>
-      <w:r>
-        <w:rPr>
-          <w:lang w:val="es-ES"/>
-        </w:rPr>
+      </w:pPr>
+    </w:p>
+    <w:p>
+      <w:pPr>
+        <w:pStyle w:val="Prrafodelista"/>
+        <w:spacing w:before="120" w:after="120"/>
+        <w:jc w:val="both"/>
+      </w:pPr>
+      <w:r>
         <w:t>Alguna medida propuesta para evitar el despoblamiento de las zonas rurales puede ser la descentralización de los servicios e infraestructuras digitales, y promover la diversificación de la economía rural.</w:t>
       </w:r>
     </w:p>
@@ -264,24 +310,15 @@
         <w:pStyle w:val="Prrafodelista"/>
         <w:spacing w:before="120" w:after="120"/>
         <w:jc w:val="both"/>
-        <w:rPr>
-          <w:lang w:val="es-ES"/>
-        </w:rPr>
-      </w:pPr>
-    </w:p>
-    <w:p>
-      <w:pPr>
-        <w:pStyle w:val="Prrafodelista"/>
-        <w:spacing w:before="120" w:after="120"/>
-        <w:jc w:val="both"/>
-        <w:rPr>
-          <w:lang w:val="es-ES"/>
-        </w:rPr>
-      </w:pPr>
-      <w:r>
-        <w:rPr>
-          <w:lang w:val="es-ES"/>
-        </w:rPr>
+      </w:pPr>
+    </w:p>
+    <w:p>
+      <w:pPr>
+        <w:pStyle w:val="Prrafodelista"/>
+        <w:spacing w:before="120" w:after="120"/>
+        <w:jc w:val="both"/>
+      </w:pPr>
+      <w:r>
         <w:t>Una medida que ayudaría en ambos retos sería el impulso del teletrabajo y las inversiones con la conectividad rural. Permitiendo a las personas a vivir en entornos rurales sin renunciar a oportunidades laborales.</w:t>
       </w:r>
     </w:p>
@@ -290,9 +327,6 @@
         <w:pStyle w:val="Prrafodelista"/>
         <w:spacing w:before="120" w:after="120"/>
         <w:jc w:val="both"/>
-        <w:rPr>
-          <w:lang w:val="es-ES"/>
-        </w:rPr>
       </w:pPr>
     </w:p>
     <w:p>
@@ -304,32 +338,17 @@
         </w:numPr>
         <w:spacing w:before="120" w:after="120"/>
         <w:jc w:val="both"/>
-        <w:rPr>
-          <w:lang w:val="es-ES"/>
-        </w:rPr>
-      </w:pPr>
-      <w:r>
-        <w:rPr>
-          <w:lang w:val="es-ES"/>
-        </w:rPr>
+      </w:pPr>
+      <w:r>
         <w:t>Busca cuál es la densidad media de población de</w:t>
       </w:r>
       <w:r>
-        <w:rPr>
-          <w:lang w:val="es-ES"/>
-        </w:rPr>
         <w:t xml:space="preserve"> España,</w:t>
       </w:r>
       <w:r>
-        <w:rPr>
-          <w:lang w:val="es-ES"/>
-        </w:rPr>
         <w:t xml:space="preserve"> </w:t>
       </w:r>
       <w:r>
-        <w:rPr>
-          <w:lang w:val="es-ES"/>
-        </w:rPr>
         <w:t>Países Bajos, India y Mónaco. Reflexiona sobre dichos datos. Comenta si crees que la densidad poblacional afecta a la calidad de vida de los ciudadanos o si es otro u otros los factores que determinan la calidad de vida de los ciudadanos.</w:t>
       </w:r>
     </w:p>
@@ -337,9 +356,6 @@
       <w:pPr>
         <w:spacing w:before="120" w:after="120"/>
         <w:jc w:val="both"/>
-        <w:rPr>
-          <w:lang w:val="es-ES"/>
-        </w:rPr>
       </w:pPr>
     </w:p>
     <w:tbl>
@@ -347,7 +363,7 @@
         <w:tblStyle w:val="Tablaconcuadrcula"/>
         <w:tblW w:w="0" w:type="auto"/>
         <w:tblInd w:w="720" w:type="dxa"/>
-        <w:tblLook w:val="04A0"/>
+        <w:tblLook w:val="04A0" w:firstRow="1" w:lastRow="0" w:firstColumn="1" w:lastColumn="0" w:noHBand="0" w:noVBand="1"/>
       </w:tblPr>
       <w:tblGrid>
         <w:gridCol w:w="2818"/>
@@ -365,13 +381,11 @@
               <w:ind w:left="0"/>
               <w:rPr>
                 <w:b/>
-                <w:lang w:val="es-ES"/>
               </w:rPr>
             </w:pPr>
             <w:r>
               <w:rPr>
                 <w:b/>
-                <w:lang w:val="es-ES"/>
               </w:rPr>
               <w:t>País</w:t>
             </w:r>
@@ -387,13 +401,11 @@
               <w:ind w:left="0"/>
               <w:rPr>
                 <w:b/>
-                <w:lang w:val="es-ES"/>
               </w:rPr>
             </w:pPr>
             <w:r>
               <w:rPr>
                 <w:b/>
-                <w:lang w:val="es-ES"/>
               </w:rPr>
               <w:t>Densidad de población</w:t>
             </w:r>
@@ -404,13 +416,11 @@
               <w:ind w:left="0"/>
               <w:rPr>
                 <w:b/>
-                <w:lang w:val="es-ES"/>
               </w:rPr>
             </w:pPr>
             <w:r>
               <w:rPr>
                 <w:b/>
-                <w:lang w:val="es-ES"/>
               </w:rPr>
               <w:t>(habitante/km2)</w:t>
             </w:r>
@@ -426,13 +436,11 @@
               <w:ind w:left="0"/>
               <w:rPr>
                 <w:b/>
-                <w:lang w:val="es-ES"/>
               </w:rPr>
             </w:pPr>
             <w:r>
               <w:rPr>
                 <w:b/>
-                <w:lang w:val="es-ES"/>
               </w:rPr>
               <w:t>Reflexión</w:t>
             </w:r>
@@ -448,14 +456,8 @@
             <w:pPr>
               <w:pStyle w:val="Prrafodelista"/>
               <w:ind w:left="0"/>
-              <w:rPr>
-                <w:lang w:val="es-ES"/>
-              </w:rPr>
             </w:pPr>
             <w:r>
-              <w:rPr>
-                <w:lang w:val="es-ES"/>
-              </w:rPr>
               <w:t>Mónaco</w:t>
             </w:r>
           </w:p>
@@ -468,14 +470,8 @@
             <w:pPr>
               <w:pStyle w:val="Prrafodelista"/>
               <w:ind w:left="0"/>
-              <w:rPr>
-                <w:lang w:val="es-ES"/>
-              </w:rPr>
             </w:pPr>
             <w:r>
-              <w:rPr>
-                <w:lang w:val="es-ES"/>
-              </w:rPr>
               <w:t>19300</w:t>
             </w:r>
           </w:p>
@@ -488,14 +484,8 @@
             <w:pPr>
               <w:pStyle w:val="Prrafodelista"/>
               <w:ind w:left="0"/>
-              <w:rPr>
-                <w:lang w:val="es-ES"/>
-              </w:rPr>
             </w:pPr>
             <w:r>
-              <w:rPr>
-                <w:lang w:val="es-ES"/>
-              </w:rPr>
               <w:t>Densidad muy alta, ciudad estado muy pequeña para la cantidad de gente que reside en ella.</w:t>
             </w:r>
           </w:p>
@@ -510,14 +500,8 @@
             <w:pPr>
               <w:pStyle w:val="Prrafodelista"/>
               <w:ind w:left="0"/>
-              <w:rPr>
-                <w:lang w:val="es-ES"/>
-              </w:rPr>
             </w:pPr>
             <w:r>
-              <w:rPr>
-                <w:lang w:val="es-ES"/>
-              </w:rPr>
               <w:t>India</w:t>
             </w:r>
           </w:p>
@@ -530,14 +514,8 @@
             <w:pPr>
               <w:pStyle w:val="Prrafodelista"/>
               <w:ind w:left="0"/>
-              <w:rPr>
-                <w:lang w:val="es-ES"/>
-              </w:rPr>
             </w:pPr>
             <w:r>
-              <w:rPr>
-                <w:lang w:val="es-ES"/>
-              </w:rPr>
               <w:t>441</w:t>
             </w:r>
           </w:p>
@@ -550,14 +528,8 @@
             <w:pPr>
               <w:pStyle w:val="Prrafodelista"/>
               <w:ind w:left="0"/>
-              <w:rPr>
-                <w:lang w:val="es-ES"/>
-              </w:rPr>
             </w:pPr>
             <w:r>
-              <w:rPr>
-                <w:lang w:val="es-ES"/>
-              </w:rPr>
               <w:t>Densidad alta, población masiva pero territorio muy extenso.</w:t>
             </w:r>
           </w:p>
@@ -572,14 +544,8 @@
             <w:pPr>
               <w:pStyle w:val="Prrafodelista"/>
               <w:ind w:left="0"/>
-              <w:rPr>
-                <w:lang w:val="es-ES"/>
-              </w:rPr>
             </w:pPr>
             <w:r>
-              <w:rPr>
-                <w:lang w:val="es-ES"/>
-              </w:rPr>
               <w:t>Países Bajos</w:t>
             </w:r>
           </w:p>
@@ -592,14 +558,8 @@
             <w:pPr>
               <w:pStyle w:val="Prrafodelista"/>
               <w:ind w:left="0"/>
-              <w:rPr>
-                <w:lang w:val="es-ES"/>
-              </w:rPr>
             </w:pPr>
             <w:r>
-              <w:rPr>
-                <w:lang w:val="es-ES"/>
-              </w:rPr>
               <w:t>433</w:t>
             </w:r>
           </w:p>
@@ -612,14 +572,8 @@
             <w:pPr>
               <w:pStyle w:val="Prrafodelista"/>
               <w:ind w:left="0"/>
-              <w:rPr>
-                <w:lang w:val="es-ES"/>
-              </w:rPr>
             </w:pPr>
             <w:r>
-              <w:rPr>
-                <w:lang w:val="es-ES"/>
-              </w:rPr>
               <w:t>Densidad alta, parecido a la India, pero con territorio más pequeño. Alta urbanización.</w:t>
             </w:r>
           </w:p>
@@ -634,14 +588,8 @@
             <w:pPr>
               <w:pStyle w:val="Prrafodelista"/>
               <w:ind w:left="0"/>
-              <w:rPr>
-                <w:lang w:val="es-ES"/>
-              </w:rPr>
             </w:pPr>
             <w:r>
-              <w:rPr>
-                <w:lang w:val="es-ES"/>
-              </w:rPr>
               <w:t>España</w:t>
             </w:r>
           </w:p>
@@ -654,14 +602,8 @@
             <w:pPr>
               <w:pStyle w:val="Prrafodelista"/>
               <w:ind w:left="0"/>
-              <w:rPr>
-                <w:lang w:val="es-ES"/>
-              </w:rPr>
             </w:pPr>
             <w:r>
-              <w:rPr>
-                <w:lang w:val="es-ES"/>
-              </w:rPr>
               <w:t>92</w:t>
             </w:r>
           </w:p>
@@ -674,14 +616,8 @@
             <w:pPr>
               <w:pStyle w:val="Prrafodelista"/>
               <w:ind w:left="0"/>
-              <w:rPr>
-                <w:lang w:val="es-ES"/>
-              </w:rPr>
             </w:pPr>
             <w:r>
-              <w:rPr>
-                <w:lang w:val="es-ES"/>
-              </w:rPr>
               <w:t>Densidad muy baja, gran despoblamiento rural.</w:t>
             </w:r>
           </w:p>
@@ -691,9 +627,6 @@
     <w:p>
       <w:pPr>
         <w:pStyle w:val="Prrafodelista"/>
-        <w:rPr>
-          <w:lang w:val="es-ES"/>
-        </w:rPr>
       </w:pPr>
     </w:p>
     <w:p>
@@ -705,55 +638,28 @@
         </w:numPr>
         <w:spacing w:before="120" w:after="120"/>
         <w:jc w:val="both"/>
-        <w:rPr>
-          <w:lang w:val="es-ES"/>
-        </w:rPr>
-      </w:pPr>
-      <w:r>
-        <w:rPr>
-          <w:lang w:val="es-ES"/>
-        </w:rPr>
-        <w:t xml:space="preserve">Investiga las ideas principales acerca del «Club de Roma» y las ideas «maltusianas» plantadas por el economista </w:t>
-      </w:r>
-      <w:r>
-        <w:t xml:space="preserve">Thomas Robert Malthus. Busca los argumentos críticos de estas ideas. </w:t>
-      </w:r>
-      <w:r>
-        <w:rPr>
-          <w:lang w:val="es-ES"/>
-        </w:rPr>
-        <w:t xml:space="preserve"> </w:t>
-      </w:r>
-    </w:p>
-    <w:p>
-      <w:pPr>
-        <w:pStyle w:val="Prrafodelista"/>
-        <w:spacing w:before="120" w:after="120"/>
-        <w:jc w:val="both"/>
-        <w:rPr>
-          <w:lang w:val="es-ES"/>
-        </w:rPr>
-      </w:pPr>
-    </w:p>
-    <w:p>
-      <w:pPr>
-        <w:pStyle w:val="Prrafodelista"/>
-        <w:spacing w:before="120" w:after="120"/>
-        <w:jc w:val="both"/>
-        <w:rPr>
-          <w:lang w:val="es-ES"/>
-        </w:rPr>
-      </w:pPr>
-      <w:r>
-        <w:rPr>
-          <w:lang w:val="es-ES"/>
-        </w:rPr>
+      </w:pPr>
+      <w:r>
+        <w:t xml:space="preserve">Investiga las ideas principales acerca del «Club de Roma» y las ideas «maltusianas» plantadas por el economista Thomas Robert Malthus. Busca los argumentos críticos de estas ideas.  </w:t>
+      </w:r>
+    </w:p>
+    <w:p>
+      <w:pPr>
+        <w:pStyle w:val="Prrafodelista"/>
+        <w:spacing w:before="120" w:after="120"/>
+        <w:jc w:val="both"/>
+      </w:pPr>
+    </w:p>
+    <w:p>
+      <w:pPr>
+        <w:pStyle w:val="Prrafodelista"/>
+        <w:spacing w:before="120" w:after="120"/>
+        <w:jc w:val="both"/>
+      </w:pPr>
+      <w:r>
         <w:t xml:space="preserve">Las ideas principales del </w:t>
       </w:r>
       <w:r>
-        <w:rPr>
-          <w:lang w:val="es-ES"/>
-        </w:rPr>
         <w:t>«Club de Roma»</w:t>
       </w:r>
     </w:p>
@@ -766,27 +672,19 @@
         </w:numPr>
         <w:spacing w:before="120" w:after="120"/>
         <w:jc w:val="both"/>
-        <w:rPr>
-          <w:lang w:val="es-ES"/>
-        </w:rPr>
       </w:pPr>
       <w:r>
         <w:rPr>
           <w:u w:val="single"/>
-          <w:lang w:val="es-ES"/>
         </w:rPr>
         <w:t>Modelo World3</w:t>
       </w:r>
       <w:r>
-        <w:rPr>
-          <w:lang w:val="es-ES"/>
-        </w:rPr>
         <w:t xml:space="preserve">: Modelo simulado por ordenador, proyectando cinco variables clave entre 1900 y 2100: </w:t>
       </w:r>
       <w:r>
         <w:rPr>
           <w:b/>
-          <w:lang w:val="es-ES"/>
         </w:rPr>
         <w:t>población, producción alimentos, industrialización, contaminación y consumo de recursos no renovables.</w:t>
       </w:r>
@@ -800,34 +698,23 @@
         </w:numPr>
         <w:spacing w:before="120" w:after="120"/>
         <w:jc w:val="both"/>
-        <w:rPr>
-          <w:lang w:val="es-ES"/>
-        </w:rPr>
       </w:pPr>
       <w:r>
         <w:rPr>
           <w:u w:val="single"/>
-          <w:lang w:val="es-ES"/>
         </w:rPr>
         <w:t>Colapso Inminente</w:t>
       </w:r>
       <w:r>
-        <w:rPr>
-          <w:lang w:val="es-ES"/>
-        </w:rPr>
         <w:t xml:space="preserve">: Si las tasas de crecimiento demográfico e industrial continúan sin cambios, los </w:t>
       </w:r>
       <w:r>
         <w:rPr>
           <w:b/>
-          <w:lang w:val="es-ES"/>
         </w:rPr>
         <w:t>límites físicos se alcanzarán próximamente</w:t>
       </w:r>
       <w:r>
-        <w:rPr>
-          <w:lang w:val="es-ES"/>
-        </w:rPr>
         <w:t>.</w:t>
       </w:r>
     </w:p>
@@ -840,47 +727,32 @@
         </w:numPr>
         <w:spacing w:before="120" w:after="120"/>
         <w:jc w:val="both"/>
-        <w:rPr>
-          <w:lang w:val="es-ES"/>
-        </w:rPr>
       </w:pPr>
       <w:r>
         <w:rPr>
           <w:u w:val="single"/>
-          <w:lang w:val="es-ES"/>
         </w:rPr>
         <w:t>Crecimiento Cero</w:t>
       </w:r>
       <w:r>
-        <w:rPr>
-          <w:lang w:val="es-ES"/>
-        </w:rPr>
         <w:t>: Para evitar el colapso, informan que se debería establecer un “</w:t>
       </w:r>
       <w:r>
         <w:rPr>
           <w:b/>
-          <w:lang w:val="es-ES"/>
         </w:rPr>
         <w:t>estado de equilibrio</w:t>
       </w:r>
       <w:r>
-        <w:rPr>
-          <w:lang w:val="es-ES"/>
-        </w:rPr>
         <w:t xml:space="preserve">”, implicándose en tasas de natalidad e inversión </w:t>
       </w:r>
       <w:r>
         <w:rPr>
           <w:b/>
-          <w:lang w:val="es-ES"/>
         </w:rPr>
         <w:t>iguales</w:t>
       </w:r>
       <w:r>
-        <w:rPr>
-          <w:lang w:val="es-ES"/>
-        </w:rPr>
         <w:t xml:space="preserve"> a las tasas de mortalidad y depreciación.</w:t>
       </w:r>
     </w:p>
@@ -889,14 +761,8 @@
         <w:spacing w:before="120" w:after="120"/>
         <w:ind w:left="720"/>
         <w:jc w:val="both"/>
-        <w:rPr>
-          <w:lang w:val="es-ES"/>
-        </w:rPr>
-      </w:pPr>
-      <w:r>
-        <w:rPr>
-          <w:lang w:val="es-ES"/>
-        </w:rPr>
+      </w:pPr>
+      <w:r>
         <w:t>Las ideas principales de las ideas «maltusianas»:</w:t>
       </w:r>
     </w:p>
@@ -909,40 +775,26 @@
         </w:numPr>
         <w:spacing w:before="120" w:after="120"/>
         <w:jc w:val="both"/>
-        <w:rPr>
-          <w:lang w:val="es-ES"/>
-        </w:rPr>
       </w:pPr>
       <w:r>
         <w:rPr>
           <w:u w:val="single"/>
-          <w:lang w:val="es-ES"/>
         </w:rPr>
         <w:t>Crecimiento poblacional geométrico:</w:t>
       </w:r>
       <w:r>
-        <w:rPr>
-          <w:lang w:val="es-ES"/>
-        </w:rPr>
         <w:t xml:space="preserve"> La población humana crece a una tasa </w:t>
       </w:r>
       <w:r>
         <w:rPr>
           <w:b/>
-          <w:lang w:val="es-ES"/>
         </w:rPr>
         <w:t>geométrica</w:t>
       </w:r>
       <w:r>
-        <w:rPr>
-          <w:lang w:val="es-ES"/>
-        </w:rPr>
         <w:t xml:space="preserve"> (1, 2, 4, 8, 16, 32</w:t>
       </w:r>
       <w:r>
-        <w:rPr>
-          <w:lang w:val="es-ES"/>
-        </w:rPr>
         <w:t>…).</w:t>
       </w:r>
     </w:p>
@@ -955,46 +807,29 @@
         </w:numPr>
         <w:spacing w:before="120" w:after="120"/>
         <w:jc w:val="both"/>
-        <w:rPr>
-          <w:lang w:val="es-ES"/>
-        </w:rPr>
       </w:pPr>
       <w:r>
         <w:rPr>
           <w:u w:val="single"/>
-          <w:lang w:val="es-ES"/>
         </w:rPr>
         <w:t>Crecimiento de alimentos aritmético:</w:t>
       </w:r>
       <w:r>
-        <w:rPr>
-          <w:lang w:val="es-ES"/>
-        </w:rPr>
         <w:t xml:space="preserve"> la producción de alimentos crece más </w:t>
       </w:r>
       <w:r>
         <w:rPr>
           <w:b/>
-          <w:lang w:val="es-ES"/>
         </w:rPr>
         <w:t>lentamente</w:t>
       </w:r>
       <w:r>
-        <w:rPr>
-          <w:lang w:val="es-ES"/>
-        </w:rPr>
         <w:t xml:space="preserve"> (1, 2, 3, 4, </w:t>
       </w:r>
       <w:r>
-        <w:rPr>
-          <w:lang w:val="es-ES"/>
-        </w:rPr>
         <w:t>5</w:t>
       </w:r>
       <w:r>
-        <w:rPr>
-          <w:lang w:val="es-ES"/>
-        </w:rPr>
         <w:t>...).</w:t>
       </w:r>
     </w:p>
@@ -1007,60 +842,41 @@
         </w:numPr>
         <w:spacing w:before="120" w:after="120"/>
         <w:jc w:val="both"/>
-        <w:rPr>
-          <w:lang w:val="es-ES"/>
-        </w:rPr>
       </w:pPr>
       <w:r>
         <w:rPr>
           <w:u w:val="single"/>
-          <w:lang w:val="es-ES"/>
         </w:rPr>
         <w:t>Crisis y frenos:</w:t>
       </w:r>
       <w:r>
-        <w:rPr>
-          <w:lang w:val="es-ES"/>
-        </w:rPr>
         <w:t xml:space="preserve"> La </w:t>
       </w:r>
       <w:r>
         <w:rPr>
           <w:b/>
-          <w:lang w:val="es-ES"/>
         </w:rPr>
         <w:t>diferencia</w:t>
       </w:r>
       <w:r>
-        <w:rPr>
-          <w:lang w:val="es-ES"/>
-        </w:rPr>
         <w:t xml:space="preserve"> entre ambas tasas conduce a un punto en que </w:t>
       </w:r>
       <w:r>
         <w:rPr>
           <w:b/>
-          <w:lang w:val="es-ES"/>
         </w:rPr>
         <w:t>recursos</w:t>
       </w:r>
       <w:r>
-        <w:rPr>
-          <w:lang w:val="es-ES"/>
-        </w:rPr>
         <w:t xml:space="preserve"> sean </w:t>
       </w:r>
       <w:r>
         <w:rPr>
           <w:b/>
-          <w:lang w:val="es-ES"/>
         </w:rPr>
         <w:t>insuficientes</w:t>
       </w:r>
       <w:r>
-        <w:rPr>
-          <w:lang w:val="es-ES"/>
-        </w:rPr>
         <w:t>.</w:t>
       </w:r>
     </w:p>
@@ -1068,24 +884,17 @@
       <w:pPr>
         <w:spacing w:before="120" w:after="120"/>
         <w:jc w:val="both"/>
-        <w:rPr>
-          <w:lang w:val="es-ES"/>
-        </w:rPr>
-      </w:pPr>
-    </w:p>
-    <w:p>
-      <w:pPr>
-        <w:spacing w:before="120" w:after="120"/>
-        <w:jc w:val="both"/>
-        <w:rPr>
-          <w:lang w:val="es-ES"/>
-        </w:rPr>
+      </w:pPr>
+    </w:p>
+    <w:p>
+      <w:pPr>
+        <w:spacing w:before="120" w:after="120"/>
+        <w:jc w:val="both"/>
       </w:pPr>
       <w:r>
         <w:rPr>
           <w:b/>
           <w:bCs/>
-          <w:lang w:val="es-ES"/>
         </w:rPr>
         <w:t xml:space="preserve">Ejercicio 3. </w:t>
       </w:r>
@@ -1093,7 +902,6 @@
         <w:rPr>
           <w:b/>
           <w:bCs/>
-          <w:lang w:val="es-ES"/>
         </w:rPr>
         <w:t>SALUD Y SEGURIDAD ALIMENTARIA</w:t>
       </w:r>
@@ -1107,27 +915,15 @@
         </w:numPr>
         <w:spacing w:before="120" w:after="120"/>
         <w:jc w:val="both"/>
-        <w:rPr>
-          <w:lang w:val="es-ES"/>
-        </w:rPr>
-      </w:pPr>
-      <w:r>
-        <w:rPr>
-          <w:lang w:val="es-ES"/>
-        </w:rPr>
+      </w:pPr>
+      <w:r>
         <w:lastRenderedPageBreak/>
         <w:t xml:space="preserve">Explica </w:t>
       </w:r>
       <w:r>
-        <w:rPr>
-          <w:lang w:val="es-ES"/>
-        </w:rPr>
         <w:t>cuáles son los principales retos sanitarios en los países desarrollados y cuáles en los que están en vías de desarrollo.</w:t>
       </w:r>
       <w:r>
-        <w:rPr>
-          <w:lang w:val="es-ES"/>
-        </w:rPr>
         <w:t xml:space="preserve"> </w:t>
       </w:r>
     </w:p>
@@ -1136,24 +932,17 @@
         <w:pStyle w:val="Prrafodelista"/>
         <w:spacing w:before="120" w:after="120"/>
         <w:jc w:val="both"/>
-        <w:rPr>
-          <w:lang w:val="es-ES"/>
-        </w:rPr>
-      </w:pPr>
-    </w:p>
-    <w:p>
-      <w:pPr>
-        <w:pStyle w:val="Prrafodelista"/>
-        <w:spacing w:before="120" w:after="120"/>
-        <w:jc w:val="both"/>
-        <w:rPr>
-          <w:lang w:val="es-ES"/>
-        </w:rPr>
+      </w:pPr>
+    </w:p>
+    <w:p>
+      <w:pPr>
+        <w:pStyle w:val="Prrafodelista"/>
+        <w:spacing w:before="120" w:after="120"/>
+        <w:jc w:val="both"/>
       </w:pPr>
       <w:r>
         <w:rPr>
           <w:u w:val="single"/>
-          <w:lang w:val="es-ES"/>
         </w:rPr>
         <w:t>Países desarrollados</w:t>
       </w:r>
@@ -1163,9 +952,6 @@
         <w:pStyle w:val="Prrafodelista"/>
         <w:spacing w:before="120" w:after="120"/>
         <w:jc w:val="both"/>
-        <w:rPr>
-          <w:lang w:val="es-ES"/>
-        </w:rPr>
       </w:pPr>
     </w:p>
     <w:p>
@@ -1177,14 +963,8 @@
         </w:numPr>
         <w:spacing w:before="120" w:after="120"/>
         <w:jc w:val="both"/>
-        <w:rPr>
-          <w:lang w:val="es-ES"/>
-        </w:rPr>
-      </w:pPr>
-      <w:r>
-        <w:rPr>
-          <w:lang w:val="es-ES"/>
-        </w:rPr>
+      </w:pPr>
+      <w:r>
         <w:t>Enfermedades No Transmisibles</w:t>
       </w:r>
     </w:p>
@@ -1197,14 +977,8 @@
         </w:numPr>
         <w:spacing w:before="120" w:after="120"/>
         <w:jc w:val="both"/>
-        <w:rPr>
-          <w:lang w:val="es-ES"/>
-        </w:rPr>
-      </w:pPr>
-      <w:r>
-        <w:rPr>
-          <w:lang w:val="es-ES"/>
-        </w:rPr>
+      </w:pPr>
+      <w:r>
         <w:t>Principal causa de muerte y discapacidad</w:t>
       </w:r>
     </w:p>
@@ -1217,14 +991,8 @@
         </w:numPr>
         <w:spacing w:before="120" w:after="120"/>
         <w:jc w:val="both"/>
-        <w:rPr>
-          <w:lang w:val="es-ES"/>
-        </w:rPr>
-      </w:pPr>
-      <w:r>
-        <w:rPr>
-          <w:lang w:val="es-ES"/>
-        </w:rPr>
+      </w:pPr>
+      <w:r>
         <w:t>Envejecimiento poblacional</w:t>
       </w:r>
     </w:p>
@@ -1237,14 +1005,8 @@
         </w:numPr>
         <w:spacing w:before="120" w:after="120"/>
         <w:jc w:val="both"/>
-        <w:rPr>
-          <w:lang w:val="es-ES"/>
-        </w:rPr>
-      </w:pPr>
-      <w:r>
-        <w:rPr>
-          <w:lang w:val="es-ES"/>
-        </w:rPr>
+      </w:pPr>
+      <w:r>
         <w:t>Aumento de esperanza de vida prevalece en enfermedades neurodegenerativas</w:t>
       </w:r>
     </w:p>
@@ -1257,14 +1019,8 @@
         </w:numPr>
         <w:spacing w:before="120" w:after="120"/>
         <w:jc w:val="both"/>
-        <w:rPr>
-          <w:lang w:val="es-ES"/>
-        </w:rPr>
-      </w:pPr>
-      <w:r>
-        <w:rPr>
-          <w:lang w:val="es-ES"/>
-        </w:rPr>
+      </w:pPr>
+      <w:r>
         <w:t>Salud mental</w:t>
       </w:r>
     </w:p>
@@ -1277,14 +1033,8 @@
         </w:numPr>
         <w:spacing w:before="120" w:after="120"/>
         <w:jc w:val="both"/>
-        <w:rPr>
-          <w:lang w:val="es-ES"/>
-        </w:rPr>
-      </w:pPr>
-      <w:r>
-        <w:rPr>
-          <w:lang w:val="es-ES"/>
-        </w:rPr>
+      </w:pPr>
+      <w:r>
         <w:t>Trastornos como la depresión, ansiedad y abuso de sustancias, presentes en carga económica y social.</w:t>
       </w:r>
     </w:p>
@@ -1297,14 +1047,8 @@
         </w:numPr>
         <w:spacing w:before="120" w:after="120"/>
         <w:jc w:val="both"/>
-        <w:rPr>
-          <w:lang w:val="es-ES"/>
-        </w:rPr>
-      </w:pPr>
-      <w:r>
-        <w:rPr>
-          <w:lang w:val="es-ES"/>
-        </w:rPr>
+      </w:pPr>
+      <w:r>
         <w:t>Resistencia a los antimicrobianos</w:t>
       </w:r>
     </w:p>
@@ -1317,28 +1061,16 @@
         </w:numPr>
         <w:spacing w:before="120" w:after="120"/>
         <w:jc w:val="both"/>
-        <w:rPr>
-          <w:lang w:val="es-ES"/>
-        </w:rPr>
-      </w:pPr>
-      <w:r>
-        <w:rPr>
-          <w:lang w:val="es-ES"/>
-        </w:rPr>
+      </w:pPr>
+      <w:r>
         <w:t xml:space="preserve">Impulsa evolución de </w:t>
       </w:r>
       <w:proofErr w:type="spellStart"/>
       <w:r>
-        <w:rPr>
-          <w:lang w:val="es-ES"/>
-        </w:rPr>
         <w:t>superbacterias</w:t>
       </w:r>
       <w:proofErr w:type="spellEnd"/>
       <w:r>
-        <w:rPr>
-          <w:lang w:val="es-ES"/>
-        </w:rPr>
         <w:t>, amenazando eficacia de tratamientos actuales</w:t>
       </w:r>
     </w:p>
@@ -1351,20 +1083,11 @@
         </w:numPr>
         <w:spacing w:before="120" w:after="120"/>
         <w:jc w:val="both"/>
-        <w:rPr>
-          <w:lang w:val="es-ES"/>
-        </w:rPr>
-      </w:pPr>
-      <w:r>
-        <w:rPr>
-          <w:lang w:val="es-ES"/>
-        </w:rPr>
+      </w:pPr>
+      <w:r>
         <w:t>Costes sanitario</w:t>
       </w:r>
       <w:r>
-        <w:rPr>
-          <w:lang w:val="es-ES"/>
-        </w:rPr>
         <w:t>s</w:t>
       </w:r>
     </w:p>
@@ -1377,14 +1100,8 @@
         </w:numPr>
         <w:spacing w:before="120" w:after="120"/>
         <w:jc w:val="both"/>
-        <w:rPr>
-          <w:lang w:val="es-ES"/>
-        </w:rPr>
-      </w:pPr>
-      <w:r>
-        <w:rPr>
-          <w:lang w:val="es-ES"/>
-        </w:rPr>
+      </w:pPr>
+      <w:r>
         <w:t>Sofisticación de tecnologías médicas aumenta constantemente los costes sanitarios, requiriendo modelos de financiación y sostenibilidad.</w:t>
       </w:r>
     </w:p>
@@ -1393,24 +1110,17 @@
         <w:pStyle w:val="Prrafodelista"/>
         <w:spacing w:before="120" w:after="120"/>
         <w:jc w:val="both"/>
-        <w:rPr>
-          <w:lang w:val="es-ES"/>
-        </w:rPr>
-      </w:pPr>
-    </w:p>
-    <w:p>
-      <w:pPr>
-        <w:pStyle w:val="Prrafodelista"/>
-        <w:spacing w:before="120" w:after="120"/>
-        <w:jc w:val="both"/>
-        <w:rPr>
-          <w:lang w:val="es-ES"/>
-        </w:rPr>
+      </w:pPr>
+    </w:p>
+    <w:p>
+      <w:pPr>
+        <w:pStyle w:val="Prrafodelista"/>
+        <w:spacing w:before="120" w:after="120"/>
+        <w:jc w:val="both"/>
       </w:pPr>
       <w:r>
         <w:rPr>
           <w:u w:val="single"/>
-          <w:lang w:val="es-ES"/>
         </w:rPr>
         <w:t>Países en desarrollo</w:t>
       </w:r>
@@ -1420,9 +1130,6 @@
         <w:pStyle w:val="Prrafodelista"/>
         <w:spacing w:before="120" w:after="120"/>
         <w:jc w:val="both"/>
-        <w:rPr>
-          <w:lang w:val="es-ES"/>
-        </w:rPr>
       </w:pPr>
     </w:p>
     <w:p>
@@ -1434,20 +1141,11 @@
         </w:numPr>
         <w:spacing w:before="120" w:after="120"/>
         <w:jc w:val="both"/>
-        <w:rPr>
-          <w:lang w:val="es-ES"/>
-        </w:rPr>
-      </w:pPr>
-      <w:r>
-        <w:rPr>
-          <w:lang w:val="es-ES"/>
-        </w:rPr>
+      </w:pPr>
+      <w:r>
         <w:t xml:space="preserve">Enfermedades infecciosas o </w:t>
       </w:r>
       <w:r>
-        <w:rPr>
-          <w:lang w:val="es-ES"/>
-        </w:rPr>
         <w:t>transmisibles</w:t>
       </w:r>
     </w:p>
@@ -1460,15 +1158,23 @@
         </w:numPr>
         <w:spacing w:before="120" w:after="120"/>
         <w:jc w:val="both"/>
-        <w:rPr>
-          <w:lang w:val="es-ES"/>
-        </w:rPr>
-      </w:pPr>
-      <w:r>
-        <w:rPr>
-          <w:lang w:val="es-ES"/>
-        </w:rPr>
-        <w:t>VIH/Sida, Tuberculosis y Malaria</w:t>
+      </w:pPr>
+      <w:r>
+        <w:t>Siguen siendo una de las principales causas de muerte, especialmente en niños y jóvenes.</w:t>
+      </w:r>
+    </w:p>
+    <w:p>
+      <w:pPr>
+        <w:pStyle w:val="Prrafodelista"/>
+        <w:numPr>
+          <w:ilvl w:val="0"/>
+          <w:numId w:val="15"/>
+        </w:numPr>
+        <w:spacing w:before="120" w:after="120"/>
+        <w:jc w:val="both"/>
+      </w:pPr>
+      <w:r>
+        <w:t>Mortalidad materno-infantil</w:t>
       </w:r>
     </w:p>
     <w:p>
@@ -1480,15 +1186,9 @@
         </w:numPr>
         <w:spacing w:before="120" w:after="120"/>
         <w:jc w:val="both"/>
-        <w:rPr>
-          <w:lang w:val="es-ES"/>
-        </w:rPr>
-      </w:pPr>
-      <w:r>
-        <w:rPr>
-          <w:lang w:val="es-ES"/>
-        </w:rPr>
-        <w:t>Enfermedades diarreicas e infecciones respiratorias</w:t>
+      </w:pPr>
+      <w:r>
+        <w:t>Altas tasas de mortalidad durante embarazo, el parto y en los primeros años de vida. Principalmente por la falta de acceso a atención sanitaria.</w:t>
       </w:r>
     </w:p>
     <w:p>
@@ -1500,15 +1200,23 @@
         </w:numPr>
         <w:spacing w:before="120" w:after="120"/>
         <w:jc w:val="both"/>
-        <w:rPr>
-          <w:lang w:val="es-ES"/>
-        </w:rPr>
-      </w:pPr>
-      <w:r>
-        <w:rPr>
-          <w:lang w:val="es-ES"/>
-        </w:rPr>
-        <w:t>Mortalidad materno-infantil</w:t>
+      </w:pPr>
+      <w:r>
+        <w:t>Nutrición</w:t>
+      </w:r>
+    </w:p>
+    <w:p>
+      <w:pPr>
+        <w:pStyle w:val="Prrafodelista"/>
+        <w:numPr>
+          <w:ilvl w:val="1"/>
+          <w:numId w:val="15"/>
+        </w:numPr>
+        <w:spacing w:before="120" w:after="120"/>
+        <w:jc w:val="both"/>
+      </w:pPr>
+      <w:r>
+        <w:t>Se juntan los problemas de desnutrición con el aumento de la obesidad y enfermedades relacionadas.</w:t>
       </w:r>
     </w:p>
     <w:p>
@@ -1520,15 +1228,23 @@
         </w:numPr>
         <w:spacing w:before="120" w:after="120"/>
         <w:jc w:val="both"/>
-        <w:rPr>
-          <w:lang w:val="es-ES"/>
-        </w:rPr>
-      </w:pPr>
-      <w:r>
-        <w:rPr>
-          <w:lang w:val="es-ES"/>
-        </w:rPr>
-        <w:t>Nutrición</w:t>
+      </w:pPr>
+      <w:r>
+        <w:t>Acceso a la atención sanitaria</w:t>
+      </w:r>
+    </w:p>
+    <w:p>
+      <w:pPr>
+        <w:pStyle w:val="Prrafodelista"/>
+        <w:numPr>
+          <w:ilvl w:val="1"/>
+          <w:numId w:val="15"/>
+        </w:numPr>
+        <w:spacing w:before="120" w:after="120"/>
+        <w:jc w:val="both"/>
+      </w:pPr>
+      <w:r>
+        <w:t>Falta de infraestructuras, personal médico cualificado y medicamentos esenciales en áreas rurales o empobrecidas.</w:t>
       </w:r>
     </w:p>
     <w:p>
@@ -1540,15 +1256,62 @@
         </w:numPr>
         <w:spacing w:before="120" w:after="120"/>
         <w:jc w:val="both"/>
-        <w:rPr>
-          <w:lang w:val="es-ES"/>
-        </w:rPr>
-      </w:pPr>
-      <w:r>
-        <w:rPr>
-          <w:lang w:val="es-ES"/>
-        </w:rPr>
-        <w:t>Acceso a la atención sanitaria</w:t>
+      </w:pPr>
+      <w:r>
+        <w:t>Impacto de la pobreza y el clima</w:t>
+      </w:r>
+    </w:p>
+    <w:p>
+      <w:pPr>
+        <w:pStyle w:val="Prrafodelista"/>
+        <w:numPr>
+          <w:ilvl w:val="1"/>
+          <w:numId w:val="15"/>
+        </w:numPr>
+        <w:spacing w:before="120" w:after="120"/>
+        <w:jc w:val="both"/>
+      </w:pPr>
+      <w:r>
+        <w:t>La pobreza extrema obstaculiza la prevención y el tratamiento. Además, estos países son los más vulnerables a los brotes de enfermedades relacionadas con el clima.</w:t>
+      </w:r>
+    </w:p>
+    <w:p>
+      <w:pPr>
+        <w:spacing w:before="120" w:after="120"/>
+        <w:jc w:val="both"/>
+      </w:pPr>
+    </w:p>
+    <w:p>
+      <w:pPr>
+        <w:pStyle w:val="Prrafodelista"/>
+        <w:numPr>
+          <w:ilvl w:val="0"/>
+          <w:numId w:val="9"/>
+        </w:numPr>
+        <w:spacing w:before="120" w:after="120"/>
+        <w:jc w:val="both"/>
+      </w:pPr>
+      <w:r>
+        <w:t xml:space="preserve">¿Qué 3 opciones se han visto en clase para aumentar la producción de alimentos sin que los bosques se vean afectados? Busca que ha propuesto el filósofo especializado en bioética S. Matthew </w:t>
+      </w:r>
+      <w:proofErr w:type="spellStart"/>
+      <w:r>
+        <w:t>Liao</w:t>
+      </w:r>
+      <w:proofErr w:type="spellEnd"/>
+      <w:r>
+        <w:t xml:space="preserve"> acerca de la última opción.</w:t>
+      </w:r>
+    </w:p>
+    <w:p>
+      <w:pPr>
+        <w:pStyle w:val="Prrafodelista"/>
+        <w:spacing w:before="120" w:after="120"/>
+        <w:jc w:val="both"/>
+      </w:pPr>
+      <w:r>
+        <w:lastRenderedPageBreak/>
+        <w:t>Las tres opciones vistas en clase se encuentran en la presentación de la unidad 4. Estas opciones son:</w:t>
       </w:r>
     </w:p>
     <w:p>
@@ -1560,87 +1323,130 @@
         </w:numPr>
         <w:spacing w:before="120" w:after="120"/>
         <w:jc w:val="both"/>
-        <w:rPr>
-          <w:lang w:val="es-ES"/>
-        </w:rPr>
-      </w:pPr>
-      <w:r>
-        <w:rPr>
-          <w:lang w:val="es-ES"/>
-        </w:rPr>
-        <w:t>Impacto de la pobreza y el clima</w:t>
-      </w:r>
-    </w:p>
-    <w:p>
-      <w:pPr>
-        <w:spacing w:before="120" w:after="120"/>
-        <w:jc w:val="both"/>
-        <w:rPr>
-          <w:lang w:val="es-ES"/>
-        </w:rPr>
-      </w:pPr>
+      </w:pPr>
+      <w:r>
+        <w:t>Evitar la degradación del suelo.</w:t>
+      </w:r>
     </w:p>
     <w:p>
       <w:pPr>
         <w:pStyle w:val="Prrafodelista"/>
         <w:numPr>
           <w:ilvl w:val="0"/>
-          <w:numId w:val="9"/>
+          <w:numId w:val="15"/>
         </w:numPr>
         <w:spacing w:before="120" w:after="120"/>
         <w:jc w:val="both"/>
+      </w:pPr>
+      <w:r>
+        <w:t>Desarrollar tecnologías nuevas</w:t>
+      </w:r>
+    </w:p>
+    <w:p>
+      <w:pPr>
+        <w:pStyle w:val="Prrafodelista"/>
+        <w:numPr>
+          <w:ilvl w:val="0"/>
+          <w:numId w:val="15"/>
+        </w:numPr>
+        <w:spacing w:before="120" w:after="120"/>
+        <w:jc w:val="both"/>
+      </w:pPr>
+      <w:r>
+        <w:t>Consumir menos carne</w:t>
+      </w:r>
+    </w:p>
+    <w:p>
+      <w:pPr>
+        <w:spacing w:before="120" w:after="120"/>
+        <w:jc w:val="both"/>
+      </w:pPr>
+      <w:r>
+        <w:t xml:space="preserve">El filósofo especializado en bioética S. Matthew </w:t>
+      </w:r>
+      <w:proofErr w:type="spellStart"/>
+      <w:r>
+        <w:t>Liao</w:t>
+      </w:r>
+      <w:proofErr w:type="spellEnd"/>
+      <w:r>
+        <w:t xml:space="preserve"> ha propuesto investigar sobre la posibilidad de desarrollar una </w:t>
+      </w:r>
+      <w:r>
         <w:rPr>
-          <w:lang w:val="es-ES"/>
+          <w:b/>
         </w:rPr>
-      </w:pPr>
+        <w:t>intervención biomédica</w:t>
+      </w:r>
+      <w:r>
+        <w:t xml:space="preserve">, como una píldora o chicle, que puede </w:t>
+      </w:r>
       <w:r>
         <w:rPr>
-          <w:lang w:val="es-ES"/>
+          <w:b/>
         </w:rPr>
-        <w:t xml:space="preserve">¿Qué 3 opciones se han visto en clase para aumentar la producción de alimentos sin que los bosques se vean afectados? Busca que ha propuesto el filósofo especializado en bioética </w:t>
-      </w:r>
-      <w:r>
-        <w:t xml:space="preserve">S. </w:t>
+        <w:t>inducir temporalmente</w:t>
+      </w:r>
+      <w:r>
+        <w:t xml:space="preserve"> una ligera intolerancia o aversión a la carne roja en humanos.</w:t>
+      </w:r>
+    </w:p>
+    <w:p>
+      <w:pPr>
+        <w:spacing w:before="120" w:after="120"/>
+        <w:jc w:val="both"/>
+      </w:pPr>
+      <w:r>
+        <w:t xml:space="preserve">Todo esto con el objetivo de proporcionar un método para que las personas </w:t>
+      </w:r>
+      <w:r>
+        <w:rPr>
+          <w:b/>
+        </w:rPr>
+        <w:t>reduzcan</w:t>
+      </w:r>
+      <w:r>
+        <w:t xml:space="preserve"> </w:t>
       </w:r>
       <w:proofErr w:type="spellStart"/>
       <w:r>
-        <w:t>Matthew</w:t>
+        <w:rPr>
+          <w:b/>
+        </w:rPr>
+        <w:t>voluntariemente</w:t>
       </w:r>
       <w:proofErr w:type="spellEnd"/>
       <w:r>
-        <w:t xml:space="preserve"> </w:t>
-      </w:r>
-      <w:proofErr w:type="spellStart"/>
-      <w:r>
-        <w:t>Liao</w:t>
-      </w:r>
-      <w:proofErr w:type="spellEnd"/>
-      <w:r>
-        <w:t xml:space="preserve"> acerca de la última opción.</w:t>
-      </w:r>
-    </w:p>
-    <w:p>
-      <w:pPr>
-        <w:spacing w:before="120" w:after="120"/>
-        <w:jc w:val="both"/>
+        <w:t xml:space="preserve"> el consumo de carne, mitigando la gran huella ecológica y emisiones de gases de efecto invernadero.</w:t>
+      </w:r>
+    </w:p>
+    <w:p>
+      <w:pPr>
+        <w:spacing w:before="120" w:after="120"/>
+        <w:jc w:val="both"/>
+      </w:pPr>
+      <w:r>
+        <w:t xml:space="preserve">Lo plantea como una solución </w:t>
+      </w:r>
+      <w:r>
         <w:rPr>
-          <w:lang w:val="es-ES"/>
+          <w:b/>
         </w:rPr>
-      </w:pPr>
-    </w:p>
-    <w:p>
-      <w:pPr>
-        <w:spacing w:before="120" w:after="120"/>
-        <w:jc w:val="both"/>
-        <w:rPr>
-          <w:lang w:val="es-ES"/>
-        </w:rPr>
+        <w:t xml:space="preserve">menos coercitiva </w:t>
+      </w:r>
+      <w:r>
+        <w:t>que los impuestos o las prohibiciones, ya que busca influir en el comportamiento a través de una modificación biológica.</w:t>
+      </w:r>
+    </w:p>
+    <w:p>
+      <w:pPr>
+        <w:spacing w:before="120" w:after="120"/>
+        <w:jc w:val="both"/>
       </w:pPr>
       <w:r>
         <w:rPr>
           <w:b/>
           <w:bCs/>
-          <w:lang w:val="es-ES"/>
         </w:rPr>
         <w:t xml:space="preserve">Ejercicio 4. </w:t>
       </w:r>
@@ -1648,7 +1454,6 @@
         <w:rPr>
           <w:b/>
           <w:bCs/>
-          <w:lang w:val="es-ES"/>
         </w:rPr>
         <w:t>EMPLEO, EDUCACIÓN Y DESIGUALDAD ECONÓMICA</w:t>
       </w:r>
@@ -1662,33 +1467,129 @@
         </w:numPr>
         <w:spacing w:before="120" w:after="120"/>
         <w:jc w:val="both"/>
-        <w:rPr>
-          <w:lang w:val="es-ES"/>
-        </w:rPr>
-      </w:pPr>
-      <w:r>
-        <w:rPr>
-          <w:lang w:val="es-ES"/>
-        </w:rPr>
+      </w:pPr>
+      <w:r>
         <w:t xml:space="preserve">Escoge un país que tenga bajas tasas de desempleo, investiga por qué crees que las tiene (legislación, economía, cultura) y comenta </w:t>
       </w:r>
       <w:r>
-        <w:rPr>
-          <w:lang w:val="es-ES"/>
-        </w:rPr>
         <w:t>có</w:t>
       </w:r>
       <w:r>
-        <w:rPr>
-          <w:lang w:val="es-ES"/>
-        </w:rPr>
         <w:t>mo tratarías de mejorar el mercado laboral español</w:t>
       </w:r>
       <w:r>
-        <w:rPr>
-          <w:lang w:val="es-ES"/>
-        </w:rPr>
         <w:t xml:space="preserve">. </w:t>
+      </w:r>
+    </w:p>
+    <w:p>
+      <w:pPr>
+        <w:pStyle w:val="Prrafodelista"/>
+        <w:spacing w:before="120" w:after="120"/>
+        <w:jc w:val="both"/>
+      </w:pPr>
+    </w:p>
+    <w:p>
+      <w:pPr>
+        <w:pStyle w:val="Prrafodelista"/>
+        <w:spacing w:before="120" w:after="120"/>
+        <w:jc w:val="both"/>
+      </w:pPr>
+      <w:r>
+        <w:t>Uno de los países con menos tasa de desempleo es Japón, la cual está por debajo del 3%. Esto se debe a varios factores:</w:t>
+      </w:r>
+    </w:p>
+    <w:p>
+      <w:pPr>
+        <w:pStyle w:val="Prrafodelista"/>
+        <w:numPr>
+          <w:ilvl w:val="0"/>
+          <w:numId w:val="15"/>
+        </w:numPr>
+        <w:spacing w:before="120" w:after="120"/>
+        <w:jc w:val="both"/>
+      </w:pPr>
+      <w:r>
+        <w:t>Económicos</w:t>
+      </w:r>
+    </w:p>
+    <w:p>
+      <w:pPr>
+        <w:pStyle w:val="Prrafodelista"/>
+        <w:numPr>
+          <w:ilvl w:val="1"/>
+          <w:numId w:val="15"/>
+        </w:numPr>
+        <w:spacing w:before="120" w:after="120"/>
+        <w:jc w:val="both"/>
+      </w:pPr>
+      <w:r>
+        <w:t>Políticas de empleo a tiempo completo</w:t>
+      </w:r>
+    </w:p>
+    <w:p>
+      <w:pPr>
+        <w:pStyle w:val="Prrafodelista"/>
+        <w:numPr>
+          <w:ilvl w:val="1"/>
+          <w:numId w:val="15"/>
+        </w:numPr>
+        <w:spacing w:before="120" w:after="120"/>
+        <w:jc w:val="both"/>
+      </w:pPr>
+      <w:r>
+        <w:t>Gran volumen en las pequeñas y medianas empresas</w:t>
+      </w:r>
+    </w:p>
+    <w:p>
+      <w:pPr>
+        <w:pStyle w:val="Prrafodelista"/>
+        <w:numPr>
+          <w:ilvl w:val="0"/>
+          <w:numId w:val="15"/>
+        </w:numPr>
+        <w:spacing w:before="120" w:after="120"/>
+        <w:jc w:val="both"/>
+      </w:pPr>
+      <w:r>
+        <w:t>Demográficos</w:t>
+      </w:r>
+    </w:p>
+    <w:p>
+      <w:pPr>
+        <w:pStyle w:val="Prrafodelista"/>
+        <w:numPr>
+          <w:ilvl w:val="1"/>
+          <w:numId w:val="15"/>
+        </w:numPr>
+        <w:spacing w:before="120" w:after="120"/>
+        <w:jc w:val="both"/>
+      </w:pPr>
+      <w:r>
+        <w:t>Énfasis en la educación y formación</w:t>
+      </w:r>
+    </w:p>
+    <w:p>
+      <w:pPr>
+        <w:pStyle w:val="Prrafodelista"/>
+        <w:numPr>
+          <w:ilvl w:val="1"/>
+          <w:numId w:val="15"/>
+        </w:numPr>
+        <w:spacing w:before="120" w:after="120"/>
+        <w:jc w:val="both"/>
+      </w:pPr>
+      <w:r>
+        <w:t>Dedicación al trabajo</w:t>
+      </w:r>
+    </w:p>
+    <w:p>
+      <w:pPr>
+        <w:spacing w:before="120" w:after="120"/>
+        <w:ind w:left="720"/>
+        <w:jc w:val="both"/>
+      </w:pPr>
+      <w:r>
+        <w:t>Alguna propuesta para mejorar el mercado laboral español podría ser invertir en educación y formación dual, es decir, aumentar drásticamente el número de plazas y calidad de la formación profesional dual, replicando modelos exitosos. Otra propuesta podría ser la reducción de la dualidad contractual, que quiere decir que en la actualidad hay dos contratos como favoritos, los indefinidos y los temporales, los cuales son contratos muy precarios. Otra idea puede ser incentivar el emprendimiento y a las PYME.</w:t>
       </w:r>
     </w:p>
     <w:p>
@@ -1700,39 +1601,86 @@
         </w:numPr>
         <w:spacing w:before="120" w:after="120"/>
         <w:jc w:val="both"/>
-        <w:rPr>
-          <w:lang w:val="es-ES"/>
-        </w:rPr>
-      </w:pPr>
-      <w:r>
-        <w:rPr>
-          <w:lang w:val="es-ES"/>
-        </w:rPr>
-        <w:t>Haz una propuesta para que a través de la educación se reduzca la desigualdad económica.</w:t>
-      </w:r>
-    </w:p>
-    <w:p>
-      <w:pPr>
-        <w:spacing w:before="120" w:after="120"/>
-        <w:jc w:val="both"/>
-        <w:rPr>
-          <w:lang w:val="es-ES"/>
-        </w:rPr>
-      </w:pPr>
-    </w:p>
-    <w:p>
-      <w:pPr>
-        <w:spacing w:before="120" w:after="120"/>
-        <w:jc w:val="both"/>
-        <w:rPr>
-          <w:lang w:val="es-ES"/>
-        </w:rPr>
+      </w:pPr>
+      <w:r>
+        <w:t>Haz una propuesta para que a través de la educación se r</w:t>
+      </w:r>
+      <w:r>
+        <w:t>eduzca la desigualdad económica.</w:t>
+      </w:r>
+    </w:p>
+    <w:p>
+      <w:pPr>
+        <w:pStyle w:val="Prrafodelista"/>
+        <w:spacing w:before="120" w:after="120"/>
+        <w:jc w:val="both"/>
+      </w:pPr>
+    </w:p>
+    <w:p>
+      <w:pPr>
+        <w:pStyle w:val="Prrafodelista"/>
+        <w:spacing w:before="120" w:after="120"/>
+        <w:jc w:val="both"/>
+      </w:pPr>
+      <w:r>
+        <w:t>Lo más importante sería un acceso temprano, que tenga relevancia y que tenga una sostenibilidad laboral.</w:t>
+      </w:r>
+    </w:p>
+    <w:p>
+      <w:pPr>
+        <w:pStyle w:val="Prrafodelista"/>
+        <w:numPr>
+          <w:ilvl w:val="0"/>
+          <w:numId w:val="16"/>
+        </w:numPr>
+        <w:spacing w:before="120" w:after="120"/>
+        <w:jc w:val="both"/>
+      </w:pPr>
+      <w:r>
+        <w:t>Garantizar acceso gratuito y universal a la educación infantil, nivelando los conocimientos en los primeros años de vida.</w:t>
+      </w:r>
+    </w:p>
+    <w:p>
+      <w:pPr>
+        <w:pStyle w:val="Prrafodelista"/>
+        <w:numPr>
+          <w:ilvl w:val="0"/>
+          <w:numId w:val="16"/>
+        </w:numPr>
+        <w:spacing w:before="120" w:after="120"/>
+        <w:jc w:val="both"/>
+      </w:pPr>
+      <w:r>
+        <w:lastRenderedPageBreak/>
+        <w:t xml:space="preserve">Fomentar modelos de formación profesional dual, asegurando inserción laboral inmediata, con salarios dignos. </w:t>
+      </w:r>
+      <w:r>
+        <w:t>Alineando la formación con las demandas del mercado.</w:t>
+      </w:r>
+    </w:p>
+    <w:p>
+      <w:pPr>
+        <w:pStyle w:val="Prrafodelista"/>
+        <w:numPr>
+          <w:ilvl w:val="0"/>
+          <w:numId w:val="16"/>
+        </w:numPr>
+        <w:spacing w:before="120" w:after="120"/>
+        <w:jc w:val="both"/>
+      </w:pPr>
+      <w:r>
+        <w:t>Incluir conocimientos financieros.</w:t>
+      </w:r>
+    </w:p>
+    <w:p>
+      <w:pPr>
+        <w:spacing w:before="120" w:after="120"/>
+        <w:jc w:val="both"/>
       </w:pPr>
       <w:r>
         <w:rPr>
           <w:b/>
           <w:bCs/>
-          <w:lang w:val="es-ES"/>
         </w:rPr>
         <w:t xml:space="preserve">Ejercicio 5. </w:t>
       </w:r>
@@ -1740,7 +1688,6 @@
         <w:rPr>
           <w:b/>
           <w:bCs/>
-          <w:lang w:val="es-ES"/>
         </w:rPr>
         <w:t>IGUALDAD, PAZ Y EDUCACIÓN AMBIENTAL</w:t>
       </w:r>
@@ -1754,27 +1701,54 @@
         </w:numPr>
         <w:spacing w:before="120" w:after="120"/>
         <w:jc w:val="both"/>
-        <w:rPr>
-          <w:lang w:val="es-ES"/>
-        </w:rPr>
-      </w:pPr>
-      <w:r>
-        <w:rPr>
-          <w:lang w:val="es-ES"/>
-        </w:rPr>
-        <w:t>Comenta la principal desigualdad que sufren las mujeres según tú opinión.</w:t>
-      </w:r>
-      <w:bookmarkStart w:id="0" w:name="_GoBack"/>
-      <w:bookmarkEnd w:id="0"/>
-    </w:p>
-    <w:p>
-      <w:pPr>
-        <w:pStyle w:val="Prrafodelista"/>
-        <w:spacing w:before="120" w:after="120"/>
-        <w:jc w:val="both"/>
-        <w:rPr>
-          <w:lang w:val="es-ES"/>
-        </w:rPr>
+      </w:pPr>
+      <w:r>
+        <w:t>Comenta la principal desigualdad que sufr</w:t>
+      </w:r>
+      <w:r>
+        <w:t>en las mujeres según tú opinión.</w:t>
+      </w:r>
+    </w:p>
+    <w:p>
+      <w:pPr>
+        <w:pStyle w:val="Prrafodelista"/>
+        <w:spacing w:before="120" w:after="120"/>
+        <w:jc w:val="both"/>
+      </w:pPr>
+    </w:p>
+    <w:p>
+      <w:pPr>
+        <w:pStyle w:val="Prrafodelista"/>
+        <w:spacing w:before="120" w:after="120"/>
+        <w:jc w:val="both"/>
+      </w:pPr>
+      <w:r>
+        <w:t xml:space="preserve">La principal desigualdad que sufren las mujeres es el techo que tienen a la hora de representar. Esto quiere decir, que hasta cierto punto tienen control, luego las mujeres están </w:t>
+      </w:r>
+      <w:proofErr w:type="spellStart"/>
+      <w:r>
+        <w:t>subrepresentadas</w:t>
+      </w:r>
+      <w:proofErr w:type="spellEnd"/>
+      <w:r>
+        <w:t xml:space="preserve"> en puestos de liderazgo político, económico y empresarial.</w:t>
+      </w:r>
+    </w:p>
+    <w:p>
+      <w:pPr>
+        <w:pStyle w:val="Prrafodelista"/>
+        <w:spacing w:before="120" w:after="120"/>
+        <w:jc w:val="both"/>
+      </w:pPr>
+      <w:r>
+        <w:t>Esto impide diseñar políticas y estructuras económicas que aborden plenamente las necesidades del sector femenino. Además, la falta de representación femenina en la cima sigue con la tradición de los roles de género tradicionales, aumentando la brecha salarial entre hombres y mujeres.</w:t>
+      </w:r>
+    </w:p>
+    <w:p>
+      <w:pPr>
+        <w:pStyle w:val="Prrafodelista"/>
+        <w:spacing w:before="120" w:after="120"/>
+        <w:jc w:val="both"/>
       </w:pPr>
     </w:p>
     <w:p>
@@ -1786,23 +1760,51 @@
         </w:numPr>
         <w:spacing w:before="120" w:after="120"/>
         <w:jc w:val="both"/>
-        <w:rPr>
-          <w:lang w:val="es-ES"/>
-        </w:rPr>
-      </w:pPr>
-      <w:r>
-        <w:rPr>
-          <w:lang w:val="es-ES"/>
-        </w:rPr>
+      </w:pPr>
+      <w:r>
         <w:t>Investiga cuál es el gasto económico de una guerra en la actualidad y reflexiona de dónde saldría el dinero necesario para financiarla.</w:t>
       </w:r>
     </w:p>
     <w:p>
       <w:pPr>
         <w:pStyle w:val="Prrafodelista"/>
-        <w:rPr>
-          <w:lang w:val="es-ES"/>
-        </w:rPr>
+        <w:spacing w:before="120" w:after="120"/>
+        <w:jc w:val="both"/>
+      </w:pPr>
+    </w:p>
+    <w:p>
+      <w:pPr>
+        <w:pStyle w:val="Prrafodelista"/>
+        <w:spacing w:before="120" w:after="120"/>
+        <w:jc w:val="both"/>
+      </w:pPr>
+      <w:r>
+        <w:t>El gasto que supone una guerra es enorme, y además sigue una tendencia creciente. El dinero que se utiliza en una guerra va orientado al gasto militar global, como en sistemas de defensa, sueldos, invenciones, etcétera.</w:t>
+      </w:r>
+    </w:p>
+    <w:p>
+      <w:pPr>
+        <w:pStyle w:val="Prrafodelista"/>
+        <w:spacing w:before="120" w:after="120"/>
+        <w:jc w:val="both"/>
+      </w:pPr>
+      <w:r>
+        <w:t xml:space="preserve">¿De dónde sale el dinero? </w:t>
+      </w:r>
+    </w:p>
+    <w:p>
+      <w:pPr>
+        <w:pStyle w:val="Prrafodelista"/>
+        <w:spacing w:before="120" w:after="120"/>
+        <w:jc w:val="both"/>
+      </w:pPr>
+      <w:r>
+        <w:t>Pues del endeudamiento público. Los Estados emiten préstamos bancarios con deudas masivas que la ciudadanía actual o futura deberá pagar. Otra forma de recaudar es de los impuestos, aumentándolos significativamente sobre la renta. Además, también se puede dirigir más dinero a los gastos de la milicia si son desviados de programas sociales, infraestructuras, educación o salud.</w:t>
+      </w:r>
+    </w:p>
+    <w:p>
+      <w:pPr>
+        <w:pStyle w:val="Prrafodelista"/>
       </w:pPr>
     </w:p>
     <w:p>
@@ -1814,36 +1816,68 @@
         </w:numPr>
         <w:spacing w:before="120" w:after="120"/>
         <w:jc w:val="both"/>
-        <w:rPr>
-          <w:lang w:val="es-ES"/>
-        </w:rPr>
-      </w:pPr>
-      <w:r>
-        <w:rPr>
-          <w:lang w:val="es-ES"/>
-        </w:rPr>
-        <w:t>¿Qué dos acciones medioambientalmente consideras que toda la ciudadanía debería saber?</w:t>
-      </w:r>
-    </w:p>
-    <w:p>
-      <w:pPr>
-        <w:spacing w:before="120" w:after="120"/>
-        <w:jc w:val="both"/>
-        <w:rPr>
-          <w:lang w:val="es-ES"/>
-        </w:rPr>
-      </w:pPr>
-    </w:p>
-    <w:p>
-      <w:pPr>
-        <w:spacing w:before="120" w:after="120"/>
-        <w:jc w:val="both"/>
-      </w:pPr>
-    </w:p>
-    <w:p>
-      <w:pPr>
-        <w:spacing w:before="120" w:after="120"/>
-        <w:jc w:val="both"/>
+      </w:pPr>
+      <w:r>
+        <w:t>¿Qué dos acciones medioambientalmente consideras que t</w:t>
+      </w:r>
+      <w:r>
+        <w:t>oda la ciudadanía debería saber?</w:t>
+      </w:r>
+    </w:p>
+    <w:p>
+      <w:pPr>
+        <w:pStyle w:val="Prrafodelista"/>
+        <w:spacing w:before="120" w:after="120"/>
+        <w:jc w:val="both"/>
+      </w:pPr>
+    </w:p>
+    <w:p>
+      <w:pPr>
+        <w:pStyle w:val="Prrafodelista"/>
+        <w:spacing w:before="120" w:after="120"/>
+        <w:jc w:val="both"/>
+      </w:pPr>
+      <w:r>
+        <w:t>La gestión de r</w:t>
+      </w:r>
+      <w:r>
+        <w:t>esiduos y la elección dietética y reducción de la huella hídrica.</w:t>
+      </w:r>
+    </w:p>
+    <w:p>
+      <w:pPr>
+        <w:pStyle w:val="Prrafodelista"/>
+        <w:spacing w:before="120" w:after="120"/>
+        <w:jc w:val="both"/>
+      </w:pPr>
+      <w:r>
+        <w:t>La gestión de residuos se trata de las famosas tres “R”; Reducir, reutilizar y reciclar.</w:t>
+      </w:r>
+    </w:p>
+    <w:p>
+      <w:pPr>
+        <w:pStyle w:val="Prrafodelista"/>
+        <w:spacing w:before="120" w:after="120"/>
+        <w:jc w:val="both"/>
+      </w:pPr>
+      <w:r>
+        <w:t>La elección dietética va dirigida al consumo responsable de proteínas y la minimización de desperdicio alimenticio.</w:t>
+      </w:r>
+    </w:p>
+    <w:p>
+      <w:pPr>
+        <w:spacing w:before="120" w:after="120"/>
+        <w:jc w:val="both"/>
+      </w:pPr>
+    </w:p>
+    <w:p>
+      <w:pPr>
+        <w:spacing w:before="120" w:after="120"/>
+        <w:jc w:val="both"/>
+      </w:pPr>
+    </w:p>
+    <w:p>
+      <w:pPr>
         <w:rPr>
           <w:b/>
         </w:rPr>
@@ -1852,6 +1886,22 @@
         <w:rPr>
           <w:b/>
         </w:rPr>
+        <w:br w:type="page"/>
+      </w:r>
+    </w:p>
+    <w:p>
+      <w:pPr>
+        <w:spacing w:before="120" w:after="120"/>
+        <w:jc w:val="both"/>
+        <w:rPr>
+          <w:b/>
+        </w:rPr>
+      </w:pPr>
+      <w:r>
+        <w:rPr>
+          <w:b/>
+        </w:rPr>
+        <w:lastRenderedPageBreak/>
         <w:t>FORMATO DE ENTREGA</w:t>
       </w:r>
     </w:p>
@@ -1899,8 +1949,8 @@
       </w:r>
     </w:p>
     <w:sectPr>
-      <w:headerReference w:type="default" r:id="rId8"/>
-      <w:footerReference w:type="default" r:id="rId9"/>
+      <w:headerReference w:type="default" r:id="rId9"/>
+      <w:footerReference w:type="default" r:id="rId10"/>
       <w:pgSz w:w="11906" w:h="16838"/>
       <w:pgMar w:top="1418" w:right="1286" w:bottom="1800" w:left="1440" w:header="720" w:footer="0" w:gutter="0"/>
       <w:pgNumType w:start="1"/>
@@ -1911,7 +1961,7 @@
 </file>
 
 <file path=word/endnotes.xml><?xml version="1.0" encoding="utf-8"?>
-<w:endnotes xmlns:ve="http://schemas.openxmlformats.org/markup-compatibility/2006" xmlns:o="urn:schemas-microsoft-com:office:office" xmlns:r="http://schemas.openxmlformats.org/officeDocument/2006/relationships" xmlns:m="http://schemas.openxmlformats.org/officeDocument/2006/math" xmlns:v="urn:schemas-microsoft-com:vml" xmlns:wp="http://schemas.openxmlformats.org/drawingml/2006/wordprocessingDrawing" xmlns:w10="urn:schemas-microsoft-com:office:word" xmlns:w="http://schemas.openxmlformats.org/wordprocessingml/2006/main" xmlns:wne="http://schemas.microsoft.com/office/word/2006/wordml">
+<w:endnotes xmlns:wpc="http://schemas.microsoft.com/office/word/2010/wordprocessingCanvas" xmlns:cx="http://schemas.microsoft.com/office/drawing/2014/chartex" xmlns:mc="http://schemas.openxmlformats.org/markup-compatibility/2006" xmlns:o="urn:schemas-microsoft-com:office:office" xmlns:r="http://schemas.openxmlformats.org/officeDocument/2006/relationships" xmlns:m="http://schemas.openxmlformats.org/officeDocument/2006/math" xmlns:v="urn:schemas-microsoft-com:vml" xmlns:wp14="http://schemas.microsoft.com/office/word/2010/wordprocessingDrawing" xmlns:wp="http://schemas.openxmlformats.org/drawingml/2006/wordprocessingDrawing" xmlns:w10="urn:schemas-microsoft-com:office:word" xmlns:w="http://schemas.openxmlformats.org/wordprocessingml/2006/main" xmlns:w14="http://schemas.microsoft.com/office/word/2010/wordml" xmlns:w15="http://schemas.microsoft.com/office/word/2012/wordml" xmlns:w16se="http://schemas.microsoft.com/office/word/2015/wordml/symex" xmlns:wpg="http://schemas.microsoft.com/office/word/2010/wordprocessingGroup" xmlns:wpi="http://schemas.microsoft.com/office/word/2010/wordprocessingInk" xmlns:wne="http://schemas.microsoft.com/office/word/2006/wordml" xmlns:wps="http://schemas.microsoft.com/office/word/2010/wordprocessingShape" mc:Ignorable="w14 w15 w16se wp14">
   <w:endnote w:type="separator" w:id="-1">
     <w:p>
       <w:r>
@@ -1930,7 +1980,7 @@
 </file>
 
 <file path=word/footer1.xml><?xml version="1.0" encoding="utf-8"?>
-<w:ftr xmlns:ve="http://schemas.openxmlformats.org/markup-compatibility/2006" xmlns:o="urn:schemas-microsoft-com:office:office" xmlns:r="http://schemas.openxmlformats.org/officeDocument/2006/relationships" xmlns:m="http://schemas.openxmlformats.org/officeDocument/2006/math" xmlns:v="urn:schemas-microsoft-com:vml" xmlns:wp="http://schemas.openxmlformats.org/drawingml/2006/wordprocessingDrawing" xmlns:w10="urn:schemas-microsoft-com:office:word" xmlns:w="http://schemas.openxmlformats.org/wordprocessingml/2006/main" xmlns:wne="http://schemas.microsoft.com/office/word/2006/wordml">
+<w:ftr xmlns:wpc="http://schemas.microsoft.com/office/word/2010/wordprocessingCanvas" xmlns:cx="http://schemas.microsoft.com/office/drawing/2014/chartex" xmlns:mc="http://schemas.openxmlformats.org/markup-compatibility/2006" xmlns:o="urn:schemas-microsoft-com:office:office" xmlns:r="http://schemas.openxmlformats.org/officeDocument/2006/relationships" xmlns:m="http://schemas.openxmlformats.org/officeDocument/2006/math" xmlns:v="urn:schemas-microsoft-com:vml" xmlns:wp14="http://schemas.microsoft.com/office/word/2010/wordprocessingDrawing" xmlns:wp="http://schemas.openxmlformats.org/drawingml/2006/wordprocessingDrawing" xmlns:w10="urn:schemas-microsoft-com:office:word" xmlns:w="http://schemas.openxmlformats.org/wordprocessingml/2006/main" xmlns:w14="http://schemas.microsoft.com/office/word/2010/wordml" xmlns:w15="http://schemas.microsoft.com/office/word/2012/wordml" xmlns:w16se="http://schemas.microsoft.com/office/word/2015/wordml/symex" xmlns:wpg="http://schemas.microsoft.com/office/word/2010/wordprocessingGroup" xmlns:wpi="http://schemas.microsoft.com/office/word/2010/wordprocessingInk" xmlns:wne="http://schemas.microsoft.com/office/word/2006/wordml" xmlns:wps="http://schemas.microsoft.com/office/word/2010/wordprocessingShape" mc:Ignorable="w14 w15 w16se wp14">
   <w:p>
     <w:pPr>
       <w:pBdr>
@@ -1975,7 +2025,7 @@
 </file>
 
 <file path=word/footnotes.xml><?xml version="1.0" encoding="utf-8"?>
-<w:footnotes xmlns:ve="http://schemas.openxmlformats.org/markup-compatibility/2006" xmlns:o="urn:schemas-microsoft-com:office:office" xmlns:r="http://schemas.openxmlformats.org/officeDocument/2006/relationships" xmlns:m="http://schemas.openxmlformats.org/officeDocument/2006/math" xmlns:v="urn:schemas-microsoft-com:vml" xmlns:wp="http://schemas.openxmlformats.org/drawingml/2006/wordprocessingDrawing" xmlns:w10="urn:schemas-microsoft-com:office:word" xmlns:w="http://schemas.openxmlformats.org/wordprocessingml/2006/main" xmlns:wne="http://schemas.microsoft.com/office/word/2006/wordml">
+<w:footnotes xmlns:wpc="http://schemas.microsoft.com/office/word/2010/wordprocessingCanvas" xmlns:cx="http://schemas.microsoft.com/office/drawing/2014/chartex" xmlns:mc="http://schemas.openxmlformats.org/markup-compatibility/2006" xmlns:o="urn:schemas-microsoft-com:office:office" xmlns:r="http://schemas.openxmlformats.org/officeDocument/2006/relationships" xmlns:m="http://schemas.openxmlformats.org/officeDocument/2006/math" xmlns:v="urn:schemas-microsoft-com:vml" xmlns:wp14="http://schemas.microsoft.com/office/word/2010/wordprocessingDrawing" xmlns:wp="http://schemas.openxmlformats.org/drawingml/2006/wordprocessingDrawing" xmlns:w10="urn:schemas-microsoft-com:office:word" xmlns:w="http://schemas.openxmlformats.org/wordprocessingml/2006/main" xmlns:w14="http://schemas.microsoft.com/office/word/2010/wordml" xmlns:w15="http://schemas.microsoft.com/office/word/2012/wordml" xmlns:w16se="http://schemas.microsoft.com/office/word/2015/wordml/symex" xmlns:wpg="http://schemas.microsoft.com/office/word/2010/wordprocessingGroup" xmlns:wpi="http://schemas.microsoft.com/office/word/2010/wordprocessingInk" xmlns:wne="http://schemas.microsoft.com/office/word/2006/wordml" xmlns:wps="http://schemas.microsoft.com/office/word/2010/wordprocessingShape" mc:Ignorable="w14 w15 w16se wp14">
   <w:footnote w:type="separator" w:id="-1">
     <w:p>
       <w:r>
@@ -1994,7 +2044,7 @@
 </file>
 
 <file path=word/header1.xml><?xml version="1.0" encoding="utf-8"?>
-<w:hdr xmlns:ve="http://schemas.openxmlformats.org/markup-compatibility/2006" xmlns:o="urn:schemas-microsoft-com:office:office" xmlns:r="http://schemas.openxmlformats.org/officeDocument/2006/relationships" xmlns:m="http://schemas.openxmlformats.org/officeDocument/2006/math" xmlns:v="urn:schemas-microsoft-com:vml" xmlns:wp="http://schemas.openxmlformats.org/drawingml/2006/wordprocessingDrawing" xmlns:w10="urn:schemas-microsoft-com:office:word" xmlns:w="http://schemas.openxmlformats.org/wordprocessingml/2006/main" xmlns:wne="http://schemas.microsoft.com/office/word/2006/wordml">
+<w:hdr xmlns:wpc="http://schemas.microsoft.com/office/word/2010/wordprocessingCanvas" xmlns:cx="http://schemas.microsoft.com/office/drawing/2014/chartex" xmlns:mc="http://schemas.openxmlformats.org/markup-compatibility/2006" xmlns:o="urn:schemas-microsoft-com:office:office" xmlns:r="http://schemas.openxmlformats.org/officeDocument/2006/relationships" xmlns:m="http://schemas.openxmlformats.org/officeDocument/2006/math" xmlns:v="urn:schemas-microsoft-com:vml" xmlns:wp14="http://schemas.microsoft.com/office/word/2010/wordprocessingDrawing" xmlns:wp="http://schemas.openxmlformats.org/drawingml/2006/wordprocessingDrawing" xmlns:w10="urn:schemas-microsoft-com:office:word" xmlns:w="http://schemas.openxmlformats.org/wordprocessingml/2006/main" xmlns:w14="http://schemas.microsoft.com/office/word/2010/wordml" xmlns:w15="http://schemas.microsoft.com/office/word/2012/wordml" xmlns:w16se="http://schemas.microsoft.com/office/word/2015/wordml/symex" xmlns:wpg="http://schemas.microsoft.com/office/word/2010/wordprocessingGroup" xmlns:wpi="http://schemas.microsoft.com/office/word/2010/wordprocessingInk" xmlns:wne="http://schemas.microsoft.com/office/word/2006/wordml" xmlns:wps="http://schemas.microsoft.com/office/word/2010/wordprocessingShape" mc:Ignorable="w14 w15 w16se wp14">
   <w:p>
     <w:pPr>
       <w:widowControl w:val="0"/>
@@ -2022,7 +2072,7 @@
         <w:insideV w:val="single" w:sz="4" w:space="0" w:color="000000"/>
       </w:tblBorders>
       <w:tblLayout w:type="fixed"/>
-      <w:tblLook w:val="0000"/>
+      <w:tblLook w:val="0000" w:firstRow="0" w:lastRow="0" w:firstColumn="0" w:lastColumn="0" w:noHBand="0" w:noVBand="0"/>
     </w:tblPr>
     <w:tblGrid>
       <w:gridCol w:w="2340"/>
@@ -2067,7 +2117,6 @@
               <w:rFonts w:ascii="Arial" w:eastAsia="Arial" w:hAnsi="Arial" w:cs="Arial"/>
               <w:noProof/>
               <w:color w:val="000000"/>
-              <w:lang w:val="es-ES"/>
             </w:rPr>
             <w:drawing>
               <wp:inline distT="0" distB="0" distL="0" distR="0">
@@ -2425,30 +2474,8 @@
       <w:rPr>
         <w:color w:val="000000"/>
       </w:rPr>
-      <w:t xml:space="preserve">Nombre: José Javier </w:t>
+      <w:t>Nombre: José Javier Pasamar Acón</w:t>
     </w:r>
-    <w:proofErr w:type="spellStart"/>
-    <w:r>
-      <w:rPr>
-        <w:color w:val="000000"/>
-      </w:rPr>
-      <w:t>Pasamar</w:t>
-    </w:r>
-    <w:proofErr w:type="spellEnd"/>
-    <w:r>
-      <w:rPr>
-        <w:color w:val="000000"/>
-      </w:rPr>
-      <w:t xml:space="preserve"> </w:t>
-    </w:r>
-    <w:proofErr w:type="spellStart"/>
-    <w:r>
-      <w:rPr>
-        <w:color w:val="000000"/>
-      </w:rPr>
-      <w:t>Acón</w:t>
-    </w:r>
-    <w:proofErr w:type="spellEnd"/>
   </w:p>
   <w:p>
     <w:pPr>
@@ -2472,8 +2499,8 @@
 </file>
 
 <file path=word/numbering.xml><?xml version="1.0" encoding="utf-8"?>
-<w:numbering xmlns:ve="http://schemas.openxmlformats.org/markup-compatibility/2006" xmlns:o="urn:schemas-microsoft-com:office:office" xmlns:r="http://schemas.openxmlformats.org/officeDocument/2006/relationships" xmlns:m="http://schemas.openxmlformats.org/officeDocument/2006/math" xmlns:v="urn:schemas-microsoft-com:vml" xmlns:wp="http://schemas.openxmlformats.org/drawingml/2006/wordprocessingDrawing" xmlns:w10="urn:schemas-microsoft-com:office:word" xmlns:w="http://schemas.openxmlformats.org/wordprocessingml/2006/main" xmlns:wne="http://schemas.microsoft.com/office/word/2006/wordml">
-  <w:abstractNum w:abstractNumId="0">
+<w:numbering xmlns:wpc="http://schemas.microsoft.com/office/word/2010/wordprocessingCanvas" xmlns:cx="http://schemas.microsoft.com/office/drawing/2014/chartex" xmlns:mc="http://schemas.openxmlformats.org/markup-compatibility/2006" xmlns:o="urn:schemas-microsoft-com:office:office" xmlns:r="http://schemas.openxmlformats.org/officeDocument/2006/relationships" xmlns:m="http://schemas.openxmlformats.org/officeDocument/2006/math" xmlns:v="urn:schemas-microsoft-com:vml" xmlns:wp14="http://schemas.microsoft.com/office/word/2010/wordprocessingDrawing" xmlns:wp="http://schemas.openxmlformats.org/drawingml/2006/wordprocessingDrawing" xmlns:w10="urn:schemas-microsoft-com:office:word" xmlns:w="http://schemas.openxmlformats.org/wordprocessingml/2006/main" xmlns:w14="http://schemas.microsoft.com/office/word/2010/wordml" xmlns:w15="http://schemas.microsoft.com/office/word/2012/wordml" xmlns:w16se="http://schemas.microsoft.com/office/word/2015/wordml/symex" xmlns:wpg="http://schemas.microsoft.com/office/word/2010/wordprocessingGroup" xmlns:wpi="http://schemas.microsoft.com/office/word/2010/wordprocessingInk" xmlns:wne="http://schemas.microsoft.com/office/word/2006/wordml" xmlns:wps="http://schemas.microsoft.com/office/word/2010/wordprocessingShape" mc:Ignorable="w14 w15 w16se wp14">
+  <w:abstractNum w:abstractNumId="0" w15:restartNumberingAfterBreak="0">
     <w:nsid w:val="01F65B53"/>
     <w:multiLevelType w:val="multilevel"/>
     <w:tmpl w:val="B186086C"/>
@@ -2622,7 +2649,7 @@
       </w:rPr>
     </w:lvl>
   </w:abstractNum>
-  <w:abstractNum w:abstractNumId="1">
+  <w:abstractNum w:abstractNumId="1" w15:restartNumberingAfterBreak="0">
     <w:nsid w:val="0C5F41BD"/>
     <w:multiLevelType w:val="hybridMultilevel"/>
     <w:tmpl w:val="34201BBE"/>
@@ -2711,7 +2738,7 @@
       </w:pPr>
     </w:lvl>
   </w:abstractNum>
-  <w:abstractNum w:abstractNumId="2">
+  <w:abstractNum w:abstractNumId="2" w15:restartNumberingAfterBreak="0">
     <w:nsid w:val="0E2254E5"/>
     <w:multiLevelType w:val="multilevel"/>
     <w:tmpl w:val="3B769256"/>
@@ -2860,7 +2887,7 @@
       </w:rPr>
     </w:lvl>
   </w:abstractNum>
-  <w:abstractNum w:abstractNumId="3">
+  <w:abstractNum w:abstractNumId="3" w15:restartNumberingAfterBreak="0">
     <w:nsid w:val="0FD50B5B"/>
     <w:multiLevelType w:val="multilevel"/>
     <w:tmpl w:val="C0562B46"/>
@@ -3009,7 +3036,7 @@
       </w:rPr>
     </w:lvl>
   </w:abstractNum>
-  <w:abstractNum w:abstractNumId="4">
+  <w:abstractNum w:abstractNumId="4" w15:restartNumberingAfterBreak="0">
     <w:nsid w:val="11760704"/>
     <w:multiLevelType w:val="multilevel"/>
     <w:tmpl w:val="27624518"/>
@@ -3095,7 +3122,7 @@
       </w:pPr>
     </w:lvl>
   </w:abstractNum>
-  <w:abstractNum w:abstractNumId="5">
+  <w:abstractNum w:abstractNumId="5" w15:restartNumberingAfterBreak="0">
     <w:nsid w:val="329D6F35"/>
     <w:multiLevelType w:val="hybridMultilevel"/>
     <w:tmpl w:val="9E8835B8"/>
@@ -3184,7 +3211,7 @@
       </w:pPr>
     </w:lvl>
   </w:abstractNum>
-  <w:abstractNum w:abstractNumId="6">
+  <w:abstractNum w:abstractNumId="6" w15:restartNumberingAfterBreak="0">
     <w:nsid w:val="32DF41B0"/>
     <w:multiLevelType w:val="hybridMultilevel"/>
     <w:tmpl w:val="8820D0C6"/>
@@ -3273,7 +3300,7 @@
       </w:pPr>
     </w:lvl>
   </w:abstractNum>
-  <w:abstractNum w:abstractNumId="7">
+  <w:abstractNum w:abstractNumId="7" w15:restartNumberingAfterBreak="0">
     <w:nsid w:val="35610992"/>
     <w:multiLevelType w:val="hybridMultilevel"/>
     <w:tmpl w:val="DA267266"/>
@@ -3362,7 +3389,7 @@
       </w:pPr>
     </w:lvl>
   </w:abstractNum>
-  <w:abstractNum w:abstractNumId="8">
+  <w:abstractNum w:abstractNumId="8" w15:restartNumberingAfterBreak="0">
     <w:nsid w:val="46B60905"/>
     <w:multiLevelType w:val="hybridMultilevel"/>
     <w:tmpl w:val="7C22C4F2"/>
@@ -3451,7 +3478,96 @@
       </w:pPr>
     </w:lvl>
   </w:abstractNum>
-  <w:abstractNum w:abstractNumId="9">
+  <w:abstractNum w:abstractNumId="9" w15:restartNumberingAfterBreak="0">
+    <w:nsid w:val="545467D1"/>
+    <w:multiLevelType w:val="hybridMultilevel"/>
+    <w:tmpl w:val="06B0DEC8"/>
+    <w:lvl w:ilvl="0" w:tplc="2C340F58">
+      <w:start w:val="1"/>
+      <w:numFmt w:val="decimal"/>
+      <w:lvlText w:val="%1."/>
+      <w:lvlJc w:val="left"/>
+      <w:pPr>
+        <w:ind w:left="1080" w:hanging="360"/>
+      </w:pPr>
+      <w:rPr>
+        <w:rFonts w:hint="default"/>
+      </w:rPr>
+    </w:lvl>
+    <w:lvl w:ilvl="1" w:tplc="0C0A0019" w:tentative="1">
+      <w:start w:val="1"/>
+      <w:numFmt w:val="lowerLetter"/>
+      <w:lvlText w:val="%2."/>
+      <w:lvlJc w:val="left"/>
+      <w:pPr>
+        <w:ind w:left="1800" w:hanging="360"/>
+      </w:pPr>
+    </w:lvl>
+    <w:lvl w:ilvl="2" w:tplc="0C0A001B" w:tentative="1">
+      <w:start w:val="1"/>
+      <w:numFmt w:val="lowerRoman"/>
+      <w:lvlText w:val="%3."/>
+      <w:lvlJc w:val="right"/>
+      <w:pPr>
+        <w:ind w:left="2520" w:hanging="180"/>
+      </w:pPr>
+    </w:lvl>
+    <w:lvl w:ilvl="3" w:tplc="0C0A000F" w:tentative="1">
+      <w:start w:val="1"/>
+      <w:numFmt w:val="decimal"/>
+      <w:lvlText w:val="%4."/>
+      <w:lvlJc w:val="left"/>
+      <w:pPr>
+        <w:ind w:left="3240" w:hanging="360"/>
+      </w:pPr>
+    </w:lvl>
+    <w:lvl w:ilvl="4" w:tplc="0C0A0019" w:tentative="1">
+      <w:start w:val="1"/>
+      <w:numFmt w:val="lowerLetter"/>
+      <w:lvlText w:val="%5."/>
+      <w:lvlJc w:val="left"/>
+      <w:pPr>
+        <w:ind w:left="3960" w:hanging="360"/>
+      </w:pPr>
+    </w:lvl>
+    <w:lvl w:ilvl="5" w:tplc="0C0A001B" w:tentative="1">
+      <w:start w:val="1"/>
+      <w:numFmt w:val="lowerRoman"/>
+      <w:lvlText w:val="%6."/>
+      <w:lvlJc w:val="right"/>
+      <w:pPr>
+        <w:ind w:left="4680" w:hanging="180"/>
+      </w:pPr>
+    </w:lvl>
+    <w:lvl w:ilvl="6" w:tplc="0C0A000F" w:tentative="1">
+      <w:start w:val="1"/>
+      <w:numFmt w:val="decimal"/>
+      <w:lvlText w:val="%7."/>
+      <w:lvlJc w:val="left"/>
+      <w:pPr>
+        <w:ind w:left="5400" w:hanging="360"/>
+      </w:pPr>
+    </w:lvl>
+    <w:lvl w:ilvl="7" w:tplc="0C0A0019" w:tentative="1">
+      <w:start w:val="1"/>
+      <w:numFmt w:val="lowerLetter"/>
+      <w:lvlText w:val="%8."/>
+      <w:lvlJc w:val="left"/>
+      <w:pPr>
+        <w:ind w:left="6120" w:hanging="360"/>
+      </w:pPr>
+    </w:lvl>
+    <w:lvl w:ilvl="8" w:tplc="0C0A001B" w:tentative="1">
+      <w:start w:val="1"/>
+      <w:numFmt w:val="lowerRoman"/>
+      <w:lvlText w:val="%9."/>
+      <w:lvlJc w:val="right"/>
+      <w:pPr>
+        <w:ind w:left="6840" w:hanging="180"/>
+      </w:pPr>
+    </w:lvl>
+  </w:abstractNum>
+  <w:abstractNum w:abstractNumId="10" w15:restartNumberingAfterBreak="0">
     <w:nsid w:val="54551B32"/>
     <w:multiLevelType w:val="hybridMultilevel"/>
     <w:tmpl w:val="69BCEB3E"/>
@@ -3540,7 +3656,7 @@
       </w:pPr>
     </w:lvl>
   </w:abstractNum>
-  <w:abstractNum w:abstractNumId="10">
+  <w:abstractNum w:abstractNumId="11" w15:restartNumberingAfterBreak="0">
     <w:nsid w:val="5DC33B89"/>
     <w:multiLevelType w:val="hybridMultilevel"/>
     <w:tmpl w:val="4B208960"/>
@@ -3629,7 +3745,7 @@
       </w:pPr>
     </w:lvl>
   </w:abstractNum>
-  <w:abstractNum w:abstractNumId="11">
+  <w:abstractNum w:abstractNumId="12" w15:restartNumberingAfterBreak="0">
     <w:nsid w:val="66FB7815"/>
     <w:multiLevelType w:val="hybridMultilevel"/>
     <w:tmpl w:val="72EEA282"/>
@@ -3718,7 +3834,7 @@
       </w:pPr>
     </w:lvl>
   </w:abstractNum>
-  <w:abstractNum w:abstractNumId="12">
+  <w:abstractNum w:abstractNumId="13" w15:restartNumberingAfterBreak="0">
     <w:nsid w:val="74372054"/>
     <w:multiLevelType w:val="multilevel"/>
     <w:tmpl w:val="CB307006"/>
@@ -3867,7 +3983,7 @@
       </w:rPr>
     </w:lvl>
   </w:abstractNum>
-  <w:abstractNum w:abstractNumId="13">
+  <w:abstractNum w:abstractNumId="14" w15:restartNumberingAfterBreak="0">
     <w:nsid w:val="76277CEA"/>
     <w:multiLevelType w:val="hybridMultilevel"/>
     <w:tmpl w:val="D36EB5F2"/>
@@ -3980,7 +4096,7 @@
       </w:rPr>
     </w:lvl>
   </w:abstractNum>
-  <w:abstractNum w:abstractNumId="14">
+  <w:abstractNum w:abstractNumId="15" w15:restartNumberingAfterBreak="0">
     <w:nsid w:val="7F400DC3"/>
     <w:multiLevelType w:val="multilevel"/>
     <w:tmpl w:val="45E85E8E"/>
@@ -4098,7 +4214,7 @@
     <w:abstractNumId w:val="4"/>
   </w:num>
   <w:num w:numId="2">
-    <w:abstractNumId w:val="14"/>
+    <w:abstractNumId w:val="15"/>
   </w:num>
   <w:num w:numId="3">
     <w:abstractNumId w:val="2"/>
@@ -4107,22 +4223,22 @@
     <w:abstractNumId w:val="0"/>
   </w:num>
   <w:num w:numId="5">
-    <w:abstractNumId w:val="12"/>
+    <w:abstractNumId w:val="13"/>
   </w:num>
   <w:num w:numId="6">
     <w:abstractNumId w:val="3"/>
   </w:num>
   <w:num w:numId="7">
-    <w:abstractNumId w:val="9"/>
+    <w:abstractNumId w:val="10"/>
   </w:num>
   <w:num w:numId="8">
-    <w:abstractNumId w:val="11"/>
+    <w:abstractNumId w:val="12"/>
   </w:num>
   <w:num w:numId="9">
     <w:abstractNumId w:val="1"/>
   </w:num>
   <w:num w:numId="10">
-    <w:abstractNumId w:val="10"/>
+    <w:abstractNumId w:val="11"/>
   </w:num>
   <w:num w:numId="11">
     <w:abstractNumId w:val="5"/>
@@ -4137,162 +4253,399 @@
     <w:abstractNumId w:val="7"/>
   </w:num>
   <w:num w:numId="15">
-    <w:abstractNumId w:val="13"/>
+    <w:abstractNumId w:val="14"/>
+  </w:num>
+  <w:num w:numId="16">
+    <w:abstractNumId w:val="9"/>
   </w:num>
 </w:numbering>
 </file>
 
 <file path=word/styles.xml><?xml version="1.0" encoding="utf-8"?>
-<w:styles xmlns:r="http://schemas.openxmlformats.org/officeDocument/2006/relationships" xmlns:w="http://schemas.openxmlformats.org/wordprocessingml/2006/main">
+<w:styles xmlns:mc="http://schemas.openxmlformats.org/markup-compatibility/2006" xmlns:r="http://schemas.openxmlformats.org/officeDocument/2006/relationships" xmlns:w="http://schemas.openxmlformats.org/wordprocessingml/2006/main" xmlns:w14="http://schemas.microsoft.com/office/word/2010/wordml" xmlns:w15="http://schemas.microsoft.com/office/word/2012/wordml" xmlns:w16se="http://schemas.microsoft.com/office/word/2015/wordml/symex" mc:Ignorable="w14 w15 w16se">
   <w:docDefaults>
     <w:rPrDefault>
       <w:rPr>
         <w:rFonts w:ascii="Times New Roman" w:eastAsia="Times New Roman" w:hAnsi="Times New Roman" w:cs="Times New Roman"/>
         <w:sz w:val="24"/>
         <w:szCs w:val="24"/>
-        <w:lang w:eastAsia="es-ES" w:bidi="ar-SA"/>
+        <w:lang w:val="es-ES" w:eastAsia="es-ES" w:bidi="ar-SA"/>
       </w:rPr>
     </w:rPrDefault>
     <w:pPrDefault/>
   </w:docDefaults>
-  <w:latentStyles w:defLockedState="0" w:defUIPriority="99" w:defSemiHidden="1" w:defUnhideWhenUsed="1" w:defQFormat="0" w:count="267">
-    <w:lsdException w:name="Normal" w:semiHidden="0" w:uiPriority="0" w:unhideWhenUsed="0" w:qFormat="1"/>
-    <w:lsdException w:name="heading 1" w:semiHidden="0" w:uiPriority="9" w:unhideWhenUsed="0" w:qFormat="1"/>
-    <w:lsdException w:name="heading 2" w:uiPriority="9" w:qFormat="1"/>
-    <w:lsdException w:name="heading 3" w:uiPriority="9" w:qFormat="1"/>
-    <w:lsdException w:name="heading 4" w:uiPriority="9" w:qFormat="1"/>
-    <w:lsdException w:name="heading 5" w:uiPriority="9" w:qFormat="1"/>
-    <w:lsdException w:name="heading 6" w:uiPriority="9" w:qFormat="1"/>
-    <w:lsdException w:name="heading 7" w:uiPriority="9" w:qFormat="1"/>
-    <w:lsdException w:name="heading 8" w:uiPriority="9" w:qFormat="1"/>
-    <w:lsdException w:name="heading 9" w:uiPriority="9" w:qFormat="1"/>
-    <w:lsdException w:name="toc 1" w:uiPriority="39"/>
-    <w:lsdException w:name="toc 2" w:uiPriority="39"/>
-    <w:lsdException w:name="toc 3" w:uiPriority="39"/>
-    <w:lsdException w:name="toc 4" w:uiPriority="39"/>
-    <w:lsdException w:name="toc 5" w:uiPriority="39"/>
-    <w:lsdException w:name="toc 6" w:uiPriority="39"/>
-    <w:lsdException w:name="toc 7" w:uiPriority="39"/>
-    <w:lsdException w:name="toc 8" w:uiPriority="39"/>
-    <w:lsdException w:name="toc 9" w:uiPriority="39"/>
-    <w:lsdException w:name="caption" w:uiPriority="35" w:qFormat="1"/>
-    <w:lsdException w:name="Title" w:semiHidden="0" w:uiPriority="10" w:unhideWhenUsed="0" w:qFormat="1"/>
-    <w:lsdException w:name="Default Paragraph Font" w:uiPriority="1"/>
-    <w:lsdException w:name="Subtitle" w:semiHidden="0" w:uiPriority="11" w:unhideWhenUsed="0" w:qFormat="1"/>
-    <w:lsdException w:name="Strong" w:semiHidden="0" w:uiPriority="22" w:unhideWhenUsed="0" w:qFormat="1"/>
-    <w:lsdException w:name="Emphasis" w:semiHidden="0" w:uiPriority="20" w:unhideWhenUsed="0" w:qFormat="1"/>
-    <w:lsdException w:name="Table Grid" w:semiHidden="0" w:uiPriority="39" w:unhideWhenUsed="0"/>
-    <w:lsdException w:name="Placeholder Text" w:unhideWhenUsed="0"/>
-    <w:lsdException w:name="No Spacing" w:semiHidden="0" w:uiPriority="1" w:unhideWhenUsed="0" w:qFormat="1"/>
-    <w:lsdException w:name="Light Shading" w:semiHidden="0" w:uiPriority="60" w:unhideWhenUsed="0"/>
-    <w:lsdException w:name="Light List" w:semiHidden="0" w:uiPriority="61" w:unhideWhenUsed="0"/>
-    <w:lsdException w:name="Light Grid" w:semiHidden="0" w:uiPriority="62" w:unhideWhenUsed="0"/>
-    <w:lsdException w:name="Medium Shading 1" w:semiHidden="0" w:uiPriority="63" w:unhideWhenUsed="0"/>
-    <w:lsdException w:name="Medium Shading 2" w:semiHidden="0" w:uiPriority="64" w:unhideWhenUsed="0"/>
-    <w:lsdException w:name="Medium List 1" w:semiHidden="0" w:uiPriority="65" w:unhideWhenUsed="0"/>
-    <w:lsdException w:name="Medium List 2" w:semiHidden="0" w:uiPriority="66" w:unhideWhenUsed="0"/>
-    <w:lsdException w:name="Medium Grid 1" w:semiHidden="0" w:uiPriority="67" w:unhideWhenUsed="0"/>
-    <w:lsdException w:name="Medium Grid 2" w:semiHidden="0" w:uiPriority="68" w:unhideWhenUsed="0"/>
-    <w:lsdException w:name="Medium Grid 3" w:semiHidden="0" w:uiPriority="69" w:unhideWhenUsed="0"/>
-    <w:lsdException w:name="Dark List" w:semiHidden="0" w:uiPriority="70" w:unhideWhenUsed="0"/>
-    <w:lsdException w:name="Colorful Shading" w:semiHidden="0" w:uiPriority="71" w:unhideWhenUsed="0"/>
-    <w:lsdException w:name="Colorful List" w:semiHidden="0" w:uiPriority="72" w:unhideWhenUsed="0"/>
-    <w:lsdException w:name="Colorful Grid" w:semiHidden="0" w:uiPriority="73" w:unhideWhenUsed="0"/>
-    <w:lsdException w:name="Light Shading Accent 1" w:semiHidden="0" w:uiPriority="60" w:unhideWhenUsed="0"/>
-    <w:lsdException w:name="Light List Accent 1" w:semiHidden="0" w:uiPriority="61" w:unhideWhenUsed="0"/>
-    <w:lsdException w:name="Light Grid Accent 1" w:semiHidden="0" w:uiPriority="62" w:unhideWhenUsed="0"/>
-    <w:lsdException w:name="Medium Shading 1 Accent 1" w:semiHidden="0" w:uiPriority="63" w:unhideWhenUsed="0"/>
-    <w:lsdException w:name="Medium Shading 2 Accent 1" w:semiHidden="0" w:uiPriority="64" w:unhideWhenUsed="0"/>
-    <w:lsdException w:name="Medium List 1 Accent 1" w:semiHidden="0" w:uiPriority="65" w:unhideWhenUsed="0"/>
-    <w:lsdException w:name="Revision" w:unhideWhenUsed="0"/>
-    <w:lsdException w:name="List Paragraph" w:semiHidden="0" w:uiPriority="34" w:unhideWhenUsed="0" w:qFormat="1"/>
-    <w:lsdException w:name="Quote" w:semiHidden="0" w:uiPriority="29" w:unhideWhenUsed="0" w:qFormat="1"/>
-    <w:lsdException w:name="Intense Quote" w:semiHidden="0" w:uiPriority="30" w:unhideWhenUsed="0" w:qFormat="1"/>
-    <w:lsdException w:name="Medium List 2 Accent 1" w:semiHidden="0" w:uiPriority="66" w:unhideWhenUsed="0"/>
-    <w:lsdException w:name="Medium Grid 1 Accent 1" w:semiHidden="0" w:uiPriority="67" w:unhideWhenUsed="0"/>
-    <w:lsdException w:name="Medium Grid 2 Accent 1" w:semiHidden="0" w:uiPriority="68" w:unhideWhenUsed="0"/>
-    <w:lsdException w:name="Medium Grid 3 Accent 1" w:semiHidden="0" w:uiPriority="69" w:unhideWhenUsed="0"/>
-    <w:lsdException w:name="Dark List Accent 1" w:semiHidden="0" w:uiPriority="70" w:unhideWhenUsed="0"/>
-    <w:lsdException w:name="Colorful Shading Accent 1" w:semiHidden="0" w:uiPriority="71" w:unhideWhenUsed="0"/>
-    <w:lsdException w:name="Colorful List Accent 1" w:semiHidden="0" w:uiPriority="72" w:unhideWhenUsed="0"/>
-    <w:lsdException w:name="Colorful Grid Accent 1" w:semiHidden="0" w:uiPriority="73" w:unhideWhenUsed="0"/>
-    <w:lsdException w:name="Light Shading Accent 2" w:semiHidden="0" w:uiPriority="60" w:unhideWhenUsed="0"/>
-    <w:lsdException w:name="Light List Accent 2" w:semiHidden="0" w:uiPriority="61" w:unhideWhenUsed="0"/>
-    <w:lsdException w:name="Light Grid Accent 2" w:semiHidden="0" w:uiPriority="62" w:unhideWhenUsed="0"/>
-    <w:lsdException w:name="Medium Shading 1 Accent 2" w:semiHidden="0" w:uiPriority="63" w:unhideWhenUsed="0"/>
-    <w:lsdException w:name="Medium Shading 2 Accent 2" w:semiHidden="0" w:uiPriority="64" w:unhideWhenUsed="0"/>
-    <w:lsdException w:name="Medium List 1 Accent 2" w:semiHidden="0" w:uiPriority="65" w:unhideWhenUsed="0"/>
-    <w:lsdException w:name="Medium List 2 Accent 2" w:semiHidden="0" w:uiPriority="66" w:unhideWhenUsed="0"/>
-    <w:lsdException w:name="Medium Grid 1 Accent 2" w:semiHidden="0" w:uiPriority="67" w:unhideWhenUsed="0"/>
-    <w:lsdException w:name="Medium Grid 2 Accent 2" w:semiHidden="0" w:uiPriority="68" w:unhideWhenUsed="0"/>
-    <w:lsdException w:name="Medium Grid 3 Accent 2" w:semiHidden="0" w:uiPriority="69" w:unhideWhenUsed="0"/>
-    <w:lsdException w:name="Dark List Accent 2" w:semiHidden="0" w:uiPriority="70" w:unhideWhenUsed="0"/>
-    <w:lsdException w:name="Colorful Shading Accent 2" w:semiHidden="0" w:uiPriority="71" w:unhideWhenUsed="0"/>
-    <w:lsdException w:name="Colorful List Accent 2" w:semiHidden="0" w:uiPriority="72" w:unhideWhenUsed="0"/>
-    <w:lsdException w:name="Colorful Grid Accent 2" w:semiHidden="0" w:uiPriority="73" w:unhideWhenUsed="0"/>
-    <w:lsdException w:name="Light Shading Accent 3" w:semiHidden="0" w:uiPriority="60" w:unhideWhenUsed="0"/>
-    <w:lsdException w:name="Light List Accent 3" w:semiHidden="0" w:uiPriority="61" w:unhideWhenUsed="0"/>
-    <w:lsdException w:name="Light Grid Accent 3" w:semiHidden="0" w:uiPriority="62" w:unhideWhenUsed="0"/>
-    <w:lsdException w:name="Medium Shading 1 Accent 3" w:semiHidden="0" w:uiPriority="63" w:unhideWhenUsed="0"/>
-    <w:lsdException w:name="Medium Shading 2 Accent 3" w:semiHidden="0" w:uiPriority="64" w:unhideWhenUsed="0"/>
-    <w:lsdException w:name="Medium List 1 Accent 3" w:semiHidden="0" w:uiPriority="65" w:unhideWhenUsed="0"/>
-    <w:lsdException w:name="Medium List 2 Accent 3" w:semiHidden="0" w:uiPriority="66" w:unhideWhenUsed="0"/>
-    <w:lsdException w:name="Medium Grid 1 Accent 3" w:semiHidden="0" w:uiPriority="67" w:unhideWhenUsed="0"/>
-    <w:lsdException w:name="Medium Grid 2 Accent 3" w:semiHidden="0" w:uiPriority="68" w:unhideWhenUsed="0"/>
-    <w:lsdException w:name="Medium Grid 3 Accent 3" w:semiHidden="0" w:uiPriority="69" w:unhideWhenUsed="0"/>
-    <w:lsdException w:name="Dark List Accent 3" w:semiHidden="0" w:uiPriority="70" w:unhideWhenUsed="0"/>
-    <w:lsdException w:name="Colorful Shading Accent 3" w:semiHidden="0" w:uiPriority="71" w:unhideWhenUsed="0"/>
-    <w:lsdException w:name="Colorful List Accent 3" w:semiHidden="0" w:uiPriority="72" w:unhideWhenUsed="0"/>
-    <w:lsdException w:name="Colorful Grid Accent 3" w:semiHidden="0" w:uiPriority="73" w:unhideWhenUsed="0"/>
-    <w:lsdException w:name="Light Shading Accent 4" w:semiHidden="0" w:uiPriority="60" w:unhideWhenUsed="0"/>
-    <w:lsdException w:name="Light List Accent 4" w:semiHidden="0" w:uiPriority="61" w:unhideWhenUsed="0"/>
-    <w:lsdException w:name="Light Grid Accent 4" w:semiHidden="0" w:uiPriority="62" w:unhideWhenUsed="0"/>
-    <w:lsdException w:name="Medium Shading 1 Accent 4" w:semiHidden="0" w:uiPriority="63" w:unhideWhenUsed="0"/>
-    <w:lsdException w:name="Medium Shading 2 Accent 4" w:semiHidden="0" w:uiPriority="64" w:unhideWhenUsed="0"/>
-    <w:lsdException w:name="Medium List 1 Accent 4" w:semiHidden="0" w:uiPriority="65" w:unhideWhenUsed="0"/>
-    <w:lsdException w:name="Medium List 2 Accent 4" w:semiHidden="0" w:uiPriority="66" w:unhideWhenUsed="0"/>
-    <w:lsdException w:name="Medium Grid 1 Accent 4" w:semiHidden="0" w:uiPriority="67" w:unhideWhenUsed="0"/>
-    <w:lsdException w:name="Medium Grid 2 Accent 4" w:semiHidden="0" w:uiPriority="68" w:unhideWhenUsed="0"/>
-    <w:lsdException w:name="Medium Grid 3 Accent 4" w:semiHidden="0" w:uiPriority="69" w:unhideWhenUsed="0"/>
-    <w:lsdException w:name="Dark List Accent 4" w:semiHidden="0" w:uiPriority="70" w:unhideWhenUsed="0"/>
-    <w:lsdException w:name="Colorful Shading Accent 4" w:semiHidden="0" w:uiPriority="71" w:unhideWhenUsed="0"/>
-    <w:lsdException w:name="Colorful List Accent 4" w:semiHidden="0" w:uiPriority="72" w:unhideWhenUsed="0"/>
-    <w:lsdException w:name="Colorful Grid Accent 4" w:semiHidden="0" w:uiPriority="73" w:unhideWhenUsed="0"/>
-    <w:lsdException w:name="Light Shading Accent 5" w:semiHidden="0" w:uiPriority="60" w:unhideWhenUsed="0"/>
-    <w:lsdException w:name="Light List Accent 5" w:semiHidden="0" w:uiPriority="61" w:unhideWhenUsed="0"/>
-    <w:lsdException w:name="Light Grid Accent 5" w:semiHidden="0" w:uiPriority="62" w:unhideWhenUsed="0"/>
-    <w:lsdException w:name="Medium Shading 1 Accent 5" w:semiHidden="0" w:uiPriority="63" w:unhideWhenUsed="0"/>
-    <w:lsdException w:name="Medium Shading 2 Accent 5" w:semiHidden="0" w:uiPriority="64" w:unhideWhenUsed="0"/>
-    <w:lsdException w:name="Medium List 1 Accent 5" w:semiHidden="0" w:uiPriority="65" w:unhideWhenUsed="0"/>
-    <w:lsdException w:name="Medium List 2 Accent 5" w:semiHidden="0" w:uiPriority="66" w:unhideWhenUsed="0"/>
-    <w:lsdException w:name="Medium Grid 1 Accent 5" w:semiHidden="0" w:uiPriority="67" w:unhideWhenUsed="0"/>
-    <w:lsdException w:name="Medium Grid 2 Accent 5" w:semiHidden="0" w:uiPriority="68" w:unhideWhenUsed="0"/>
-    <w:lsdException w:name="Medium Grid 3 Accent 5" w:semiHidden="0" w:uiPriority="69" w:unhideWhenUsed="0"/>
-    <w:lsdException w:name="Dark List Accent 5" w:semiHidden="0" w:uiPriority="70" w:unhideWhenUsed="0"/>
-    <w:lsdException w:name="Colorful Shading Accent 5" w:semiHidden="0" w:uiPriority="71" w:unhideWhenUsed="0"/>
-    <w:lsdException w:name="Colorful List Accent 5" w:semiHidden="0" w:uiPriority="72" w:unhideWhenUsed="0"/>
-    <w:lsdException w:name="Colorful Grid Accent 5" w:semiHidden="0" w:uiPriority="73" w:unhideWhenUsed="0"/>
-    <w:lsdException w:name="Light Shading Accent 6" w:semiHidden="0" w:uiPriority="60" w:unhideWhenUsed="0"/>
-    <w:lsdException w:name="Light List Accent 6" w:semiHidden="0" w:uiPriority="61" w:unhideWhenUsed="0"/>
-    <w:lsdException w:name="Light Grid Accent 6" w:semiHidden="0" w:uiPriority="62" w:unhideWhenUsed="0"/>
-    <w:lsdException w:name="Medium Shading 1 Accent 6" w:semiHidden="0" w:uiPriority="63" w:unhideWhenUsed="0"/>
-    <w:lsdException w:name="Medium Shading 2 Accent 6" w:semiHidden="0" w:uiPriority="64" w:unhideWhenUsed="0"/>
-    <w:lsdException w:name="Medium List 1 Accent 6" w:semiHidden="0" w:uiPriority="65" w:unhideWhenUsed="0"/>
-    <w:lsdException w:name="Medium List 2 Accent 6" w:semiHidden="0" w:uiPriority="66" w:unhideWhenUsed="0"/>
-    <w:lsdException w:name="Medium Grid 1 Accent 6" w:semiHidden="0" w:uiPriority="67" w:unhideWhenUsed="0"/>
-    <w:lsdException w:name="Medium Grid 2 Accent 6" w:semiHidden="0" w:uiPriority="68" w:unhideWhenUsed="0"/>
-    <w:lsdException w:name="Medium Grid 3 Accent 6" w:semiHidden="0" w:uiPriority="69" w:unhideWhenUsed="0"/>
-    <w:lsdException w:name="Dark List Accent 6" w:semiHidden="0" w:uiPriority="70" w:unhideWhenUsed="0"/>
-    <w:lsdException w:name="Colorful Shading Accent 6" w:semiHidden="0" w:uiPriority="71" w:unhideWhenUsed="0"/>
-    <w:lsdException w:name="Colorful List Accent 6" w:semiHidden="0" w:uiPriority="72" w:unhideWhenUsed="0"/>
-    <w:lsdException w:name="Colorful Grid Accent 6" w:semiHidden="0" w:uiPriority="73" w:unhideWhenUsed="0"/>
-    <w:lsdException w:name="Subtle Emphasis" w:semiHidden="0" w:uiPriority="19" w:unhideWhenUsed="0" w:qFormat="1"/>
-    <w:lsdException w:name="Intense Emphasis" w:semiHidden="0" w:uiPriority="21" w:unhideWhenUsed="0" w:qFormat="1"/>
-    <w:lsdException w:name="Subtle Reference" w:semiHidden="0" w:uiPriority="31" w:unhideWhenUsed="0" w:qFormat="1"/>
-    <w:lsdException w:name="Intense Reference" w:semiHidden="0" w:uiPriority="32" w:unhideWhenUsed="0" w:qFormat="1"/>
-    <w:lsdException w:name="Book Title" w:semiHidden="0" w:uiPriority="33" w:unhideWhenUsed="0" w:qFormat="1"/>
-    <w:lsdException w:name="Bibliography" w:uiPriority="37"/>
-    <w:lsdException w:name="TOC Heading" w:uiPriority="39" w:qFormat="1"/>
+  <w:latentStyles w:defLockedState="0" w:defUIPriority="99" w:defSemiHidden="0" w:defUnhideWhenUsed="0" w:defQFormat="0" w:count="371">
+    <w:lsdException w:name="Normal" w:uiPriority="0" w:qFormat="1"/>
+    <w:lsdException w:name="heading 1" w:uiPriority="9" w:qFormat="1"/>
+    <w:lsdException w:name="heading 2" w:semiHidden="1" w:uiPriority="9" w:unhideWhenUsed="1" w:qFormat="1"/>
+    <w:lsdException w:name="heading 3" w:semiHidden="1" w:uiPriority="9" w:unhideWhenUsed="1" w:qFormat="1"/>
+    <w:lsdException w:name="heading 4" w:semiHidden="1" w:uiPriority="9" w:unhideWhenUsed="1" w:qFormat="1"/>
+    <w:lsdException w:name="heading 5" w:semiHidden="1" w:uiPriority="9" w:unhideWhenUsed="1" w:qFormat="1"/>
+    <w:lsdException w:name="heading 6" w:semiHidden="1" w:uiPriority="9" w:unhideWhenUsed="1" w:qFormat="1"/>
+    <w:lsdException w:name="heading 7" w:semiHidden="1" w:uiPriority="9" w:unhideWhenUsed="1" w:qFormat="1"/>
+    <w:lsdException w:name="heading 8" w:semiHidden="1" w:uiPriority="9" w:unhideWhenUsed="1" w:qFormat="1"/>
+    <w:lsdException w:name="heading 9" w:semiHidden="1" w:uiPriority="9" w:unhideWhenUsed="1" w:qFormat="1"/>
+    <w:lsdException w:name="index 1" w:semiHidden="1" w:unhideWhenUsed="1"/>
+    <w:lsdException w:name="index 2" w:semiHidden="1" w:unhideWhenUsed="1"/>
+    <w:lsdException w:name="index 3" w:semiHidden="1" w:unhideWhenUsed="1"/>
+    <w:lsdException w:name="index 4" w:semiHidden="1" w:unhideWhenUsed="1"/>
+    <w:lsdException w:name="index 5" w:semiHidden="1" w:unhideWhenUsed="1"/>
+    <w:lsdException w:name="index 6" w:semiHidden="1" w:unhideWhenUsed="1"/>
+    <w:lsdException w:name="index 7" w:semiHidden="1" w:unhideWhenUsed="1"/>
+    <w:lsdException w:name="index 8" w:semiHidden="1" w:unhideWhenUsed="1"/>
+    <w:lsdException w:name="index 9" w:semiHidden="1" w:unhideWhenUsed="1"/>
+    <w:lsdException w:name="toc 1" w:semiHidden="1" w:uiPriority="39" w:unhideWhenUsed="1"/>
+    <w:lsdException w:name="toc 2" w:semiHidden="1" w:uiPriority="39" w:unhideWhenUsed="1"/>
+    <w:lsdException w:name="toc 3" w:semiHidden="1" w:uiPriority="39" w:unhideWhenUsed="1"/>
+    <w:lsdException w:name="toc 4" w:semiHidden="1" w:uiPriority="39" w:unhideWhenUsed="1"/>
+    <w:lsdException w:name="toc 5" w:semiHidden="1" w:uiPriority="39" w:unhideWhenUsed="1"/>
+    <w:lsdException w:name="toc 6" w:semiHidden="1" w:uiPriority="39" w:unhideWhenUsed="1"/>
+    <w:lsdException w:name="toc 7" w:semiHidden="1" w:uiPriority="39" w:unhideWhenUsed="1"/>
+    <w:lsdException w:name="toc 8" w:semiHidden="1" w:uiPriority="39" w:unhideWhenUsed="1"/>
+    <w:lsdException w:name="toc 9" w:semiHidden="1" w:uiPriority="39" w:unhideWhenUsed="1"/>
+    <w:lsdException w:name="Normal Indent" w:semiHidden="1" w:unhideWhenUsed="1"/>
+    <w:lsdException w:name="footnote text" w:semiHidden="1" w:unhideWhenUsed="1"/>
+    <w:lsdException w:name="annotation text" w:semiHidden="1" w:unhideWhenUsed="1"/>
+    <w:lsdException w:name="header" w:semiHidden="1" w:unhideWhenUsed="1"/>
+    <w:lsdException w:name="footer" w:semiHidden="1" w:unhideWhenUsed="1"/>
+    <w:lsdException w:name="index heading" w:semiHidden="1" w:unhideWhenUsed="1"/>
+    <w:lsdException w:name="caption" w:semiHidden="1" w:uiPriority="35" w:unhideWhenUsed="1" w:qFormat="1"/>
+    <w:lsdException w:name="table of figures" w:semiHidden="1" w:unhideWhenUsed="1"/>
+    <w:lsdException w:name="envelope address" w:semiHidden="1" w:unhideWhenUsed="1"/>
+    <w:lsdException w:name="envelope return" w:semiHidden="1" w:unhideWhenUsed="1"/>
+    <w:lsdException w:name="footnote reference" w:semiHidden="1" w:unhideWhenUsed="1"/>
+    <w:lsdException w:name="annotation reference" w:semiHidden="1" w:unhideWhenUsed="1"/>
+    <w:lsdException w:name="line number" w:semiHidden="1" w:unhideWhenUsed="1"/>
+    <w:lsdException w:name="page number" w:semiHidden="1" w:unhideWhenUsed="1"/>
+    <w:lsdException w:name="endnote reference" w:semiHidden="1" w:unhideWhenUsed="1"/>
+    <w:lsdException w:name="endnote text" w:semiHidden="1" w:unhideWhenUsed="1"/>
+    <w:lsdException w:name="table of authorities" w:semiHidden="1" w:unhideWhenUsed="1"/>
+    <w:lsdException w:name="macro" w:semiHidden="1" w:unhideWhenUsed="1"/>
+    <w:lsdException w:name="toa heading" w:semiHidden="1" w:unhideWhenUsed="1"/>
+    <w:lsdException w:name="List" w:semiHidden="1" w:unhideWhenUsed="1"/>
+    <w:lsdException w:name="List Bullet" w:semiHidden="1" w:unhideWhenUsed="1"/>
+    <w:lsdException w:name="List Number" w:semiHidden="1" w:unhideWhenUsed="1"/>
+    <w:lsdException w:name="List 2" w:semiHidden="1" w:unhideWhenUsed="1"/>
+    <w:lsdException w:name="List 3" w:semiHidden="1" w:unhideWhenUsed="1"/>
+    <w:lsdException w:name="List 4" w:semiHidden="1" w:unhideWhenUsed="1"/>
+    <w:lsdException w:name="List 5" w:semiHidden="1" w:unhideWhenUsed="1"/>
+    <w:lsdException w:name="List Bullet 2" w:semiHidden="1" w:unhideWhenUsed="1"/>
+    <w:lsdException w:name="List Bullet 3" w:semiHidden="1" w:unhideWhenUsed="1"/>
+    <w:lsdException w:name="List Bullet 4" w:semiHidden="1" w:unhideWhenUsed="1"/>
+    <w:lsdException w:name="List Bullet 5" w:semiHidden="1" w:unhideWhenUsed="1"/>
+    <w:lsdException w:name="List Number 2" w:semiHidden="1" w:unhideWhenUsed="1"/>
+    <w:lsdException w:name="List Number 3" w:semiHidden="1" w:unhideWhenUsed="1"/>
+    <w:lsdException w:name="List Number 4" w:semiHidden="1" w:unhideWhenUsed="1"/>
+    <w:lsdException w:name="List Number 5" w:semiHidden="1" w:unhideWhenUsed="1"/>
+    <w:lsdException w:name="Title" w:uiPriority="10" w:qFormat="1"/>
+    <w:lsdException w:name="Closing" w:semiHidden="1" w:unhideWhenUsed="1"/>
+    <w:lsdException w:name="Signature" w:semiHidden="1" w:unhideWhenUsed="1"/>
+    <w:lsdException w:name="Default Paragraph Font" w:semiHidden="1" w:uiPriority="1" w:unhideWhenUsed="1"/>
+    <w:lsdException w:name="Body Text" w:semiHidden="1" w:unhideWhenUsed="1"/>
+    <w:lsdException w:name="Body Text Indent" w:semiHidden="1" w:unhideWhenUsed="1"/>
+    <w:lsdException w:name="List Continue" w:semiHidden="1" w:unhideWhenUsed="1"/>
+    <w:lsdException w:name="List Continue 2" w:semiHidden="1" w:unhideWhenUsed="1"/>
+    <w:lsdException w:name="List Continue 3" w:semiHidden="1" w:unhideWhenUsed="1"/>
+    <w:lsdException w:name="List Continue 4" w:semiHidden="1" w:unhideWhenUsed="1"/>
+    <w:lsdException w:name="List Continue 5" w:semiHidden="1" w:unhideWhenUsed="1"/>
+    <w:lsdException w:name="Message Header" w:semiHidden="1" w:unhideWhenUsed="1"/>
+    <w:lsdException w:name="Subtitle" w:uiPriority="11" w:qFormat="1"/>
+    <w:lsdException w:name="Salutation" w:semiHidden="1" w:unhideWhenUsed="1"/>
+    <w:lsdException w:name="Date" w:semiHidden="1" w:unhideWhenUsed="1"/>
+    <w:lsdException w:name="Body Text First Indent" w:semiHidden="1" w:unhideWhenUsed="1"/>
+    <w:lsdException w:name="Body Text First Indent 2" w:semiHidden="1" w:unhideWhenUsed="1"/>
+    <w:lsdException w:name="Note Heading" w:semiHidden="1" w:unhideWhenUsed="1"/>
+    <w:lsdException w:name="Body Text 2" w:semiHidden="1" w:unhideWhenUsed="1"/>
+    <w:lsdException w:name="Body Text 3" w:semiHidden="1" w:unhideWhenUsed="1"/>
+    <w:lsdException w:name="Body Text Indent 2" w:semiHidden="1" w:unhideWhenUsed="1"/>
+    <w:lsdException w:name="Body Text Indent 3" w:semiHidden="1" w:unhideWhenUsed="1"/>
+    <w:lsdException w:name="Block Text" w:semiHidden="1" w:unhideWhenUsed="1"/>
+    <w:lsdException w:name="Hyperlink" w:semiHidden="1" w:unhideWhenUsed="1"/>
+    <w:lsdException w:name="FollowedHyperlink" w:semiHidden="1" w:unhideWhenUsed="1"/>
+    <w:lsdException w:name="Strong" w:uiPriority="22" w:qFormat="1"/>
+    <w:lsdException w:name="Emphasis" w:uiPriority="20" w:qFormat="1"/>
+    <w:lsdException w:name="Document Map" w:semiHidden="1" w:unhideWhenUsed="1"/>
+    <w:lsdException w:name="Plain Text" w:semiHidden="1" w:unhideWhenUsed="1"/>
+    <w:lsdException w:name="E-mail Signature" w:semiHidden="1" w:unhideWhenUsed="1"/>
+    <w:lsdException w:name="HTML Top of Form" w:semiHidden="1" w:unhideWhenUsed="1"/>
+    <w:lsdException w:name="HTML Bottom of Form" w:semiHidden="1" w:unhideWhenUsed="1"/>
+    <w:lsdException w:name="Normal (Web)" w:semiHidden="1" w:unhideWhenUsed="1"/>
+    <w:lsdException w:name="HTML Acronym" w:semiHidden="1" w:unhideWhenUsed="1"/>
+    <w:lsdException w:name="HTML Address" w:semiHidden="1" w:unhideWhenUsed="1"/>
+    <w:lsdException w:name="HTML Cite" w:semiHidden="1" w:unhideWhenUsed="1"/>
+    <w:lsdException w:name="HTML Code" w:semiHidden="1" w:unhideWhenUsed="1"/>
+    <w:lsdException w:name="HTML Definition" w:semiHidden="1" w:unhideWhenUsed="1"/>
+    <w:lsdException w:name="HTML Keyboard" w:semiHidden="1" w:unhideWhenUsed="1"/>
+    <w:lsdException w:name="HTML Preformatted" w:semiHidden="1" w:unhideWhenUsed="1"/>
+    <w:lsdException w:name="HTML Sample" w:semiHidden="1" w:unhideWhenUsed="1"/>
+    <w:lsdException w:name="HTML Typewriter" w:semiHidden="1" w:unhideWhenUsed="1"/>
+    <w:lsdException w:name="HTML Variable" w:semiHidden="1" w:unhideWhenUsed="1"/>
+    <w:lsdException w:name="Normal Table" w:semiHidden="1" w:unhideWhenUsed="1"/>
+    <w:lsdException w:name="annotation subject" w:semiHidden="1" w:unhideWhenUsed="1"/>
+    <w:lsdException w:name="No List" w:semiHidden="1" w:unhideWhenUsed="1"/>
+    <w:lsdException w:name="Outline List 1" w:semiHidden="1" w:unhideWhenUsed="1"/>
+    <w:lsdException w:name="Outline List 2" w:semiHidden="1" w:unhideWhenUsed="1"/>
+    <w:lsdException w:name="Outline List 3" w:semiHidden="1" w:unhideWhenUsed="1"/>
+    <w:lsdException w:name="Table Simple 1" w:semiHidden="1" w:unhideWhenUsed="1"/>
+    <w:lsdException w:name="Table Simple 2" w:semiHidden="1" w:unhideWhenUsed="1"/>
+    <w:lsdException w:name="Table Simple 3" w:semiHidden="1" w:unhideWhenUsed="1"/>
+    <w:lsdException w:name="Table Classic 1" w:semiHidden="1" w:unhideWhenUsed="1"/>
+    <w:lsdException w:name="Table Classic 2" w:semiHidden="1" w:unhideWhenUsed="1"/>
+    <w:lsdException w:name="Table Classic 3" w:semiHidden="1" w:unhideWhenUsed="1"/>
+    <w:lsdException w:name="Table Classic 4" w:semiHidden="1" w:unhideWhenUsed="1"/>
+    <w:lsdException w:name="Table Colorful 1" w:semiHidden="1" w:unhideWhenUsed="1"/>
+    <w:lsdException w:name="Table Colorful 2" w:semiHidden="1" w:unhideWhenUsed="1"/>
+    <w:lsdException w:name="Table Colorful 3" w:semiHidden="1" w:unhideWhenUsed="1"/>
+    <w:lsdException w:name="Table Columns 1" w:semiHidden="1" w:unhideWhenUsed="1"/>
+    <w:lsdException w:name="Table Columns 2" w:semiHidden="1" w:unhideWhenUsed="1"/>
+    <w:lsdException w:name="Table Columns 3" w:semiHidden="1" w:unhideWhenUsed="1"/>
+    <w:lsdException w:name="Table Columns 4" w:semiHidden="1" w:unhideWhenUsed="1"/>
+    <w:lsdException w:name="Table Columns 5" w:semiHidden="1" w:unhideWhenUsed="1"/>
+    <w:lsdException w:name="Table Grid 1" w:semiHidden="1" w:unhideWhenUsed="1"/>
+    <w:lsdException w:name="Table Grid 2" w:semiHidden="1" w:unhideWhenUsed="1"/>
+    <w:lsdException w:name="Table Grid 3" w:semiHidden="1" w:unhideWhenUsed="1"/>
+    <w:lsdException w:name="Table Grid 4" w:semiHidden="1" w:unhideWhenUsed="1"/>
+    <w:lsdException w:name="Table Grid 5" w:semiHidden="1" w:unhideWhenUsed="1"/>
+    <w:lsdException w:name="Table Grid 6" w:semiHidden="1" w:unhideWhenUsed="1"/>
+    <w:lsdException w:name="Table Grid 7" w:semiHidden="1" w:unhideWhenUsed="1"/>
+    <w:lsdException w:name="Table Grid 8" w:semiHidden="1" w:unhideWhenUsed="1"/>
+    <w:lsdException w:name="Table List 1" w:semiHidden="1" w:unhideWhenUsed="1"/>
+    <w:lsdException w:name="Table List 2" w:semiHidden="1" w:unhideWhenUsed="1"/>
+    <w:lsdException w:name="Table List 3" w:semiHidden="1" w:unhideWhenUsed="1"/>
+    <w:lsdException w:name="Table List 4" w:semiHidden="1" w:unhideWhenUsed="1"/>
+    <w:lsdException w:name="Table List 5" w:semiHidden="1" w:unhideWhenUsed="1"/>
+    <w:lsdException w:name="Table List 6" w:semiHidden="1" w:unhideWhenUsed="1"/>
+    <w:lsdException w:name="Table List 7" w:semiHidden="1" w:unhideWhenUsed="1"/>
+    <w:lsdException w:name="Table List 8" w:semiHidden="1" w:unhideWhenUsed="1"/>
+    <w:lsdException w:name="Table 3D effects 1" w:semiHidden="1" w:unhideWhenUsed="1"/>
+    <w:lsdException w:name="Table 3D effects 2" w:semiHidden="1" w:unhideWhenUsed="1"/>
+    <w:lsdException w:name="Table 3D effects 3" w:semiHidden="1" w:unhideWhenUsed="1"/>
+    <w:lsdException w:name="Table Contemporary" w:semiHidden="1" w:unhideWhenUsed="1"/>
+    <w:lsdException w:name="Table Elegant" w:semiHidden="1" w:unhideWhenUsed="1"/>
+    <w:lsdException w:name="Table Professional" w:semiHidden="1" w:unhideWhenUsed="1"/>
+    <w:lsdException w:name="Table Subtle 1" w:semiHidden="1" w:unhideWhenUsed="1"/>
+    <w:lsdException w:name="Table Subtle 2" w:semiHidden="1" w:unhideWhenUsed="1"/>
+    <w:lsdException w:name="Table Web 1" w:semiHidden="1" w:unhideWhenUsed="1"/>
+    <w:lsdException w:name="Table Web 2" w:semiHidden="1" w:unhideWhenUsed="1"/>
+    <w:lsdException w:name="Table Web 3" w:semiHidden="1" w:unhideWhenUsed="1"/>
+    <w:lsdException w:name="Balloon Text" w:semiHidden="1" w:unhideWhenUsed="1"/>
+    <w:lsdException w:name="Table Grid" w:uiPriority="39"/>
+    <w:lsdException w:name="Table Theme" w:semiHidden="1" w:unhideWhenUsed="1"/>
+    <w:lsdException w:name="Placeholder Text" w:semiHidden="1"/>
+    <w:lsdException w:name="No Spacing" w:uiPriority="1" w:qFormat="1"/>
+    <w:lsdException w:name="Light Shading" w:uiPriority="60"/>
+    <w:lsdException w:name="Light List" w:uiPriority="61"/>
+    <w:lsdException w:name="Light Grid" w:uiPriority="62"/>
+    <w:lsdException w:name="Medium Shading 1" w:uiPriority="63"/>
+    <w:lsdException w:name="Medium Shading 2" w:uiPriority="64"/>
+    <w:lsdException w:name="Medium List 1" w:uiPriority="65"/>
+    <w:lsdException w:name="Medium List 2" w:uiPriority="66"/>
+    <w:lsdException w:name="Medium Grid 1" w:uiPriority="67"/>
+    <w:lsdException w:name="Medium Grid 2" w:uiPriority="68"/>
+    <w:lsdException w:name="Medium Grid 3" w:uiPriority="69"/>
+    <w:lsdException w:name="Dark List" w:uiPriority="70"/>
+    <w:lsdException w:name="Colorful Shading" w:uiPriority="71"/>
+    <w:lsdException w:name="Colorful List" w:uiPriority="72"/>
+    <w:lsdException w:name="Colorful Grid" w:uiPriority="73"/>
+    <w:lsdException w:name="Light Shading Accent 1" w:uiPriority="60"/>
+    <w:lsdException w:name="Light List Accent 1" w:uiPriority="61"/>
+    <w:lsdException w:name="Light Grid Accent 1" w:uiPriority="62"/>
+    <w:lsdException w:name="Medium Shading 1 Accent 1" w:uiPriority="63"/>
+    <w:lsdException w:name="Medium Shading 2 Accent 1" w:uiPriority="64"/>
+    <w:lsdException w:name="Medium List 1 Accent 1" w:uiPriority="65"/>
+    <w:lsdException w:name="Revision" w:semiHidden="1"/>
+    <w:lsdException w:name="List Paragraph" w:uiPriority="34" w:qFormat="1"/>
+    <w:lsdException w:name="Quote" w:uiPriority="29" w:qFormat="1"/>
+    <w:lsdException w:name="Intense Quote" w:uiPriority="30" w:qFormat="1"/>
+    <w:lsdException w:name="Medium List 2 Accent 1" w:uiPriority="66"/>
+    <w:lsdException w:name="Medium Grid 1 Accent 1" w:uiPriority="67"/>
+    <w:lsdException w:name="Medium Grid 2 Accent 1" w:uiPriority="68"/>
+    <w:lsdException w:name="Medium Grid 3 Accent 1" w:uiPriority="69"/>
+    <w:lsdException w:name="Dark List Accent 1" w:uiPriority="70"/>
+    <w:lsdException w:name="Colorful Shading Accent 1" w:uiPriority="71"/>
+    <w:lsdException w:name="Colorful List Accent 1" w:uiPriority="72"/>
+    <w:lsdException w:name="Colorful Grid Accent 1" w:uiPriority="73"/>
+    <w:lsdException w:name="Light Shading Accent 2" w:uiPriority="60"/>
+    <w:lsdException w:name="Light List Accent 2" w:uiPriority="61"/>
+    <w:lsdException w:name="Light Grid Accent 2" w:uiPriority="62"/>
+    <w:lsdException w:name="Medium Shading 1 Accent 2" w:uiPriority="63"/>
+    <w:lsdException w:name="Medium Shading 2 Accent 2" w:uiPriority="64"/>
+    <w:lsdException w:name="Medium List 1 Accent 2" w:uiPriority="65"/>
+    <w:lsdException w:name="Medium List 2 Accent 2" w:uiPriority="66"/>
+    <w:lsdException w:name="Medium Grid 1 Accent 2" w:uiPriority="67"/>
+    <w:lsdException w:name="Medium Grid 2 Accent 2" w:uiPriority="68"/>
+    <w:lsdException w:name="Medium Grid 3 Accent 2" w:uiPriority="69"/>
+    <w:lsdException w:name="Dark List Accent 2" w:uiPriority="70"/>
+    <w:lsdException w:name="Colorful Shading Accent 2" w:uiPriority="71"/>
+    <w:lsdException w:name="Colorful List Accent 2" w:uiPriority="72"/>
+    <w:lsdException w:name="Colorful Grid Accent 2" w:uiPriority="73"/>
+    <w:lsdException w:name="Light Shading Accent 3" w:uiPriority="60"/>
+    <w:lsdException w:name="Light List Accent 3" w:uiPriority="61"/>
+    <w:lsdException w:name="Light Grid Accent 3" w:uiPriority="62"/>
+    <w:lsdException w:name="Medium Shading 1 Accent 3" w:uiPriority="63"/>
+    <w:lsdException w:name="Medium Shading 2 Accent 3" w:uiPriority="64"/>
+    <w:lsdException w:name="Medium List 1 Accent 3" w:uiPriority="65"/>
+    <w:lsdException w:name="Medium List 2 Accent 3" w:uiPriority="66"/>
+    <w:lsdException w:name="Medium Grid 1 Accent 3" w:uiPriority="67"/>
+    <w:lsdException w:name="Medium Grid 2 Accent 3" w:uiPriority="68"/>
+    <w:lsdException w:name="Medium Grid 3 Accent 3" w:uiPriority="69"/>
+    <w:lsdException w:name="Dark List Accent 3" w:uiPriority="70"/>
+    <w:lsdException w:name="Colorful Shading Accent 3" w:uiPriority="71"/>
+    <w:lsdException w:name="Colorful List Accent 3" w:uiPriority="72"/>
+    <w:lsdException w:name="Colorful Grid Accent 3" w:uiPriority="73"/>
+    <w:lsdException w:name="Light Shading Accent 4" w:uiPriority="60"/>
+    <w:lsdException w:name="Light List Accent 4" w:uiPriority="61"/>
+    <w:lsdException w:name="Light Grid Accent 4" w:uiPriority="62"/>
+    <w:lsdException w:name="Medium Shading 1 Accent 4" w:uiPriority="63"/>
+    <w:lsdException w:name="Medium Shading 2 Accent 4" w:uiPriority="64"/>
+    <w:lsdException w:name="Medium List 1 Accent 4" w:uiPriority="65"/>
+    <w:lsdException w:name="Medium List 2 Accent 4" w:uiPriority="66"/>
+    <w:lsdException w:name="Medium Grid 1 Accent 4" w:uiPriority="67"/>
+    <w:lsdException w:name="Medium Grid 2 Accent 4" w:uiPriority="68"/>
+    <w:lsdException w:name="Medium Grid 3 Accent 4" w:uiPriority="69"/>
+    <w:lsdException w:name="Dark List Accent 4" w:uiPriority="70"/>
+    <w:lsdException w:name="Colorful Shading Accent 4" w:uiPriority="71"/>
+    <w:lsdException w:name="Colorful List Accent 4" w:uiPriority="72"/>
+    <w:lsdException w:name="Colorful Grid Accent 4" w:uiPriority="73"/>
+    <w:lsdException w:name="Light Shading Accent 5" w:uiPriority="60"/>
+    <w:lsdException w:name="Light List Accent 5" w:uiPriority="61"/>
+    <w:lsdException w:name="Light Grid Accent 5" w:uiPriority="62"/>
+    <w:lsdException w:name="Medium Shading 1 Accent 5" w:uiPriority="63"/>
+    <w:lsdException w:name="Medium Shading 2 Accent 5" w:uiPriority="64"/>
+    <w:lsdException w:name="Medium List 1 Accent 5" w:uiPriority="65"/>
+    <w:lsdException w:name="Medium List 2 Accent 5" w:uiPriority="66"/>
+    <w:lsdException w:name="Medium Grid 1 Accent 5" w:uiPriority="67"/>
+    <w:lsdException w:name="Medium Grid 2 Accent 5" w:uiPriority="68"/>
+    <w:lsdException w:name="Medium Grid 3 Accent 5" w:uiPriority="69"/>
+    <w:lsdException w:name="Dark List Accent 5" w:uiPriority="70"/>
+    <w:lsdException w:name="Colorful Shading Accent 5" w:uiPriority="71"/>
+    <w:lsdException w:name="Colorful List Accent 5" w:uiPriority="72"/>
+    <w:lsdException w:name="Colorful Grid Accent 5" w:uiPriority="73"/>
+    <w:lsdException w:name="Light Shading Accent 6" w:uiPriority="60"/>
+    <w:lsdException w:name="Light List Accent 6" w:uiPriority="61"/>
+    <w:lsdException w:name="Light Grid Accent 6" w:uiPriority="62"/>
+    <w:lsdException w:name="Medium Shading 1 Accent 6" w:uiPriority="63"/>
+    <w:lsdException w:name="Medium Shading 2 Accent 6" w:uiPriority="64"/>
+    <w:lsdException w:name="Medium List 1 Accent 6" w:uiPriority="65"/>
+    <w:lsdException w:name="Medium List 2 Accent 6" w:uiPriority="66"/>
+    <w:lsdException w:name="Medium Grid 1 Accent 6" w:uiPriority="67"/>
+    <w:lsdException w:name="Medium Grid 2 Accent 6" w:uiPriority="68"/>
+    <w:lsdException w:name="Medium Grid 3 Accent 6" w:uiPriority="69"/>
+    <w:lsdException w:name="Dark List Accent 6" w:uiPriority="70"/>
+    <w:lsdException w:name="Colorful Shading Accent 6" w:uiPriority="71"/>
+    <w:lsdException w:name="Colorful List Accent 6" w:uiPriority="72"/>
+    <w:lsdException w:name="Colorful Grid Accent 6" w:uiPriority="73"/>
+    <w:lsdException w:name="Subtle Emphasis" w:uiPriority="19" w:qFormat="1"/>
+    <w:lsdException w:name="Intense Emphasis" w:uiPriority="21" w:qFormat="1"/>
+    <w:lsdException w:name="Subtle Reference" w:uiPriority="31" w:qFormat="1"/>
+    <w:lsdException w:name="Intense Reference" w:uiPriority="32" w:qFormat="1"/>
+    <w:lsdException w:name="Book Title" w:uiPriority="33" w:qFormat="1"/>
+    <w:lsdException w:name="Bibliography" w:semiHidden="1" w:uiPriority="37" w:unhideWhenUsed="1"/>
+    <w:lsdException w:name="TOC Heading" w:semiHidden="1" w:uiPriority="39" w:unhideWhenUsed="1" w:qFormat="1"/>
+    <w:lsdException w:name="Plain Table 1" w:uiPriority="41"/>
+    <w:lsdException w:name="Plain Table 2" w:uiPriority="42"/>
+    <w:lsdException w:name="Plain Table 3" w:uiPriority="43"/>
+    <w:lsdException w:name="Plain Table 4" w:uiPriority="44"/>
+    <w:lsdException w:name="Plain Table 5" w:uiPriority="45"/>
+    <w:lsdException w:name="Grid Table Light" w:uiPriority="40"/>
+    <w:lsdException w:name="Grid Table 1 Light" w:uiPriority="46"/>
+    <w:lsdException w:name="Grid Table 2" w:uiPriority="47"/>
+    <w:lsdException w:name="Grid Table 3" w:uiPriority="48"/>
+    <w:lsdException w:name="Grid Table 4" w:uiPriority="49"/>
+    <w:lsdException w:name="Grid Table 5 Dark" w:uiPriority="50"/>
+    <w:lsdException w:name="Grid Table 6 Colorful" w:uiPriority="51"/>
+    <w:lsdException w:name="Grid Table 7 Colorful" w:uiPriority="52"/>
+    <w:lsdException w:name="Grid Table 1 Light Accent 1" w:uiPriority="46"/>
+    <w:lsdException w:name="Grid Table 2 Accent 1" w:uiPriority="47"/>
+    <w:lsdException w:name="Grid Table 3 Accent 1" w:uiPriority="48"/>
+    <w:lsdException w:name="Grid Table 4 Accent 1" w:uiPriority="49"/>
+    <w:lsdException w:name="Grid Table 5 Dark Accent 1" w:uiPriority="50"/>
+    <w:lsdException w:name="Grid Table 6 Colorful Accent 1" w:uiPriority="51"/>
+    <w:lsdException w:name="Grid Table 7 Colorful Accent 1" w:uiPriority="52"/>
+    <w:lsdException w:name="Grid Table 1 Light Accent 2" w:uiPriority="46"/>
+    <w:lsdException w:name="Grid Table 2 Accent 2" w:uiPriority="47"/>
+    <w:lsdException w:name="Grid Table 3 Accent 2" w:uiPriority="48"/>
+    <w:lsdException w:name="Grid Table 4 Accent 2" w:uiPriority="49"/>
+    <w:lsdException w:name="Grid Table 5 Dark Accent 2" w:uiPriority="50"/>
+    <w:lsdException w:name="Grid Table 6 Colorful Accent 2" w:uiPriority="51"/>
+    <w:lsdException w:name="Grid Table 7 Colorful Accent 2" w:uiPriority="52"/>
+    <w:lsdException w:name="Grid Table 1 Light Accent 3" w:uiPriority="46"/>
+    <w:lsdException w:name="Grid Table 2 Accent 3" w:uiPriority="47"/>
+    <w:lsdException w:name="Grid Table 3 Accent 3" w:uiPriority="48"/>
+    <w:lsdException w:name="Grid Table 4 Accent 3" w:uiPriority="49"/>
+    <w:lsdException w:name="Grid Table 5 Dark Accent 3" w:uiPriority="50"/>
+    <w:lsdException w:name="Grid Table 6 Colorful Accent 3" w:uiPriority="51"/>
+    <w:lsdException w:name="Grid Table 7 Colorful Accent 3" w:uiPriority="52"/>
+    <w:lsdException w:name="Grid Table 1 Light Accent 4" w:uiPriority="46"/>
+    <w:lsdException w:name="Grid Table 2 Accent 4" w:uiPriority="47"/>
+    <w:lsdException w:name="Grid Table 3 Accent 4" w:uiPriority="48"/>
+    <w:lsdException w:name="Grid Table 4 Accent 4" w:uiPriority="49"/>
+    <w:lsdException w:name="Grid Table 5 Dark Accent 4" w:uiPriority="50"/>
+    <w:lsdException w:name="Grid Table 6 Colorful Accent 4" w:uiPriority="51"/>
+    <w:lsdException w:name="Grid Table 7 Colorful Accent 4" w:uiPriority="52"/>
+    <w:lsdException w:name="Grid Table 1 Light Accent 5" w:uiPriority="46"/>
+    <w:lsdException w:name="Grid Table 2 Accent 5" w:uiPriority="47"/>
+    <w:lsdException w:name="Grid Table 3 Accent 5" w:uiPriority="48"/>
+    <w:lsdException w:name="Grid Table 4 Accent 5" w:uiPriority="49"/>
+    <w:lsdException w:name="Grid Table 5 Dark Accent 5" w:uiPriority="50"/>
+    <w:lsdException w:name="Grid Table 6 Colorful Accent 5" w:uiPriority="51"/>
+    <w:lsdException w:name="Grid Table 7 Colorful Accent 5" w:uiPriority="52"/>
+    <w:lsdException w:name="Grid Table 1 Light Accent 6" w:uiPriority="46"/>
+    <w:lsdException w:name="Grid Table 2 Accent 6" w:uiPriority="47"/>
+    <w:lsdException w:name="Grid Table 3 Accent 6" w:uiPriority="48"/>
+    <w:lsdException w:name="Grid Table 4 Accent 6" w:uiPriority="49"/>
+    <w:lsdException w:name="Grid Table 5 Dark Accent 6" w:uiPriority="50"/>
+    <w:lsdException w:name="Grid Table 6 Colorful Accent 6" w:uiPriority="51"/>
+    <w:lsdException w:name="Grid Table 7 Colorful Accent 6" w:uiPriority="52"/>
+    <w:lsdException w:name="List Table 1 Light" w:uiPriority="46"/>
+    <w:lsdException w:name="List Table 2" w:uiPriority="47"/>
+    <w:lsdException w:name="List Table 3" w:uiPriority="48"/>
+    <w:lsdException w:name="List Table 4" w:uiPriority="49"/>
+    <w:lsdException w:name="List Table 5 Dark" w:uiPriority="50"/>
+    <w:lsdException w:name="List Table 6 Colorful" w:uiPriority="51"/>
+    <w:lsdException w:name="List Table 7 Colorful" w:uiPriority="52"/>
+    <w:lsdException w:name="List Table 1 Light Accent 1" w:uiPriority="46"/>
+    <w:lsdException w:name="List Table 2 Accent 1" w:uiPriority="47"/>
+    <w:lsdException w:name="List Table 3 Accent 1" w:uiPriority="48"/>
+    <w:lsdException w:name="List Table 4 Accent 1" w:uiPriority="49"/>
+    <w:lsdException w:name="List Table 5 Dark Accent 1" w:uiPriority="50"/>
+    <w:lsdException w:name="List Table 6 Colorful Accent 1" w:uiPriority="51"/>
+    <w:lsdException w:name="List Table 7 Colorful Accent 1" w:uiPriority="52"/>
+    <w:lsdException w:name="List Table 1 Light Accent 2" w:uiPriority="46"/>
+    <w:lsdException w:name="List Table 2 Accent 2" w:uiPriority="47"/>
+    <w:lsdException w:name="List Table 3 Accent 2" w:uiPriority="48"/>
+    <w:lsdException w:name="List Table 4 Accent 2" w:uiPriority="49"/>
+    <w:lsdException w:name="List Table 5 Dark Accent 2" w:uiPriority="50"/>
+    <w:lsdException w:name="List Table 6 Colorful Accent 2" w:uiPriority="51"/>
+    <w:lsdException w:name="List Table 7 Colorful Accent 2" w:uiPriority="52"/>
+    <w:lsdException w:name="List Table 1 Light Accent 3" w:uiPriority="46"/>
+    <w:lsdException w:name="List Table 2 Accent 3" w:uiPriority="47"/>
+    <w:lsdException w:name="List Table 3 Accent 3" w:uiPriority="48"/>
+    <w:lsdException w:name="List Table 4 Accent 3" w:uiPriority="49"/>
+    <w:lsdException w:name="List Table 5 Dark Accent 3" w:uiPriority="50"/>
+    <w:lsdException w:name="List Table 6 Colorful Accent 3" w:uiPriority="51"/>
+    <w:lsdException w:name="List Table 7 Colorful Accent 3" w:uiPriority="52"/>
+    <w:lsdException w:name="List Table 1 Light Accent 4" w:uiPriority="46"/>
+    <w:lsdException w:name="List Table 2 Accent 4" w:uiPriority="47"/>
+    <w:lsdException w:name="List Table 3 Accent 4" w:uiPriority="48"/>
+    <w:lsdException w:name="List Table 4 Accent 4" w:uiPriority="49"/>
+    <w:lsdException w:name="List Table 5 Dark Accent 4" w:uiPriority="50"/>
+    <w:lsdException w:name="List Table 6 Colorful Accent 4" w:uiPriority="51"/>
+    <w:lsdException w:name="List Table 7 Colorful Accent 4" w:uiPriority="52"/>
+    <w:lsdException w:name="List Table 1 Light Accent 5" w:uiPriority="46"/>
+    <w:lsdException w:name="List Table 2 Accent 5" w:uiPriority="47"/>
+    <w:lsdException w:name="List Table 3 Accent 5" w:uiPriority="48"/>
+    <w:lsdException w:name="List Table 4 Accent 5" w:uiPriority="49"/>
+    <w:lsdException w:name="List Table 5 Dark Accent 5" w:uiPriority="50"/>
+    <w:lsdException w:name="List Table 6 Colorful Accent 5" w:uiPriority="51"/>
+    <w:lsdException w:name="List Table 7 Colorful Accent 5" w:uiPriority="52"/>
+    <w:lsdException w:name="List Table 1 Light Accent 6" w:uiPriority="46"/>
+    <w:lsdException w:name="List Table 2 Accent 6" w:uiPriority="47"/>
+    <w:lsdException w:name="List Table 3 Accent 6" w:uiPriority="48"/>
+    <w:lsdException w:name="List Table 4 Accent 6" w:uiPriority="49"/>
+    <w:lsdException w:name="List Table 5 Dark Accent 6" w:uiPriority="50"/>
+    <w:lsdException w:name="List Table 6 Colorful Accent 6" w:uiPriority="51"/>
+    <w:lsdException w:name="List Table 7 Colorful Accent 6" w:uiPriority="52"/>
   </w:latentStyles>
   <w:style w:type="paragraph" w:default="1" w:styleId="Normal">
     <w:name w:val="Normal"/>
@@ -4481,7 +4834,6 @@
     <w:uiPriority w:val="99"/>
     <w:semiHidden/>
     <w:unhideWhenUsed/>
-    <w:qFormat/>
     <w:tblPr>
       <w:tblInd w:w="0" w:type="dxa"/>
       <w:tblCellMar>
@@ -4826,9 +5178,7 @@
       <w:tblStyleRowBandSize w:val="1"/>
       <w:tblStyleColBandSize w:val="1"/>
       <w:tblCellMar>
-        <w:top w:w="0" w:type="dxa"/>
         <w:left w:w="70" w:type="dxa"/>
-        <w:bottom w:w="0" w:type="dxa"/>
         <w:right w:w="70" w:type="dxa"/>
       </w:tblCellMar>
     </w:tblPr>
@@ -4840,9 +5190,7 @@
       <w:tblStyleRowBandSize w:val="1"/>
       <w:tblStyleColBandSize w:val="1"/>
       <w:tblCellMar>
-        <w:top w:w="0" w:type="dxa"/>
         <w:left w:w="70" w:type="dxa"/>
-        <w:bottom w:w="0" w:type="dxa"/>
         <w:right w:w="70" w:type="dxa"/>
       </w:tblCellMar>
     </w:tblPr>
@@ -4864,7 +5212,6 @@
     <w:uiPriority w:val="39"/>
     <w:rsid w:val="00EB262F"/>
     <w:tblPr>
-      <w:tblInd w:w="0" w:type="dxa"/>
       <w:tblBorders>
         <w:top w:val="single" w:sz="4" w:space="0" w:color="auto"/>
         <w:left w:val="single" w:sz="4" w:space="0" w:color="auto"/>
@@ -4873,12 +5220,6 @@
         <w:insideH w:val="single" w:sz="4" w:space="0" w:color="auto"/>
         <w:insideV w:val="single" w:sz="4" w:space="0" w:color="auto"/>
       </w:tblBorders>
-      <w:tblCellMar>
-        <w:top w:w="0" w:type="dxa"/>
-        <w:left w:w="108" w:type="dxa"/>
-        <w:bottom w:w="0" w:type="dxa"/>
-        <w:right w:w="108" w:type="dxa"/>
-      </w:tblCellMar>
     </w:tblPr>
   </w:style>
   <w:style w:type="character" w:customStyle="1" w:styleId="UnresolvedMention">
@@ -4919,13 +5260,6 @@
     <w:tblPr>
       <w:tblStyleRowBandSize w:val="1"/>
       <w:tblStyleColBandSize w:val="1"/>
-      <w:tblInd w:w="0" w:type="dxa"/>
-      <w:tblCellMar>
-        <w:top w:w="0" w:type="dxa"/>
-        <w:left w:w="108" w:type="dxa"/>
-        <w:bottom w:w="0" w:type="dxa"/>
-        <w:right w:w="108" w:type="dxa"/>
-      </w:tblCellMar>
     </w:tblPr>
   </w:style>
   <w:style w:type="table" w:customStyle="1" w:styleId="a2">
@@ -4934,11 +5268,8 @@
     <w:tblPr>
       <w:tblStyleRowBandSize w:val="1"/>
       <w:tblStyleColBandSize w:val="1"/>
-      <w:tblInd w:w="0" w:type="dxa"/>
       <w:tblCellMar>
-        <w:top w:w="0" w:type="dxa"/>
         <w:left w:w="70" w:type="dxa"/>
-        <w:bottom w:w="0" w:type="dxa"/>
         <w:right w:w="70" w:type="dxa"/>
       </w:tblCellMar>
     </w:tblPr>
@@ -4961,801 +5292,6 @@
     <w:name w:val="Texto de globo Car"/>
     <w:basedOn w:val="Fuentedeprrafopredeter"/>
     <w:link w:val="Textodeglobo"/>
-    <w:uiPriority w:val="99"/>
-    <w:semiHidden/>
-    <w:rsid w:val="00B10C6E"/>
-    <w:rPr>
-      <w:rFonts w:ascii="Tahoma" w:hAnsi="Tahoma" w:cs="Tahoma"/>
-      <w:sz w:val="16"/>
-      <w:szCs w:val="16"/>
-    </w:rPr>
-  </w:style>
-</w:styles>
-</file>
-
-<file path=word/stylesWithEffects.xml><?xml version="1.0" encoding="utf-8"?>
-<w:styles xmlns:wpc="http://schemas.microsoft.com/office/word/2010/wordprocessingCanvas" xmlns:mc="http://schemas.openxmlformats.org/markup-compatibility/2006" xmlns:o="urn:schemas-microsoft-com:office:office" xmlns:r="http://schemas.openxmlformats.org/officeDocument/2006/relationships" xmlns:m="http://schemas.openxmlformats.org/officeDocument/2006/math" xmlns:v="urn:schemas-microsoft-com:vml" xmlns:wp14="http://schemas.microsoft.com/office/word/2010/wordprocessingDrawing" xmlns:wp="http://schemas.openxmlformats.org/drawingml/2006/wordprocessingDrawing" xmlns:w10="urn:schemas-microsoft-com:office:word" xmlns:w="http://schemas.openxmlformats.org/wordprocessingml/2006/main" xmlns:w14="http://schemas.microsoft.com/office/word/2010/wordml" xmlns:wpg="http://schemas.microsoft.com/office/word/2010/wordprocessingGroup" xmlns:wpi="http://schemas.microsoft.com/office/word/2010/wordprocessingInk" xmlns:wne="http://schemas.microsoft.com/office/word/2006/wordml" xmlns:wps="http://schemas.microsoft.com/office/word/2010/wordprocessingShape" mc:Ignorable="w14 wp14">
-  <w:docDefaults>
-    <w:rPrDefault>
-      <w:rPr>
-        <w:rFonts w:ascii="Times New Roman" w:eastAsia="Times New Roman" w:hAnsi="Times New Roman" w:cs="Times New Roman"/>
-        <w:sz w:val="24"/>
-        <w:szCs w:val="24"/>
-        <w:lang w:val="es" w:eastAsia="es-ES" w:bidi="ar-SA"/>
-      </w:rPr>
-    </w:rPrDefault>
-    <w:pPrDefault/>
-  </w:docDefaults>
-  <w:latentStyles w:defLockedState="0" w:defUIPriority="99" w:defSemiHidden="1" w:defUnhideWhenUsed="1" w:defQFormat="0" w:count="267">
-    <w:lsdException w:name="Normal" w:semiHidden="0" w:uiPriority="0" w:unhideWhenUsed="0" w:qFormat="1"/>
-    <w:lsdException w:name="heading 1" w:semiHidden="0" w:uiPriority="9" w:unhideWhenUsed="0" w:qFormat="1"/>
-    <w:lsdException w:name="heading 2" w:uiPriority="9" w:qFormat="1"/>
-    <w:lsdException w:name="heading 3" w:uiPriority="9" w:qFormat="1"/>
-    <w:lsdException w:name="heading 4" w:uiPriority="9" w:qFormat="1"/>
-    <w:lsdException w:name="heading 5" w:uiPriority="9" w:qFormat="1"/>
-    <w:lsdException w:name="heading 6" w:uiPriority="9" w:qFormat="1"/>
-    <w:lsdException w:name="heading 7" w:uiPriority="9" w:qFormat="1"/>
-    <w:lsdException w:name="heading 8" w:uiPriority="9" w:qFormat="1"/>
-    <w:lsdException w:name="heading 9" w:uiPriority="9" w:qFormat="1"/>
-    <w:lsdException w:name="toc 1" w:uiPriority="39"/>
-    <w:lsdException w:name="toc 2" w:uiPriority="39"/>
-    <w:lsdException w:name="toc 3" w:uiPriority="39"/>
-    <w:lsdException w:name="toc 4" w:uiPriority="39"/>
-    <w:lsdException w:name="toc 5" w:uiPriority="39"/>
-    <w:lsdException w:name="toc 6" w:uiPriority="39"/>
-    <w:lsdException w:name="toc 7" w:uiPriority="39"/>
-    <w:lsdException w:name="toc 8" w:uiPriority="39"/>
-    <w:lsdException w:name="toc 9" w:uiPriority="39"/>
-    <w:lsdException w:name="caption" w:uiPriority="35" w:qFormat="1"/>
-    <w:lsdException w:name="Title" w:semiHidden="0" w:uiPriority="10" w:unhideWhenUsed="0" w:qFormat="1"/>
-    <w:lsdException w:name="Default Paragraph Font" w:uiPriority="1"/>
-    <w:lsdException w:name="Subtitle" w:semiHidden="0" w:uiPriority="11" w:unhideWhenUsed="0" w:qFormat="1"/>
-    <w:lsdException w:name="Strong" w:semiHidden="0" w:uiPriority="22" w:unhideWhenUsed="0" w:qFormat="1"/>
-    <w:lsdException w:name="Emphasis" w:semiHidden="0" w:uiPriority="20" w:unhideWhenUsed="0" w:qFormat="1"/>
-    <w:lsdException w:name="Table Grid" w:semiHidden="0" w:uiPriority="39" w:unhideWhenUsed="0"/>
-    <w:lsdException w:name="Placeholder Text" w:unhideWhenUsed="0"/>
-    <w:lsdException w:name="No Spacing" w:semiHidden="0" w:uiPriority="1" w:unhideWhenUsed="0" w:qFormat="1"/>
-    <w:lsdException w:name="Light Shading" w:semiHidden="0" w:uiPriority="60" w:unhideWhenUsed="0"/>
-    <w:lsdException w:name="Light List" w:semiHidden="0" w:uiPriority="61" w:unhideWhenUsed="0"/>
-    <w:lsdException w:name="Light Grid" w:semiHidden="0" w:uiPriority="62" w:unhideWhenUsed="0"/>
-    <w:lsdException w:name="Medium Shading 1" w:semiHidden="0" w:uiPriority="63" w:unhideWhenUsed="0"/>
-    <w:lsdException w:name="Medium Shading 2" w:semiHidden="0" w:uiPriority="64" w:unhideWhenUsed="0"/>
-    <w:lsdException w:name="Medium List 1" w:semiHidden="0" w:uiPriority="65" w:unhideWhenUsed="0"/>
-    <w:lsdException w:name="Medium List 2" w:semiHidden="0" w:uiPriority="66" w:unhideWhenUsed="0"/>
-    <w:lsdException w:name="Medium Grid 1" w:semiHidden="0" w:uiPriority="67" w:unhideWhenUsed="0"/>
-    <w:lsdException w:name="Medium Grid 2" w:semiHidden="0" w:uiPriority="68" w:unhideWhenUsed="0"/>
-    <w:lsdException w:name="Medium Grid 3" w:semiHidden="0" w:uiPriority="69" w:unhideWhenUsed="0"/>
-    <w:lsdException w:name="Dark List" w:semiHidden="0" w:uiPriority="70" w:unhideWhenUsed="0"/>
-    <w:lsdException w:name="Colorful Shading" w:semiHidden="0" w:uiPriority="71" w:unhideWhenUsed="0"/>
-    <w:lsdException w:name="Colorful List" w:semiHidden="0" w:uiPriority="72" w:unhideWhenUsed="0"/>
-    <w:lsdException w:name="Colorful Grid" w:semiHidden="0" w:uiPriority="73" w:unhideWhenUsed="0"/>
-    <w:lsdException w:name="Light Shading Accent 1" w:semiHidden="0" w:uiPriority="60" w:unhideWhenUsed="0"/>
-    <w:lsdException w:name="Light List Accent 1" w:semiHidden="0" w:uiPriority="61" w:unhideWhenUsed="0"/>
-    <w:lsdException w:name="Light Grid Accent 1" w:semiHidden="0" w:uiPriority="62" w:unhideWhenUsed="0"/>
-    <w:lsdException w:name="Medium Shading 1 Accent 1" w:semiHidden="0" w:uiPriority="63" w:unhideWhenUsed="0"/>
-    <w:lsdException w:name="Medium Shading 2 Accent 1" w:semiHidden="0" w:uiPriority="64" w:unhideWhenUsed="0"/>
-    <w:lsdException w:name="Medium List 1 Accent 1" w:semiHidden="0" w:uiPriority="65" w:unhideWhenUsed="0"/>
-    <w:lsdException w:name="Revision" w:unhideWhenUsed="0"/>
-    <w:lsdException w:name="List Paragraph" w:semiHidden="0" w:uiPriority="34" w:unhideWhenUsed="0" w:qFormat="1"/>
-    <w:lsdException w:name="Quote" w:semiHidden="0" w:uiPriority="29" w:unhideWhenUsed="0" w:qFormat="1"/>
-    <w:lsdException w:name="Intense Quote" w:semiHidden="0" w:uiPriority="30" w:unhideWhenUsed="0" w:qFormat="1"/>
-    <w:lsdException w:name="Medium List 2 Accent 1" w:semiHidden="0" w:uiPriority="66" w:unhideWhenUsed="0"/>
-    <w:lsdException w:name="Medium Grid 1 Accent 1" w:semiHidden="0" w:uiPriority="67" w:unhideWhenUsed="0"/>
-    <w:lsdException w:name="Medium Grid 2 Accent 1" w:semiHidden="0" w:uiPriority="68" w:unhideWhenUsed="0"/>
-    <w:lsdException w:name="Medium Grid 3 Accent 1" w:semiHidden="0" w:uiPriority="69" w:unhideWhenUsed="0"/>
-    <w:lsdException w:name="Dark List Accent 1" w:semiHidden="0" w:uiPriority="70" w:unhideWhenUsed="0"/>
-    <w:lsdException w:name="Colorful Shading Accent 1" w:semiHidden="0" w:uiPriority="71" w:unhideWhenUsed="0"/>
-    <w:lsdException w:name="Colorful List Accent 1" w:semiHidden="0" w:uiPriority="72" w:unhideWhenUsed="0"/>
-    <w:lsdException w:name="Colorful Grid Accent 1" w:semiHidden="0" w:uiPriority="73" w:unhideWhenUsed="0"/>
-    <w:lsdException w:name="Light Shading Accent 2" w:semiHidden="0" w:uiPriority="60" w:unhideWhenUsed="0"/>
-    <w:lsdException w:name="Light List Accent 2" w:semiHidden="0" w:uiPriority="61" w:unhideWhenUsed="0"/>
-    <w:lsdException w:name="Light Grid Accent 2" w:semiHidden="0" w:uiPriority="62" w:unhideWhenUsed="0"/>
-    <w:lsdException w:name="Medium Shading 1 Accent 2" w:semiHidden="0" w:uiPriority="63" w:unhideWhenUsed="0"/>
-    <w:lsdException w:name="Medium Shading 2 Accent 2" w:semiHidden="0" w:uiPriority="64" w:unhideWhenUsed="0"/>
-    <w:lsdException w:name="Medium List 1 Accent 2" w:semiHidden="0" w:uiPriority="65" w:unhideWhenUsed="0"/>
-    <w:lsdException w:name="Medium List 2 Accent 2" w:semiHidden="0" w:uiPriority="66" w:unhideWhenUsed="0"/>
-    <w:lsdException w:name="Medium Grid 1 Accent 2" w:semiHidden="0" w:uiPriority="67" w:unhideWhenUsed="0"/>
-    <w:lsdException w:name="Medium Grid 2 Accent 2" w:semiHidden="0" w:uiPriority="68" w:unhideWhenUsed="0"/>
-    <w:lsdException w:name="Medium Grid 3 Accent 2" w:semiHidden="0" w:uiPriority="69" w:unhideWhenUsed="0"/>
-    <w:lsdException w:name="Dark List Accent 2" w:semiHidden="0" w:uiPriority="70" w:unhideWhenUsed="0"/>
-    <w:lsdException w:name="Colorful Shading Accent 2" w:semiHidden="0" w:uiPriority="71" w:unhideWhenUsed="0"/>
-    <w:lsdException w:name="Colorful List Accent 2" w:semiHidden="0" w:uiPriority="72" w:unhideWhenUsed="0"/>
-    <w:lsdException w:name="Colorful Grid Accent 2" w:semiHidden="0" w:uiPriority="73" w:unhideWhenUsed="0"/>
-    <w:lsdException w:name="Light Shading Accent 3" w:semiHidden="0" w:uiPriority="60" w:unhideWhenUsed="0"/>
-    <w:lsdException w:name="Light List Accent 3" w:semiHidden="0" w:uiPriority="61" w:unhideWhenUsed="0"/>
-    <w:lsdException w:name="Light Grid Accent 3" w:semiHidden="0" w:uiPriority="62" w:unhideWhenUsed="0"/>
-    <w:lsdException w:name="Medium Shading 1 Accent 3" w:semiHidden="0" w:uiPriority="63" w:unhideWhenUsed="0"/>
-    <w:lsdException w:name="Medium Shading 2 Accent 3" w:semiHidden="0" w:uiPriority="64" w:unhideWhenUsed="0"/>
-    <w:lsdException w:name="Medium List 1 Accent 3" w:semiHidden="0" w:uiPriority="65" w:unhideWhenUsed="0"/>
-    <w:lsdException w:name="Medium List 2 Accent 3" w:semiHidden="0" w:uiPriority="66" w:unhideWhenUsed="0"/>
-    <w:lsdException w:name="Medium Grid 1 Accent 3" w:semiHidden="0" w:uiPriority="67" w:unhideWhenUsed="0"/>
-    <w:lsdException w:name="Medium Grid 2 Accent 3" w:semiHidden="0" w:uiPriority="68" w:unhideWhenUsed="0"/>
-    <w:lsdException w:name="Medium Grid 3 Accent 3" w:semiHidden="0" w:uiPriority="69" w:unhideWhenUsed="0"/>
-    <w:lsdException w:name="Dark List Accent 3" w:semiHidden="0" w:uiPriority="70" w:unhideWhenUsed="0"/>
-    <w:lsdException w:name="Colorful Shading Accent 3" w:semiHidden="0" w:uiPriority="71" w:unhideWhenUsed="0"/>
-    <w:lsdException w:name="Colorful List Accent 3" w:semiHidden="0" w:uiPriority="72" w:unhideWhenUsed="0"/>
-    <w:lsdException w:name="Colorful Grid Accent 3" w:semiHidden="0" w:uiPriority="73" w:unhideWhenUsed="0"/>
-    <w:lsdException w:name="Light Shading Accent 4" w:semiHidden="0" w:uiPriority="60" w:unhideWhenUsed="0"/>
-    <w:lsdException w:name="Light List Accent 4" w:semiHidden="0" w:uiPriority="61" w:unhideWhenUsed="0"/>
-    <w:lsdException w:name="Light Grid Accent 4" w:semiHidden="0" w:uiPriority="62" w:unhideWhenUsed="0"/>
-    <w:lsdException w:name="Medium Shading 1 Accent 4" w:semiHidden="0" w:uiPriority="63" w:unhideWhenUsed="0"/>
-    <w:lsdException w:name="Medium Shading 2 Accent 4" w:semiHidden="0" w:uiPriority="64" w:unhideWhenUsed="0"/>
-    <w:lsdException w:name="Medium List 1 Accent 4" w:semiHidden="0" w:uiPriority="65" w:unhideWhenUsed="0"/>
-    <w:lsdException w:name="Medium List 2 Accent 4" w:semiHidden="0" w:uiPriority="66" w:unhideWhenUsed="0"/>
-    <w:lsdException w:name="Medium Grid 1 Accent 4" w:semiHidden="0" w:uiPriority="67" w:unhideWhenUsed="0"/>
-    <w:lsdException w:name="Medium Grid 2 Accent 4" w:semiHidden="0" w:uiPriority="68" w:unhideWhenUsed="0"/>
-    <w:lsdException w:name="Medium Grid 3 Accent 4" w:semiHidden="0" w:uiPriority="69" w:unhideWhenUsed="0"/>
-    <w:lsdException w:name="Dark List Accent 4" w:semiHidden="0" w:uiPriority="70" w:unhideWhenUsed="0"/>
-    <w:lsdException w:name="Colorful Shading Accent 4" w:semiHidden="0" w:uiPriority="71" w:unhideWhenUsed="0"/>
-    <w:lsdException w:name="Colorful List Accent 4" w:semiHidden="0" w:uiPriority="72" w:unhideWhenUsed="0"/>
-    <w:lsdException w:name="Colorful Grid Accent 4" w:semiHidden="0" w:uiPriority="73" w:unhideWhenUsed="0"/>
-    <w:lsdException w:name="Light Shading Accent 5" w:semiHidden="0" w:uiPriority="60" w:unhideWhenUsed="0"/>
-    <w:lsdException w:name="Light List Accent 5" w:semiHidden="0" w:uiPriority="61" w:unhideWhenUsed="0"/>
-    <w:lsdException w:name="Light Grid Accent 5" w:semiHidden="0" w:uiPriority="62" w:unhideWhenUsed="0"/>
-    <w:lsdException w:name="Medium Shading 1 Accent 5" w:semiHidden="0" w:uiPriority="63" w:unhideWhenUsed="0"/>
-    <w:lsdException w:name="Medium Shading 2 Accent 5" w:semiHidden="0" w:uiPriority="64" w:unhideWhenUsed="0"/>
-    <w:lsdException w:name="Medium List 1 Accent 5" w:semiHidden="0" w:uiPriority="65" w:unhideWhenUsed="0"/>
-    <w:lsdException w:name="Medium List 2 Accent 5" w:semiHidden="0" w:uiPriority="66" w:unhideWhenUsed="0"/>
-    <w:lsdException w:name="Medium Grid 1 Accent 5" w:semiHidden="0" w:uiPriority="67" w:unhideWhenUsed="0"/>
-    <w:lsdException w:name="Medium Grid 2 Accent 5" w:semiHidden="0" w:uiPriority="68" w:unhideWhenUsed="0"/>
-    <w:lsdException w:name="Medium Grid 3 Accent 5" w:semiHidden="0" w:uiPriority="69" w:unhideWhenUsed="0"/>
-    <w:lsdException w:name="Dark List Accent 5" w:semiHidden="0" w:uiPriority="70" w:unhideWhenUsed="0"/>
-    <w:lsdException w:name="Colorful Shading Accent 5" w:semiHidden="0" w:uiPriority="71" w:unhideWhenUsed="0"/>
-    <w:lsdException w:name="Colorful List Accent 5" w:semiHidden="0" w:uiPriority="72" w:unhideWhenUsed="0"/>
-    <w:lsdException w:name="Colorful Grid Accent 5" w:semiHidden="0" w:uiPriority="73" w:unhideWhenUsed="0"/>
-    <w:lsdException w:name="Light Shading Accent 6" w:semiHidden="0" w:uiPriority="60" w:unhideWhenUsed="0"/>
-    <w:lsdException w:name="Light List Accent 6" w:semiHidden="0" w:uiPriority="61" w:unhideWhenUsed="0"/>
-    <w:lsdException w:name="Light Grid Accent 6" w:semiHidden="0" w:uiPriority="62" w:unhideWhenUsed="0"/>
-    <w:lsdException w:name="Medium Shading 1 Accent 6" w:semiHidden="0" w:uiPriority="63" w:unhideWhenUsed="0"/>
-    <w:lsdException w:name="Medium Shading 2 Accent 6" w:semiHidden="0" w:uiPriority="64" w:unhideWhenUsed="0"/>
-    <w:lsdException w:name="Medium List 1 Accent 6" w:semiHidden="0" w:uiPriority="65" w:unhideWhenUsed="0"/>
-    <w:lsdException w:name="Medium List 2 Accent 6" w:semiHidden="0" w:uiPriority="66" w:unhideWhenUsed="0"/>
-    <w:lsdException w:name="Medium Grid 1 Accent 6" w:semiHidden="0" w:uiPriority="67" w:unhideWhenUsed="0"/>
-    <w:lsdException w:name="Medium Grid 2 Accent 6" w:semiHidden="0" w:uiPriority="68" w:unhideWhenUsed="0"/>
-    <w:lsdException w:name="Medium Grid 3 Accent 6" w:semiHidden="0" w:uiPriority="69" w:unhideWhenUsed="0"/>
-    <w:lsdException w:name="Dark List Accent 6" w:semiHidden="0" w:uiPriority="70" w:unhideWhenUsed="0"/>
-    <w:lsdException w:name="Colorful Shading Accent 6" w:semiHidden="0" w:uiPriority="71" w:unhideWhenUsed="0"/>
-    <w:lsdException w:name="Colorful List Accent 6" w:semiHidden="0" w:uiPriority="72" w:unhideWhenUsed="0"/>
-    <w:lsdException w:name="Colorful Grid Accent 6" w:semiHidden="0" w:uiPriority="73" w:unhideWhenUsed="0"/>
-    <w:lsdException w:name="Subtle Emphasis" w:semiHidden="0" w:uiPriority="19" w:unhideWhenUsed="0" w:qFormat="1"/>
-    <w:lsdException w:name="Intense Emphasis" w:semiHidden="0" w:uiPriority="21" w:unhideWhenUsed="0" w:qFormat="1"/>
-    <w:lsdException w:name="Subtle Reference" w:semiHidden="0" w:uiPriority="31" w:unhideWhenUsed="0" w:qFormat="1"/>
-    <w:lsdException w:name="Intense Reference" w:semiHidden="0" w:uiPriority="32" w:unhideWhenUsed="0" w:qFormat="1"/>
-    <w:lsdException w:name="Book Title" w:semiHidden="0" w:uiPriority="33" w:unhideWhenUsed="0" w:qFormat="1"/>
-    <w:lsdException w:name="Bibliography" w:uiPriority="37"/>
-    <w:lsdException w:name="TOC Heading" w:uiPriority="39" w:qFormat="1"/>
-  </w:latentStyles>
-  <w:style w:type="paragraph" w:default="1" w:styleId="Normal">
-    <w:name w:val="Normal"/>
-    <w:qFormat/>
-  </w:style>
-  <w:style w:type="paragraph" w:styleId="Ttol1">
-    <w:name w:val="heading 1"/>
-    <w:basedOn w:val="Normal"/>
-    <w:next w:val="Normal"/>
-    <w:link w:val="Ttol1Car"/>
-    <w:uiPriority w:val="9"/>
-    <w:qFormat/>
-    <w:pPr>
-      <w:keepNext/>
-      <w:jc w:val="center"/>
-      <w:outlineLvl w:val="0"/>
-    </w:pPr>
-    <w:rPr>
-      <w:rFonts w:ascii="Arial" w:eastAsia="Arial" w:hAnsi="Arial" w:cs="Arial"/>
-      <w:b/>
-      <w:sz w:val="36"/>
-      <w:szCs w:val="36"/>
-    </w:rPr>
-  </w:style>
-  <w:style w:type="paragraph" w:styleId="Ttol2">
-    <w:name w:val="heading 2"/>
-    <w:basedOn w:val="Normal"/>
-    <w:next w:val="Normal"/>
-    <w:link w:val="Ttol2Car"/>
-    <w:uiPriority w:val="9"/>
-    <w:semiHidden/>
-    <w:unhideWhenUsed/>
-    <w:qFormat/>
-    <w:pPr>
-      <w:keepNext/>
-      <w:jc w:val="center"/>
-      <w:outlineLvl w:val="1"/>
-    </w:pPr>
-    <w:rPr>
-      <w:rFonts w:ascii="Arial" w:eastAsia="Arial" w:hAnsi="Arial" w:cs="Arial"/>
-      <w:b/>
-      <w:sz w:val="36"/>
-      <w:szCs w:val="36"/>
-      <w:u w:val="single"/>
-    </w:rPr>
-  </w:style>
-  <w:style w:type="paragraph" w:styleId="Ttol3">
-    <w:name w:val="heading 3"/>
-    <w:basedOn w:val="Normal"/>
-    <w:next w:val="Normal"/>
-    <w:uiPriority w:val="9"/>
-    <w:semiHidden/>
-    <w:unhideWhenUsed/>
-    <w:qFormat/>
-    <w:pPr>
-      <w:keepNext/>
-      <w:keepLines/>
-      <w:spacing w:before="280" w:after="80"/>
-      <w:outlineLvl w:val="2"/>
-    </w:pPr>
-    <w:rPr>
-      <w:b/>
-      <w:sz w:val="28"/>
-      <w:szCs w:val="28"/>
-    </w:rPr>
-  </w:style>
-  <w:style w:type="paragraph" w:styleId="Ttol4">
-    <w:name w:val="heading 4"/>
-    <w:basedOn w:val="Normal"/>
-    <w:next w:val="Normal"/>
-    <w:uiPriority w:val="9"/>
-    <w:semiHidden/>
-    <w:unhideWhenUsed/>
-    <w:qFormat/>
-    <w:pPr>
-      <w:keepNext/>
-      <w:keepLines/>
-      <w:spacing w:before="240" w:after="40"/>
-      <w:outlineLvl w:val="3"/>
-    </w:pPr>
-    <w:rPr>
-      <w:b/>
-    </w:rPr>
-  </w:style>
-  <w:style w:type="paragraph" w:styleId="Ttol5">
-    <w:name w:val="heading 5"/>
-    <w:basedOn w:val="Normal"/>
-    <w:next w:val="Normal"/>
-    <w:uiPriority w:val="9"/>
-    <w:semiHidden/>
-    <w:unhideWhenUsed/>
-    <w:qFormat/>
-    <w:pPr>
-      <w:keepNext/>
-      <w:keepLines/>
-      <w:spacing w:before="220" w:after="40"/>
-      <w:outlineLvl w:val="4"/>
-    </w:pPr>
-    <w:rPr>
-      <w:b/>
-      <w:sz w:val="22"/>
-      <w:szCs w:val="22"/>
-    </w:rPr>
-  </w:style>
-  <w:style w:type="paragraph" w:styleId="Ttol6">
-    <w:name w:val="heading 6"/>
-    <w:basedOn w:val="Normal"/>
-    <w:next w:val="Normal"/>
-    <w:uiPriority w:val="9"/>
-    <w:semiHidden/>
-    <w:unhideWhenUsed/>
-    <w:qFormat/>
-    <w:pPr>
-      <w:keepNext/>
-      <w:keepLines/>
-      <w:spacing w:before="200" w:after="40"/>
-      <w:outlineLvl w:val="5"/>
-    </w:pPr>
-    <w:rPr>
-      <w:b/>
-      <w:sz w:val="20"/>
-      <w:szCs w:val="20"/>
-    </w:rPr>
-  </w:style>
-  <w:style w:type="paragraph" w:styleId="Ttol8">
-    <w:name w:val="heading 8"/>
-    <w:basedOn w:val="Normal"/>
-    <w:next w:val="Normal"/>
-    <w:link w:val="Ttol8Car"/>
-    <w:uiPriority w:val="99"/>
-    <w:qFormat/>
-    <w:pPr>
-      <w:keepNext/>
-      <w:spacing w:before="120" w:after="120"/>
-      <w:ind w:left="284"/>
-      <w:jc w:val="both"/>
-      <w:outlineLvl w:val="7"/>
-    </w:pPr>
-    <w:rPr>
-      <w:rFonts w:ascii="Verdana" w:hAnsi="Verdana" w:cs="Verdana"/>
-      <w:b/>
-      <w:bCs/>
-      <w:sz w:val="22"/>
-      <w:szCs w:val="22"/>
-    </w:rPr>
-  </w:style>
-  <w:style w:type="paragraph" w:styleId="Ttol9">
-    <w:name w:val="heading 9"/>
-    <w:basedOn w:val="Normal"/>
-    <w:next w:val="Normal"/>
-    <w:link w:val="Ttol9Car"/>
-    <w:uiPriority w:val="99"/>
-    <w:qFormat/>
-    <w:pPr>
-      <w:keepNext/>
-      <w:spacing w:before="120" w:after="120"/>
-      <w:ind w:left="284" w:firstLine="425"/>
-      <w:jc w:val="both"/>
-      <w:outlineLvl w:val="8"/>
-    </w:pPr>
-    <w:rPr>
-      <w:rFonts w:ascii="Verdana" w:hAnsi="Verdana" w:cs="Verdana"/>
-      <w:i/>
-      <w:iCs/>
-      <w:sz w:val="22"/>
-      <w:szCs w:val="22"/>
-    </w:rPr>
-  </w:style>
-  <w:style w:type="character" w:default="1" w:styleId="Tipusdelletraperdefectedelpargraf">
-    <w:name w:val="Default Paragraph Font"/>
-    <w:uiPriority w:val="1"/>
-    <w:semiHidden/>
-    <w:unhideWhenUsed/>
-  </w:style>
-  <w:style w:type="table" w:default="1" w:styleId="Taulanormal">
-    <w:name w:val="Normal Table"/>
-    <w:uiPriority w:val="99"/>
-    <w:semiHidden/>
-    <w:unhideWhenUsed/>
-    <w:tblPr>
-      <w:tblInd w:w="0" w:type="dxa"/>
-      <w:tblCellMar>
-        <w:top w:w="0" w:type="dxa"/>
-        <w:left w:w="108" w:type="dxa"/>
-        <w:bottom w:w="0" w:type="dxa"/>
-        <w:right w:w="108" w:type="dxa"/>
-      </w:tblCellMar>
-    </w:tblPr>
-  </w:style>
-  <w:style w:type="numbering" w:default="1" w:styleId="Sensellista">
-    <w:name w:val="No List"/>
-    <w:uiPriority w:val="99"/>
-    <w:semiHidden/>
-    <w:unhideWhenUsed/>
-  </w:style>
-  <w:style w:type="table" w:customStyle="1" w:styleId="TableNormal">
-    <w:name w:val="TableNormal"/>
-    <w:tblPr>
-      <w:tblCellMar>
-        <w:top w:w="100" w:type="dxa"/>
-        <w:left w:w="100" w:type="dxa"/>
-        <w:bottom w:w="100" w:type="dxa"/>
-        <w:right w:w="100" w:type="dxa"/>
-      </w:tblCellMar>
-    </w:tblPr>
-  </w:style>
-  <w:style w:type="paragraph" w:styleId="Ttol">
-    <w:name w:val="Title"/>
-    <w:basedOn w:val="Normal"/>
-    <w:next w:val="Normal"/>
-    <w:uiPriority w:val="10"/>
-    <w:qFormat/>
-    <w:pPr>
-      <w:keepNext/>
-      <w:keepLines/>
-      <w:spacing w:before="480" w:after="120"/>
-    </w:pPr>
-    <w:rPr>
-      <w:b/>
-      <w:sz w:val="72"/>
-      <w:szCs w:val="72"/>
-    </w:rPr>
-  </w:style>
-  <w:style w:type="table" w:customStyle="1" w:styleId="TableNormal1">
-    <w:name w:val="Table Normal1"/>
-    <w:tblPr>
-      <w:tblCellMar>
-        <w:top w:w="0" w:type="dxa"/>
-        <w:left w:w="0" w:type="dxa"/>
-        <w:bottom w:w="0" w:type="dxa"/>
-        <w:right w:w="0" w:type="dxa"/>
-      </w:tblCellMar>
-    </w:tblPr>
-  </w:style>
-  <w:style w:type="character" w:customStyle="1" w:styleId="Ttol1Car">
-    <w:name w:val="Títol 1 Car"/>
-    <w:basedOn w:val="Tipusdelletraperdefectedelpargraf"/>
-    <w:link w:val="Ttol1"/>
-    <w:uiPriority w:val="9"/>
-    <w:locked/>
-    <w:rPr>
-      <w:rFonts w:ascii="Cambria" w:eastAsia="Times New Roman" w:hAnsi="Cambria" w:cs="Times New Roman"/>
-      <w:b/>
-      <w:bCs/>
-      <w:kern w:val="32"/>
-      <w:sz w:val="32"/>
-      <w:szCs w:val="32"/>
-    </w:rPr>
-  </w:style>
-  <w:style w:type="character" w:customStyle="1" w:styleId="Ttol2Car">
-    <w:name w:val="Títol 2 Car"/>
-    <w:basedOn w:val="Tipusdelletraperdefectedelpargraf"/>
-    <w:link w:val="Ttol2"/>
-    <w:uiPriority w:val="9"/>
-    <w:semiHidden/>
-    <w:locked/>
-    <w:rPr>
-      <w:rFonts w:ascii="Cambria" w:eastAsia="Times New Roman" w:hAnsi="Cambria" w:cs="Times New Roman"/>
-      <w:b/>
-      <w:bCs/>
-      <w:i/>
-      <w:iCs/>
-      <w:sz w:val="28"/>
-      <w:szCs w:val="28"/>
-    </w:rPr>
-  </w:style>
-  <w:style w:type="character" w:customStyle="1" w:styleId="Ttol8Car">
-    <w:name w:val="Títol 8 Car"/>
-    <w:basedOn w:val="Tipusdelletraperdefectedelpargraf"/>
-    <w:link w:val="Ttol8"/>
-    <w:uiPriority w:val="9"/>
-    <w:semiHidden/>
-    <w:locked/>
-    <w:rPr>
-      <w:rFonts w:ascii="Calibri" w:eastAsia="Times New Roman" w:hAnsi="Calibri" w:cs="Times New Roman"/>
-      <w:i/>
-      <w:iCs/>
-      <w:sz w:val="24"/>
-      <w:szCs w:val="24"/>
-    </w:rPr>
-  </w:style>
-  <w:style w:type="character" w:customStyle="1" w:styleId="Ttol9Car">
-    <w:name w:val="Títol 9 Car"/>
-    <w:basedOn w:val="Tipusdelletraperdefectedelpargraf"/>
-    <w:link w:val="Ttol9"/>
-    <w:uiPriority w:val="9"/>
-    <w:semiHidden/>
-    <w:locked/>
-    <w:rPr>
-      <w:rFonts w:ascii="Cambria" w:eastAsia="Times New Roman" w:hAnsi="Cambria" w:cs="Times New Roman"/>
-    </w:rPr>
-  </w:style>
-  <w:style w:type="paragraph" w:styleId="Capalera">
-    <w:name w:val="header"/>
-    <w:basedOn w:val="Normal"/>
-    <w:link w:val="CapaleraCar"/>
-    <w:uiPriority w:val="99"/>
-    <w:pPr>
-      <w:tabs>
-        <w:tab w:val="center" w:pos="4252"/>
-        <w:tab w:val="right" w:pos="8504"/>
-      </w:tabs>
-    </w:pPr>
-  </w:style>
-  <w:style w:type="character" w:customStyle="1" w:styleId="CapaleraCar">
-    <w:name w:val="Capçalera Car"/>
-    <w:basedOn w:val="Tipusdelletraperdefectedelpargraf"/>
-    <w:link w:val="Capalera"/>
-    <w:uiPriority w:val="99"/>
-    <w:semiHidden/>
-    <w:locked/>
-    <w:rPr>
-      <w:rFonts w:cs="Times New Roman"/>
-      <w:sz w:val="24"/>
-      <w:szCs w:val="24"/>
-    </w:rPr>
-  </w:style>
-  <w:style w:type="paragraph" w:styleId="Peu">
-    <w:name w:val="footer"/>
-    <w:basedOn w:val="Normal"/>
-    <w:link w:val="PeuCar"/>
-    <w:uiPriority w:val="99"/>
-    <w:pPr>
-      <w:tabs>
-        <w:tab w:val="center" w:pos="4252"/>
-        <w:tab w:val="right" w:pos="8504"/>
-      </w:tabs>
-    </w:pPr>
-  </w:style>
-  <w:style w:type="character" w:customStyle="1" w:styleId="PeuCar">
-    <w:name w:val="Peu Car"/>
-    <w:basedOn w:val="Tipusdelletraperdefectedelpargraf"/>
-    <w:link w:val="Peu"/>
-    <w:uiPriority w:val="99"/>
-    <w:semiHidden/>
-    <w:locked/>
-    <w:rPr>
-      <w:rFonts w:cs="Times New Roman"/>
-      <w:sz w:val="24"/>
-      <w:szCs w:val="24"/>
-    </w:rPr>
-  </w:style>
-  <w:style w:type="character" w:styleId="Nmerodepgina">
-    <w:name w:val="page number"/>
-    <w:basedOn w:val="Tipusdelletraperdefectedelpargraf"/>
-    <w:uiPriority w:val="99"/>
-    <w:rPr>
-      <w:rFonts w:cs="Times New Roman"/>
-    </w:rPr>
-  </w:style>
-  <w:style w:type="paragraph" w:styleId="Textindependent">
-    <w:name w:val="Body Text"/>
-    <w:basedOn w:val="Normal"/>
-    <w:link w:val="TextindependentCar"/>
-    <w:uiPriority w:val="99"/>
-    <w:pPr>
-      <w:spacing w:before="120" w:after="120"/>
-      <w:jc w:val="both"/>
-    </w:pPr>
-  </w:style>
-  <w:style w:type="character" w:customStyle="1" w:styleId="TextindependentCar">
-    <w:name w:val="Text independent Car"/>
-    <w:basedOn w:val="Tipusdelletraperdefectedelpargraf"/>
-    <w:link w:val="Textindependent"/>
-    <w:uiPriority w:val="99"/>
-    <w:semiHidden/>
-    <w:locked/>
-    <w:rPr>
-      <w:rFonts w:cs="Times New Roman"/>
-      <w:sz w:val="24"/>
-      <w:szCs w:val="24"/>
-    </w:rPr>
-  </w:style>
-  <w:style w:type="paragraph" w:styleId="Textindependent2">
-    <w:name w:val="Body Text 2"/>
-    <w:basedOn w:val="Normal"/>
-    <w:link w:val="Textindependent2Car"/>
-    <w:uiPriority w:val="99"/>
-    <w:pPr>
-      <w:spacing w:before="120" w:after="120"/>
-      <w:jc w:val="both"/>
-    </w:pPr>
-    <w:rPr>
-      <w:rFonts w:ascii="Verdana" w:hAnsi="Verdana" w:cs="Verdana"/>
-      <w:sz w:val="22"/>
-      <w:szCs w:val="22"/>
-    </w:rPr>
-  </w:style>
-  <w:style w:type="character" w:customStyle="1" w:styleId="Textindependent2Car">
-    <w:name w:val="Text independent 2 Car"/>
-    <w:basedOn w:val="Tipusdelletraperdefectedelpargraf"/>
-    <w:link w:val="Textindependent2"/>
-    <w:uiPriority w:val="99"/>
-    <w:semiHidden/>
-    <w:locked/>
-    <w:rPr>
-      <w:rFonts w:cs="Times New Roman"/>
-      <w:sz w:val="24"/>
-      <w:szCs w:val="24"/>
-    </w:rPr>
-  </w:style>
-  <w:style w:type="paragraph" w:customStyle="1" w:styleId="Vieta1">
-    <w:name w:val="Viñeta 1"/>
-    <w:basedOn w:val="Normal"/>
-    <w:autoRedefine/>
-    <w:uiPriority w:val="99"/>
-    <w:pPr>
-      <w:numPr>
-        <w:numId w:val="2"/>
-      </w:numPr>
-      <w:spacing w:before="120" w:after="120" w:line="360" w:lineRule="auto"/>
-      <w:jc w:val="both"/>
-    </w:pPr>
-    <w:rPr>
-      <w:sz w:val="22"/>
-      <w:szCs w:val="22"/>
-      <w:lang w:val="es-ES_tradnl"/>
-    </w:rPr>
-  </w:style>
-  <w:style w:type="paragraph" w:styleId="Sagniadetextindependent3">
-    <w:name w:val="Body Text Indent 3"/>
-    <w:basedOn w:val="Normal"/>
-    <w:link w:val="Sagniadetextindependent3Car"/>
-    <w:uiPriority w:val="99"/>
-    <w:pPr>
-      <w:spacing w:before="120" w:after="120"/>
-      <w:ind w:left="284"/>
-      <w:jc w:val="both"/>
-    </w:pPr>
-    <w:rPr>
-      <w:rFonts w:ascii="Verdana" w:hAnsi="Verdana" w:cs="Verdana"/>
-      <w:sz w:val="22"/>
-      <w:szCs w:val="22"/>
-    </w:rPr>
-  </w:style>
-  <w:style w:type="character" w:customStyle="1" w:styleId="Sagniadetextindependent3Car">
-    <w:name w:val="Sagnia de text independent 3 Car"/>
-    <w:basedOn w:val="Tipusdelletraperdefectedelpargraf"/>
-    <w:link w:val="Sagniadetextindependent3"/>
-    <w:uiPriority w:val="99"/>
-    <w:semiHidden/>
-    <w:locked/>
-    <w:rPr>
-      <w:rFonts w:cs="Times New Roman"/>
-      <w:sz w:val="16"/>
-      <w:szCs w:val="16"/>
-    </w:rPr>
-  </w:style>
-  <w:style w:type="paragraph" w:styleId="Sagniadetextindependent2">
-    <w:name w:val="Body Text Indent 2"/>
-    <w:basedOn w:val="Normal"/>
-    <w:link w:val="Sagniadetextindependent2Car"/>
-    <w:uiPriority w:val="99"/>
-    <w:pPr>
-      <w:spacing w:before="120" w:after="120"/>
-      <w:ind w:left="340"/>
-      <w:jc w:val="both"/>
-    </w:pPr>
-  </w:style>
-  <w:style w:type="character" w:customStyle="1" w:styleId="Sagniadetextindependent2Car">
-    <w:name w:val="Sagnia de text independent 2 Car"/>
-    <w:basedOn w:val="Tipusdelletraperdefectedelpargraf"/>
-    <w:link w:val="Sagniadetextindependent2"/>
-    <w:uiPriority w:val="99"/>
-    <w:semiHidden/>
-    <w:locked/>
-    <w:rPr>
-      <w:rFonts w:cs="Times New Roman"/>
-      <w:sz w:val="24"/>
-      <w:szCs w:val="24"/>
-    </w:rPr>
-  </w:style>
-  <w:style w:type="character" w:styleId="Enlla">
-    <w:name w:val="Hyperlink"/>
-    <w:basedOn w:val="Tipusdelletraperdefectedelpargraf"/>
-    <w:uiPriority w:val="99"/>
-    <w:unhideWhenUsed/>
-    <w:rsid w:val="00110AAA"/>
-    <w:rPr>
-      <w:color w:val="0563C1" w:themeColor="hyperlink"/>
-      <w:u w:val="single"/>
-    </w:rPr>
-  </w:style>
-  <w:style w:type="character" w:customStyle="1" w:styleId="UnresolvedMention1">
-    <w:name w:val="Unresolved Mention1"/>
-    <w:basedOn w:val="Tipusdelletraperdefectedelpargraf"/>
-    <w:uiPriority w:val="99"/>
-    <w:semiHidden/>
-    <w:unhideWhenUsed/>
-    <w:rsid w:val="00110AAA"/>
-    <w:rPr>
-      <w:color w:val="605E5C"/>
-      <w:shd w:val="clear" w:color="auto" w:fill="E1DFDD"/>
-    </w:rPr>
-  </w:style>
-  <w:style w:type="table" w:customStyle="1" w:styleId="a">
-    <w:basedOn w:val="TableNormal1"/>
-    <w:tblPr>
-      <w:tblStyleRowBandSize w:val="1"/>
-      <w:tblStyleColBandSize w:val="1"/>
-      <w:tblCellMar>
-        <w:top w:w="0" w:type="dxa"/>
-        <w:left w:w="70" w:type="dxa"/>
-        <w:bottom w:w="0" w:type="dxa"/>
-        <w:right w:w="70" w:type="dxa"/>
-      </w:tblCellMar>
-    </w:tblPr>
-  </w:style>
-  <w:style w:type="table" w:customStyle="1" w:styleId="a0">
-    <w:basedOn w:val="TableNormal1"/>
-    <w:tblPr>
-      <w:tblStyleRowBandSize w:val="1"/>
-      <w:tblStyleColBandSize w:val="1"/>
-      <w:tblCellMar>
-        <w:top w:w="0" w:type="dxa"/>
-        <w:left w:w="70" w:type="dxa"/>
-        <w:bottom w:w="0" w:type="dxa"/>
-        <w:right w:w="70" w:type="dxa"/>
-      </w:tblCellMar>
-    </w:tblPr>
-  </w:style>
-  <w:style w:type="paragraph" w:styleId="Pargrafdellista">
-    <w:name w:val="List Paragraph"/>
-    <w:basedOn w:val="Normal"/>
-    <w:uiPriority w:val="34"/>
-    <w:qFormat/>
-    <w:rsid w:val="0017640F"/>
-    <w:pPr>
-      <w:ind w:left="720"/>
-      <w:contextualSpacing/>
-    </w:pPr>
-  </w:style>
-  <w:style w:type="table" w:styleId="Taulaambquadrcula">
-    <w:name w:val="Table Grid"/>
-    <w:basedOn w:val="Taulanormal"/>
-    <w:uiPriority w:val="39"/>
-    <w:rsid w:val="00EB262F"/>
-    <w:tblPr>
-      <w:tblInd w:w="0" w:type="dxa"/>
-      <w:tblBorders>
-        <w:top w:val="single" w:sz="4" w:space="0" w:color="auto"/>
-        <w:left w:val="single" w:sz="4" w:space="0" w:color="auto"/>
-        <w:bottom w:val="single" w:sz="4" w:space="0" w:color="auto"/>
-        <w:right w:val="single" w:sz="4" w:space="0" w:color="auto"/>
-        <w:insideH w:val="single" w:sz="4" w:space="0" w:color="auto"/>
-        <w:insideV w:val="single" w:sz="4" w:space="0" w:color="auto"/>
-      </w:tblBorders>
-      <w:tblCellMar>
-        <w:top w:w="0" w:type="dxa"/>
-        <w:left w:w="108" w:type="dxa"/>
-        <w:bottom w:w="0" w:type="dxa"/>
-        <w:right w:w="108" w:type="dxa"/>
-      </w:tblCellMar>
-    </w:tblPr>
-  </w:style>
-  <w:style w:type="character" w:customStyle="1" w:styleId="UnresolvedMention">
-    <w:name w:val="Unresolved Mention"/>
-    <w:basedOn w:val="Tipusdelletraperdefectedelpargraf"/>
-    <w:uiPriority w:val="99"/>
-    <w:semiHidden/>
-    <w:unhideWhenUsed/>
-    <w:rsid w:val="0043462F"/>
-    <w:rPr>
-      <w:color w:val="605E5C"/>
-      <w:shd w:val="clear" w:color="auto" w:fill="E1DFDD"/>
-    </w:rPr>
-  </w:style>
-  <w:style w:type="paragraph" w:styleId="Subttol">
-    <w:name w:val="Subtitle"/>
-    <w:basedOn w:val="Normal"/>
-    <w:next w:val="Normal"/>
-    <w:uiPriority w:val="11"/>
-    <w:qFormat/>
-    <w:pPr>
-      <w:keepNext/>
-      <w:keepLines/>
-      <w:spacing w:before="360" w:after="80"/>
-    </w:pPr>
-    <w:rPr>
-      <w:rFonts w:ascii="Georgia" w:eastAsia="Georgia" w:hAnsi="Georgia" w:cs="Georgia"/>
-      <w:i/>
-      <w:color w:val="666666"/>
-      <w:sz w:val="48"/>
-      <w:szCs w:val="48"/>
-    </w:rPr>
-  </w:style>
-  <w:style w:type="table" w:customStyle="1" w:styleId="a1">
-    <w:basedOn w:val="Taulanormal"/>
-    <w:tblPr>
-      <w:tblStyleRowBandSize w:val="1"/>
-      <w:tblStyleColBandSize w:val="1"/>
-      <w:tblInd w:w="0" w:type="dxa"/>
-      <w:tblCellMar>
-        <w:top w:w="0" w:type="dxa"/>
-        <w:left w:w="108" w:type="dxa"/>
-        <w:bottom w:w="0" w:type="dxa"/>
-        <w:right w:w="108" w:type="dxa"/>
-      </w:tblCellMar>
-    </w:tblPr>
-  </w:style>
-  <w:style w:type="table" w:customStyle="1" w:styleId="a2">
-    <w:basedOn w:val="Taulanormal"/>
-    <w:tblPr>
-      <w:tblStyleRowBandSize w:val="1"/>
-      <w:tblStyleColBandSize w:val="1"/>
-      <w:tblInd w:w="0" w:type="dxa"/>
-      <w:tblCellMar>
-        <w:top w:w="0" w:type="dxa"/>
-        <w:left w:w="70" w:type="dxa"/>
-        <w:bottom w:w="0" w:type="dxa"/>
-        <w:right w:w="70" w:type="dxa"/>
-      </w:tblCellMar>
-    </w:tblPr>
-  </w:style>
-  <w:style w:type="paragraph" w:styleId="Textdeglobus">
-    <w:name w:val="Balloon Text"/>
-    <w:basedOn w:val="Normal"/>
-    <w:link w:val="TextdeglobusCar"/>
-    <w:uiPriority w:val="99"/>
-    <w:semiHidden/>
-    <w:unhideWhenUsed/>
-    <w:rsid w:val="00B10C6E"/>
-    <w:rPr>
-      <w:rFonts w:ascii="Tahoma" w:hAnsi="Tahoma" w:cs="Tahoma"/>
-      <w:sz w:val="16"/>
-      <w:szCs w:val="16"/>
-    </w:rPr>
-  </w:style>
-  <w:style w:type="character" w:customStyle="1" w:styleId="TextdeglobusCar">
-    <w:name w:val="Text de globus Car"/>
-    <w:basedOn w:val="Tipusdelletraperdefectedelpargraf"/>
-    <w:link w:val="Textdeglobus"/>
     <w:uiPriority w:val="99"/>
     <w:semiHidden/>
     <w:rsid w:val="00B10C6E"/>
@@ -6057,7 +5593,7 @@
   <a:extraClrSchemeLst/>
   <a:extLst>
     <a:ext uri="{05A4C25C-085E-4340-85A3-A5531E510DB2}">
-      <thm15:themeFamily xmlns="" xmlns:thm15="http://schemas.microsoft.com/office/thememl/2012/main" name="Office Theme" id="{62F939B6-93AF-4DB8-9C6B-D6C7DFDC589F}" vid="{4A3C46E8-61CC-4603-A589-7422A47A8E4A}"/>
+      <thm15:themeFamily xmlns:thm15="http://schemas.microsoft.com/office/thememl/2012/main" name="Office Theme" id="{62F939B6-93AF-4DB8-9C6B-D6C7DFDC589F}" vid="{4A3C46E8-61CC-4603-A589-7422A47A8E4A}"/>
     </a:ext>
   </a:extLst>
 </a:theme>
